--- a/Manual_Utilizador_FL_Dashboard.docx
+++ b/Manual_Utilizador_FL_Dashboard.docx
@@ -4,12 +4,10 @@
   <w:body>
     <w:p>
       <w:pPr>
-        <w:spacing w:before="2400" w:line="360" w:lineRule="auto"/>
+        <w:spacing w:before="2400"/>
         <w:jc w:val="center"/>
         <w:rPr>
           <w:rFonts w:ascii="Calibri" w:hAnsi="Calibri" w:cs="Calibri"/>
-          <w:sz w:val="36"/>
-          <w:szCs w:val="36"/>
         </w:rPr>
       </w:pPr>
       <w:r>
@@ -17,20 +15,18 @@
           <w:rFonts w:ascii="Calibri" w:hAnsi="Calibri" w:cs="Calibri"/>
           <w:b/>
           <w:bCs/>
-          <w:sz w:val="36"/>
-          <w:szCs w:val="36"/>
+          <w:sz w:val="56"/>
+          <w:szCs w:val="56"/>
         </w:rPr>
         <w:t>Manual do Utilizador</w:t>
       </w:r>
     </w:p>
     <w:p>
       <w:pPr>
-        <w:spacing w:before="200" w:after="100" w:line="360" w:lineRule="auto"/>
+        <w:spacing w:before="200" w:after="100"/>
         <w:jc w:val="center"/>
         <w:rPr>
           <w:rFonts w:ascii="Calibri" w:hAnsi="Calibri" w:cs="Calibri"/>
-          <w:sz w:val="36"/>
-          <w:szCs w:val="36"/>
         </w:rPr>
       </w:pPr>
       <w:r>
@@ -60,64 +56,68 @@
     </w:p>
     <w:p>
       <w:pPr>
-        <w:spacing w:after="2000" w:line="360" w:lineRule="auto"/>
+        <w:spacing w:after="2000"/>
         <w:jc w:val="center"/>
         <w:rPr>
           <w:rFonts w:ascii="Calibri" w:hAnsi="Calibri" w:cs="Calibri"/>
-          <w:b/>
-          <w:bCs/>
-          <w:sz w:val="32"/>
-          <w:szCs w:val="32"/>
-        </w:rPr>
-      </w:pPr>
-      <w:r>
-        <w:rPr>
-          <w:rFonts w:ascii="Calibri" w:hAnsi="Calibri" w:cs="Calibri"/>
-          <w:b/>
-          <w:bCs/>
+        </w:rPr>
+      </w:pPr>
+      <w:r>
+        <w:rPr>
+          <w:rFonts w:ascii="Calibri" w:hAnsi="Calibri" w:cs="Calibri"/>
           <w:color w:val="555555"/>
-          <w:sz w:val="32"/>
-          <w:szCs w:val="32"/>
-        </w:rPr>
-        <w:t>Ferreira Lapa — Guia de utilização para a equipa</w:t>
-      </w:r>
-    </w:p>
-    <w:p>
-      <w:pPr>
-        <w:spacing w:line="360" w:lineRule="auto"/>
-        <w:jc w:val="center"/>
-        <w:rPr>
-          <w:rFonts w:ascii="Calibri" w:hAnsi="Calibri" w:cs="Calibri"/>
-          <w:sz w:val="28"/>
-          <w:szCs w:val="28"/>
-        </w:rPr>
-      </w:pPr>
-      <w:r>
-        <w:rPr>
-          <w:rFonts w:ascii="Calibri" w:hAnsi="Calibri" w:cs="Calibri"/>
-          <w:i/>
-          <w:iCs/>
-          <w:color w:val="888888"/>
-          <w:sz w:val="28"/>
-          <w:szCs w:val="28"/>
-        </w:rPr>
-        <w:t>Versão 1 · Setembro 2026</w:t>
-      </w:r>
-    </w:p>
-    <w:p>
-      <w:pPr>
-        <w:spacing w:line="360" w:lineRule="auto"/>
-        <w:rPr>
-          <w:rFonts w:ascii="Calibri" w:hAnsi="Calibri" w:cs="Calibri"/>
           <w:sz w:val="24"/>
           <w:szCs w:val="24"/>
         </w:rPr>
-      </w:pPr>
-      <w:r>
-        <w:rPr>
-          <w:rFonts w:ascii="Calibri" w:hAnsi="Calibri" w:cs="Calibri"/>
-          <w:sz w:val="24"/>
-          <w:szCs w:val="24"/>
+        <w:t>Ferreira Lapa — Guia de utilização para a equipa</w:t>
+      </w:r>
+    </w:p>
+    <w:p>
+      <w:pPr>
+        <w:jc w:val="center"/>
+        <w:rPr>
+          <w:rFonts w:ascii="Calibri" w:hAnsi="Calibri" w:cs="Calibri"/>
+        </w:rPr>
+      </w:pPr>
+      <w:r>
+        <w:rPr>
+          <w:rFonts w:ascii="Calibri" w:hAnsi="Calibri" w:cs="Calibri"/>
+          <w:i/>
+          <w:iCs/>
+          <w:color w:val="888888"/>
+        </w:rPr>
+        <w:t xml:space="preserve">Versão 1.1 · </w:t>
+      </w:r>
+      <w:proofErr w:type="gramStart"/>
+      <w:r>
+        <w:rPr>
+          <w:rFonts w:ascii="Calibri" w:hAnsi="Calibri" w:cs="Calibri"/>
+          <w:i/>
+          <w:iCs/>
+          <w:color w:val="888888"/>
+        </w:rPr>
+        <w:t>Outubro</w:t>
+      </w:r>
+      <w:proofErr w:type="gramEnd"/>
+      <w:r>
+        <w:rPr>
+          <w:rFonts w:ascii="Calibri" w:hAnsi="Calibri" w:cs="Calibri"/>
+          <w:i/>
+          <w:iCs/>
+          <w:color w:val="888888"/>
+        </w:rPr>
+        <w:t xml:space="preserve"> 2026</w:t>
+      </w:r>
+    </w:p>
+    <w:p>
+      <w:pPr>
+        <w:rPr>
+          <w:rFonts w:ascii="Calibri" w:hAnsi="Calibri" w:cs="Calibri"/>
+        </w:rPr>
+      </w:pPr>
+      <w:r>
+        <w:rPr>
+          <w:rFonts w:ascii="Calibri" w:hAnsi="Calibri" w:cs="Calibri"/>
         </w:rPr>
         <w:br w:type="page"/>
       </w:r>
@@ -125,22 +125,14 @@
     <w:p>
       <w:pPr>
         <w:pStyle w:val="Ttulo1"/>
-        <w:spacing w:before="400" w:after="200" w:line="360" w:lineRule="auto"/>
-        <w:rPr>
-          <w:rFonts w:ascii="Calibri" w:hAnsi="Calibri" w:cs="Calibri"/>
-          <w:b/>
-          <w:bCs/>
-          <w:sz w:val="28"/>
-          <w:szCs w:val="28"/>
-        </w:rPr>
-      </w:pPr>
-      <w:r>
-        <w:rPr>
-          <w:rFonts w:ascii="Calibri" w:hAnsi="Calibri" w:cs="Calibri"/>
-          <w:b/>
-          <w:bCs/>
-          <w:sz w:val="28"/>
-          <w:szCs w:val="28"/>
+        <w:spacing w:before="400" w:after="200"/>
+        <w:rPr>
+          <w:rFonts w:ascii="Calibri" w:hAnsi="Calibri" w:cs="Calibri"/>
+        </w:rPr>
+      </w:pPr>
+      <w:r>
+        <w:rPr>
+          <w:rFonts w:ascii="Calibri" w:hAnsi="Calibri" w:cs="Calibri"/>
         </w:rPr>
         <w:lastRenderedPageBreak/>
         <w:t>Índice</w:t>
@@ -148,362 +140,417 @@
     </w:p>
     <w:p>
       <w:pPr>
-        <w:spacing w:after="120" w:line="360" w:lineRule="auto"/>
-        <w:rPr>
-          <w:rFonts w:ascii="Calibri" w:hAnsi="Calibri" w:cs="Calibri"/>
-          <w:sz w:val="24"/>
-          <w:szCs w:val="24"/>
-        </w:rPr>
-      </w:pPr>
-      <w:r>
-        <w:rPr>
-          <w:rFonts w:ascii="Calibri" w:hAnsi="Calibri" w:cs="Calibri"/>
-          <w:sz w:val="24"/>
-          <w:szCs w:val="24"/>
-        </w:rPr>
-        <w:t>1. Introdução</w:t>
-      </w:r>
-    </w:p>
-    <w:p>
-      <w:pPr>
-        <w:spacing w:after="120" w:line="360" w:lineRule="auto"/>
-        <w:rPr>
-          <w:rFonts w:ascii="Calibri" w:hAnsi="Calibri" w:cs="Calibri"/>
-          <w:sz w:val="24"/>
-          <w:szCs w:val="24"/>
-        </w:rPr>
-      </w:pPr>
-      <w:r>
-        <w:rPr>
-          <w:rFonts w:ascii="Calibri" w:hAnsi="Calibri" w:cs="Calibri"/>
-          <w:sz w:val="24"/>
-          <w:szCs w:val="24"/>
-        </w:rPr>
-        <w:t>2. Navegação Geral</w:t>
-      </w:r>
-    </w:p>
-    <w:p>
-      <w:pPr>
-        <w:spacing w:after="120" w:line="360" w:lineRule="auto"/>
-        <w:rPr>
-          <w:rFonts w:ascii="Calibri" w:hAnsi="Calibri" w:cs="Calibri"/>
-          <w:sz w:val="24"/>
-          <w:szCs w:val="24"/>
-        </w:rPr>
-      </w:pPr>
-      <w:r>
-        <w:rPr>
-          <w:rFonts w:ascii="Calibri" w:hAnsi="Calibri" w:cs="Calibri"/>
-          <w:sz w:val="24"/>
-          <w:szCs w:val="24"/>
-        </w:rPr>
-        <w:t>3. A Sua Página Inicial</w:t>
-      </w:r>
-    </w:p>
-    <w:p>
-      <w:pPr>
-        <w:spacing w:after="120" w:line="360" w:lineRule="auto"/>
-        <w:rPr>
-          <w:rFonts w:ascii="Calibri" w:hAnsi="Calibri" w:cs="Calibri"/>
-          <w:sz w:val="24"/>
-          <w:szCs w:val="24"/>
-        </w:rPr>
-      </w:pPr>
-      <w:r>
-        <w:rPr>
-          <w:rFonts w:ascii="Calibri" w:hAnsi="Calibri" w:cs="Calibri"/>
-          <w:sz w:val="24"/>
-          <w:szCs w:val="24"/>
-        </w:rPr>
-        <w:t xml:space="preserve">4. Quadro </w:t>
-      </w:r>
-      <w:proofErr w:type="spellStart"/>
-      <w:r>
-        <w:rPr>
-          <w:rFonts w:ascii="Calibri" w:hAnsi="Calibri" w:cs="Calibri"/>
-          <w:sz w:val="24"/>
-          <w:szCs w:val="24"/>
-        </w:rPr>
-        <w:t>Kanban</w:t>
-      </w:r>
-      <w:proofErr w:type="spellEnd"/>
-    </w:p>
-    <w:p>
-      <w:pPr>
-        <w:spacing w:after="120" w:line="360" w:lineRule="auto"/>
-        <w:rPr>
-          <w:rFonts w:ascii="Calibri" w:hAnsi="Calibri" w:cs="Calibri"/>
-          <w:sz w:val="24"/>
-          <w:szCs w:val="24"/>
-        </w:rPr>
-      </w:pPr>
-      <w:r>
-        <w:rPr>
-          <w:rFonts w:ascii="Calibri" w:hAnsi="Calibri" w:cs="Calibri"/>
-          <w:sz w:val="24"/>
-          <w:szCs w:val="24"/>
-        </w:rPr>
-        <w:t>5. Projetos</w:t>
-      </w:r>
-    </w:p>
-    <w:p>
-      <w:pPr>
-        <w:spacing w:after="120" w:line="360" w:lineRule="auto"/>
-        <w:rPr>
-          <w:rFonts w:ascii="Calibri" w:hAnsi="Calibri" w:cs="Calibri"/>
-          <w:sz w:val="24"/>
-          <w:szCs w:val="24"/>
-        </w:rPr>
-      </w:pPr>
-      <w:r>
-        <w:rPr>
-          <w:rFonts w:ascii="Calibri" w:hAnsi="Calibri" w:cs="Calibri"/>
-          <w:sz w:val="24"/>
-          <w:szCs w:val="24"/>
-        </w:rPr>
-        <w:t>6. Tarefas</w:t>
-      </w:r>
-    </w:p>
-    <w:p>
-      <w:pPr>
-        <w:spacing w:after="120" w:line="360" w:lineRule="auto"/>
-        <w:rPr>
-          <w:rFonts w:ascii="Calibri" w:hAnsi="Calibri" w:cs="Calibri"/>
-          <w:sz w:val="24"/>
-          <w:szCs w:val="24"/>
-        </w:rPr>
-      </w:pPr>
-      <w:r>
-        <w:rPr>
-          <w:rFonts w:ascii="Calibri" w:hAnsi="Calibri" w:cs="Calibri"/>
-          <w:sz w:val="24"/>
-          <w:szCs w:val="24"/>
-        </w:rPr>
-        <w:t xml:space="preserve">7. </w:t>
-      </w:r>
-      <w:proofErr w:type="spellStart"/>
-      <w:r>
-        <w:rPr>
-          <w:rFonts w:ascii="Calibri" w:hAnsi="Calibri" w:cs="Calibri"/>
-          <w:sz w:val="24"/>
-          <w:szCs w:val="24"/>
-        </w:rPr>
-        <w:t>Subtarefas</w:t>
-      </w:r>
-      <w:proofErr w:type="spellEnd"/>
-    </w:p>
-    <w:p>
-      <w:pPr>
-        <w:spacing w:after="120" w:line="360" w:lineRule="auto"/>
-        <w:rPr>
-          <w:rFonts w:ascii="Calibri" w:hAnsi="Calibri" w:cs="Calibri"/>
-          <w:sz w:val="24"/>
-          <w:szCs w:val="24"/>
-        </w:rPr>
-      </w:pPr>
-      <w:r>
-        <w:rPr>
-          <w:rFonts w:ascii="Calibri" w:hAnsi="Calibri" w:cs="Calibri"/>
-          <w:sz w:val="24"/>
-          <w:szCs w:val="24"/>
-        </w:rPr>
-        <w:t>8. Filtros Avançados</w:t>
-      </w:r>
-    </w:p>
-    <w:p>
-      <w:pPr>
-        <w:spacing w:after="120" w:line="360" w:lineRule="auto"/>
-        <w:rPr>
-          <w:rFonts w:ascii="Calibri" w:hAnsi="Calibri" w:cs="Calibri"/>
-          <w:sz w:val="24"/>
-          <w:szCs w:val="24"/>
-        </w:rPr>
-      </w:pPr>
-      <w:r>
-        <w:rPr>
-          <w:rFonts w:ascii="Calibri" w:hAnsi="Calibri" w:cs="Calibri"/>
-          <w:sz w:val="24"/>
-          <w:szCs w:val="24"/>
-        </w:rPr>
-        <w:t>9. Clientes</w:t>
-      </w:r>
-    </w:p>
-    <w:p>
-      <w:pPr>
-        <w:spacing w:after="120" w:line="360" w:lineRule="auto"/>
-        <w:rPr>
-          <w:rFonts w:ascii="Calibri" w:hAnsi="Calibri" w:cs="Calibri"/>
-          <w:sz w:val="24"/>
-          <w:szCs w:val="24"/>
-        </w:rPr>
-      </w:pPr>
-      <w:r>
-        <w:rPr>
-          <w:rFonts w:ascii="Calibri" w:hAnsi="Calibri" w:cs="Calibri"/>
-          <w:sz w:val="24"/>
-          <w:szCs w:val="24"/>
-        </w:rPr>
-        <w:t>10. Colaboradores Externos</w:t>
-      </w:r>
-    </w:p>
-    <w:p>
-      <w:pPr>
-        <w:spacing w:after="120" w:line="360" w:lineRule="auto"/>
-        <w:rPr>
-          <w:rFonts w:ascii="Calibri" w:hAnsi="Calibri" w:cs="Calibri"/>
-          <w:sz w:val="24"/>
-          <w:szCs w:val="24"/>
-        </w:rPr>
-      </w:pPr>
-      <w:r>
-        <w:rPr>
-          <w:rFonts w:ascii="Calibri" w:hAnsi="Calibri" w:cs="Calibri"/>
-          <w:sz w:val="24"/>
-          <w:szCs w:val="24"/>
-        </w:rPr>
-        <w:t>11. Propostas</w:t>
-      </w:r>
-    </w:p>
-    <w:p>
-      <w:pPr>
-        <w:spacing w:after="120" w:line="360" w:lineRule="auto"/>
-        <w:rPr>
-          <w:rFonts w:ascii="Calibri" w:hAnsi="Calibri" w:cs="Calibri"/>
-          <w:sz w:val="24"/>
-          <w:szCs w:val="24"/>
-        </w:rPr>
-      </w:pPr>
-      <w:r>
-        <w:rPr>
-          <w:rFonts w:ascii="Calibri" w:hAnsi="Calibri" w:cs="Calibri"/>
-          <w:sz w:val="24"/>
-          <w:szCs w:val="24"/>
-        </w:rPr>
-        <w:t>12. Notificações</w:t>
-      </w:r>
-    </w:p>
-    <w:p>
-      <w:pPr>
-        <w:spacing w:after="120" w:line="360" w:lineRule="auto"/>
-        <w:rPr>
-          <w:rFonts w:ascii="Calibri" w:hAnsi="Calibri" w:cs="Calibri"/>
-          <w:sz w:val="24"/>
-          <w:szCs w:val="24"/>
-        </w:rPr>
-      </w:pPr>
-      <w:r>
-        <w:rPr>
-          <w:rFonts w:ascii="Calibri" w:hAnsi="Calibri" w:cs="Calibri"/>
-          <w:sz w:val="24"/>
-          <w:szCs w:val="24"/>
-        </w:rPr>
-        <w:t>13. Pesquisa Global</w:t>
-      </w:r>
-    </w:p>
-    <w:p>
-      <w:pPr>
-        <w:spacing w:after="120" w:line="360" w:lineRule="auto"/>
-        <w:rPr>
-          <w:rFonts w:ascii="Calibri" w:hAnsi="Calibri" w:cs="Calibri"/>
-          <w:sz w:val="24"/>
-          <w:szCs w:val="24"/>
-        </w:rPr>
-      </w:pPr>
-      <w:r>
-        <w:rPr>
-          <w:rFonts w:ascii="Calibri" w:hAnsi="Calibri" w:cs="Calibri"/>
-          <w:sz w:val="24"/>
-          <w:szCs w:val="24"/>
-        </w:rPr>
-        <w:t>14. Banco de Horas</w:t>
-      </w:r>
-    </w:p>
-    <w:p>
-      <w:pPr>
-        <w:spacing w:after="120" w:line="360" w:lineRule="auto"/>
-        <w:rPr>
-          <w:rFonts w:ascii="Calibri" w:hAnsi="Calibri" w:cs="Calibri"/>
-          <w:sz w:val="24"/>
-          <w:szCs w:val="24"/>
-        </w:rPr>
-      </w:pPr>
-      <w:r>
-        <w:rPr>
-          <w:rFonts w:ascii="Calibri" w:hAnsi="Calibri" w:cs="Calibri"/>
-          <w:sz w:val="24"/>
-          <w:szCs w:val="24"/>
-        </w:rPr>
-        <w:t>15. Relatórios</w:t>
-      </w:r>
-    </w:p>
-    <w:p>
-      <w:pPr>
-        <w:spacing w:after="120" w:line="360" w:lineRule="auto"/>
-        <w:rPr>
-          <w:rFonts w:ascii="Calibri" w:hAnsi="Calibri" w:cs="Calibri"/>
-          <w:sz w:val="24"/>
-          <w:szCs w:val="24"/>
-        </w:rPr>
-      </w:pPr>
-      <w:r>
-        <w:rPr>
-          <w:rFonts w:ascii="Calibri" w:hAnsi="Calibri" w:cs="Calibri"/>
-          <w:sz w:val="24"/>
-          <w:szCs w:val="24"/>
-        </w:rPr>
-        <w:t>16. Gestão de Colaboradores</w:t>
-      </w:r>
-    </w:p>
-    <w:p>
-      <w:pPr>
-        <w:spacing w:after="120" w:line="360" w:lineRule="auto"/>
-        <w:rPr>
-          <w:rFonts w:ascii="Calibri" w:hAnsi="Calibri" w:cs="Calibri"/>
-          <w:sz w:val="24"/>
-          <w:szCs w:val="24"/>
-        </w:rPr>
-      </w:pPr>
-      <w:r>
-        <w:rPr>
-          <w:rFonts w:ascii="Calibri" w:hAnsi="Calibri" w:cs="Calibri"/>
-          <w:sz w:val="24"/>
-          <w:szCs w:val="24"/>
-        </w:rPr>
-        <w:t>17. Perfis e Permissões</w:t>
-      </w:r>
-    </w:p>
-    <w:p>
-      <w:pPr>
-        <w:spacing w:after="120" w:line="360" w:lineRule="auto"/>
-        <w:rPr>
-          <w:rFonts w:ascii="Calibri" w:hAnsi="Calibri" w:cs="Calibri"/>
-          <w:sz w:val="24"/>
-          <w:szCs w:val="24"/>
-        </w:rPr>
-      </w:pPr>
-      <w:r>
-        <w:rPr>
-          <w:rFonts w:ascii="Calibri" w:hAnsi="Calibri" w:cs="Calibri"/>
-          <w:sz w:val="24"/>
-          <w:szCs w:val="24"/>
-        </w:rPr>
-        <w:t>18. Perguntas Frequentes</w:t>
-      </w:r>
-    </w:p>
-    <w:p>
-      <w:pPr>
-        <w:spacing w:line="360" w:lineRule="auto"/>
-        <w:rPr>
-          <w:rFonts w:ascii="Calibri" w:hAnsi="Calibri" w:cs="Calibri"/>
-          <w:sz w:val="24"/>
-          <w:szCs w:val="24"/>
-        </w:rPr>
-      </w:pPr>
-      <w:r>
-        <w:rPr>
-          <w:rFonts w:ascii="Calibri" w:hAnsi="Calibri" w:cs="Calibri"/>
-          <w:sz w:val="24"/>
-          <w:szCs w:val="24"/>
+        <w:spacing w:after="120"/>
+        <w:rPr>
+          <w:rFonts w:ascii="Calibri" w:hAnsi="Calibri" w:cs="Calibri"/>
+        </w:rPr>
+      </w:pPr>
+      <w:hyperlink w:anchor="sec_1" w:history="1">
+        <w:r>
+          <w:rPr>
+            <w:rFonts w:ascii="Calibri" w:hAnsi="Calibri" w:cs="Calibri"/>
+            <w:color w:val="1F5FBF"/>
+            <w:sz w:val="24"/>
+            <w:szCs w:val="24"/>
+            <w:u w:val="single"/>
+          </w:rPr>
+          <w:t>1. Introdução</w:t>
+        </w:r>
+      </w:hyperlink>
+    </w:p>
+    <w:p>
+      <w:pPr>
+        <w:spacing w:after="120"/>
+        <w:rPr>
+          <w:rFonts w:ascii="Calibri" w:hAnsi="Calibri" w:cs="Calibri"/>
+        </w:rPr>
+      </w:pPr>
+      <w:hyperlink w:anchor="sec_2" w:history="1">
+        <w:r>
+          <w:rPr>
+            <w:rFonts w:ascii="Calibri" w:hAnsi="Calibri" w:cs="Calibri"/>
+            <w:color w:val="1F5FBF"/>
+            <w:sz w:val="24"/>
+            <w:szCs w:val="24"/>
+            <w:u w:val="single"/>
+          </w:rPr>
+          <w:t>2. Navegação Geral</w:t>
+        </w:r>
+      </w:hyperlink>
+    </w:p>
+    <w:p>
+      <w:pPr>
+        <w:spacing w:after="120"/>
+        <w:rPr>
+          <w:rFonts w:ascii="Calibri" w:hAnsi="Calibri" w:cs="Calibri"/>
+        </w:rPr>
+      </w:pPr>
+      <w:hyperlink w:anchor="sec_3" w:history="1">
+        <w:r>
+          <w:rPr>
+            <w:rFonts w:ascii="Calibri" w:hAnsi="Calibri" w:cs="Calibri"/>
+            <w:color w:val="1F5FBF"/>
+            <w:sz w:val="24"/>
+            <w:szCs w:val="24"/>
+            <w:u w:val="single"/>
+          </w:rPr>
+          <w:t>3. A Sua Página Inicial</w:t>
+        </w:r>
+      </w:hyperlink>
+    </w:p>
+    <w:p>
+      <w:pPr>
+        <w:spacing w:after="120"/>
+        <w:rPr>
+          <w:rFonts w:ascii="Calibri" w:hAnsi="Calibri" w:cs="Calibri"/>
+        </w:rPr>
+      </w:pPr>
+      <w:hyperlink w:anchor="sec_4" w:history="1">
+        <w:r>
+          <w:rPr>
+            <w:rFonts w:ascii="Calibri" w:hAnsi="Calibri" w:cs="Calibri"/>
+            <w:color w:val="1F5FBF"/>
+            <w:sz w:val="24"/>
+            <w:szCs w:val="24"/>
+            <w:u w:val="single"/>
+          </w:rPr>
+          <w:t xml:space="preserve">4. Quadro </w:t>
+        </w:r>
+        <w:proofErr w:type="spellStart"/>
+        <w:r>
+          <w:rPr>
+            <w:rFonts w:ascii="Calibri" w:hAnsi="Calibri" w:cs="Calibri"/>
+            <w:color w:val="1F5FBF"/>
+            <w:sz w:val="24"/>
+            <w:szCs w:val="24"/>
+            <w:u w:val="single"/>
+          </w:rPr>
+          <w:t>Kanban</w:t>
+        </w:r>
+        <w:proofErr w:type="spellEnd"/>
+      </w:hyperlink>
+    </w:p>
+    <w:p>
+      <w:pPr>
+        <w:spacing w:after="120"/>
+        <w:rPr>
+          <w:rFonts w:ascii="Calibri" w:hAnsi="Calibri" w:cs="Calibri"/>
+        </w:rPr>
+      </w:pPr>
+      <w:hyperlink w:anchor="sec_5" w:history="1">
+        <w:r>
+          <w:rPr>
+            <w:rFonts w:ascii="Calibri" w:hAnsi="Calibri" w:cs="Calibri"/>
+            <w:color w:val="1F5FBF"/>
+            <w:sz w:val="24"/>
+            <w:szCs w:val="24"/>
+            <w:u w:val="single"/>
+          </w:rPr>
+          <w:t>5. Projetos</w:t>
+        </w:r>
+      </w:hyperlink>
+    </w:p>
+    <w:p>
+      <w:pPr>
+        <w:spacing w:after="120"/>
+        <w:rPr>
+          <w:rFonts w:ascii="Calibri" w:hAnsi="Calibri" w:cs="Calibri"/>
+        </w:rPr>
+      </w:pPr>
+      <w:hyperlink w:anchor="sec_6" w:history="1">
+        <w:r>
+          <w:rPr>
+            <w:rFonts w:ascii="Calibri" w:hAnsi="Calibri" w:cs="Calibri"/>
+            <w:color w:val="1F5FBF"/>
+            <w:sz w:val="24"/>
+            <w:szCs w:val="24"/>
+            <w:u w:val="single"/>
+          </w:rPr>
+          <w:t>6. Tarefas</w:t>
+        </w:r>
+      </w:hyperlink>
+    </w:p>
+    <w:p>
+      <w:pPr>
+        <w:spacing w:after="120"/>
+        <w:rPr>
+          <w:rFonts w:ascii="Calibri" w:hAnsi="Calibri" w:cs="Calibri"/>
+        </w:rPr>
+      </w:pPr>
+      <w:hyperlink w:anchor="sec_7" w:history="1">
+        <w:r>
+          <w:rPr>
+            <w:rFonts w:ascii="Calibri" w:hAnsi="Calibri" w:cs="Calibri"/>
+            <w:color w:val="1F5FBF"/>
+            <w:sz w:val="24"/>
+            <w:szCs w:val="24"/>
+            <w:u w:val="single"/>
+          </w:rPr>
+          <w:t xml:space="preserve">7. </w:t>
+        </w:r>
+        <w:proofErr w:type="spellStart"/>
+        <w:r>
+          <w:rPr>
+            <w:rFonts w:ascii="Calibri" w:hAnsi="Calibri" w:cs="Calibri"/>
+            <w:color w:val="1F5FBF"/>
+            <w:sz w:val="24"/>
+            <w:szCs w:val="24"/>
+            <w:u w:val="single"/>
+          </w:rPr>
+          <w:t>Subtarefas</w:t>
+        </w:r>
+        <w:proofErr w:type="spellEnd"/>
+      </w:hyperlink>
+    </w:p>
+    <w:p>
+      <w:pPr>
+        <w:spacing w:after="120"/>
+        <w:rPr>
+          <w:rFonts w:ascii="Calibri" w:hAnsi="Calibri" w:cs="Calibri"/>
+        </w:rPr>
+      </w:pPr>
+      <w:hyperlink w:anchor="sec_8" w:history="1">
+        <w:r>
+          <w:rPr>
+            <w:rFonts w:ascii="Calibri" w:hAnsi="Calibri" w:cs="Calibri"/>
+            <w:color w:val="1F5FBF"/>
+            <w:sz w:val="24"/>
+            <w:szCs w:val="24"/>
+            <w:u w:val="single"/>
+          </w:rPr>
+          <w:t>8. Filtros Avançados</w:t>
+        </w:r>
+      </w:hyperlink>
+    </w:p>
+    <w:p>
+      <w:pPr>
+        <w:spacing w:after="120"/>
+        <w:rPr>
+          <w:rFonts w:ascii="Calibri" w:hAnsi="Calibri" w:cs="Calibri"/>
+        </w:rPr>
+      </w:pPr>
+      <w:hyperlink w:anchor="sec_9" w:history="1">
+        <w:r>
+          <w:rPr>
+            <w:rFonts w:ascii="Calibri" w:hAnsi="Calibri" w:cs="Calibri"/>
+            <w:color w:val="1F5FBF"/>
+            <w:sz w:val="24"/>
+            <w:szCs w:val="24"/>
+            <w:u w:val="single"/>
+          </w:rPr>
+          <w:t>9. Clientes</w:t>
+        </w:r>
+      </w:hyperlink>
+    </w:p>
+    <w:p>
+      <w:pPr>
+        <w:spacing w:after="120"/>
+        <w:rPr>
+          <w:rFonts w:ascii="Calibri" w:hAnsi="Calibri" w:cs="Calibri"/>
+        </w:rPr>
+      </w:pPr>
+      <w:hyperlink w:anchor="sec_10" w:history="1">
+        <w:r>
+          <w:rPr>
+            <w:rFonts w:ascii="Calibri" w:hAnsi="Calibri" w:cs="Calibri"/>
+            <w:color w:val="1F5FBF"/>
+            <w:sz w:val="24"/>
+            <w:szCs w:val="24"/>
+            <w:u w:val="single"/>
+          </w:rPr>
+          <w:t>10. Colaboradores Externos</w:t>
+        </w:r>
+      </w:hyperlink>
+    </w:p>
+    <w:p>
+      <w:pPr>
+        <w:spacing w:after="120"/>
+        <w:rPr>
+          <w:rFonts w:ascii="Calibri" w:hAnsi="Calibri" w:cs="Calibri"/>
+        </w:rPr>
+      </w:pPr>
+      <w:hyperlink w:anchor="sec_11" w:history="1">
+        <w:r>
+          <w:rPr>
+            <w:rFonts w:ascii="Calibri" w:hAnsi="Calibri" w:cs="Calibri"/>
+            <w:color w:val="1F5FBF"/>
+            <w:sz w:val="24"/>
+            <w:szCs w:val="24"/>
+            <w:u w:val="single"/>
+          </w:rPr>
+          <w:t>11. Propostas</w:t>
+        </w:r>
+      </w:hyperlink>
+    </w:p>
+    <w:p>
+      <w:pPr>
+        <w:spacing w:after="120"/>
+        <w:rPr>
+          <w:rFonts w:ascii="Calibri" w:hAnsi="Calibri" w:cs="Calibri"/>
+        </w:rPr>
+      </w:pPr>
+      <w:hyperlink w:anchor="sec_12" w:history="1">
+        <w:r>
+          <w:rPr>
+            <w:rFonts w:ascii="Calibri" w:hAnsi="Calibri" w:cs="Calibri"/>
+            <w:color w:val="1F5FBF"/>
+            <w:sz w:val="24"/>
+            <w:szCs w:val="24"/>
+            <w:u w:val="single"/>
+          </w:rPr>
+          <w:t>12. Notificações</w:t>
+        </w:r>
+      </w:hyperlink>
+    </w:p>
+    <w:p>
+      <w:pPr>
+        <w:spacing w:after="120"/>
+        <w:rPr>
+          <w:rFonts w:ascii="Calibri" w:hAnsi="Calibri" w:cs="Calibri"/>
+        </w:rPr>
+      </w:pPr>
+      <w:hyperlink w:anchor="sec_13" w:history="1">
+        <w:r>
+          <w:rPr>
+            <w:rFonts w:ascii="Calibri" w:hAnsi="Calibri" w:cs="Calibri"/>
+            <w:color w:val="1F5FBF"/>
+            <w:sz w:val="24"/>
+            <w:szCs w:val="24"/>
+            <w:u w:val="single"/>
+          </w:rPr>
+          <w:t>13. Pesquisa Global</w:t>
+        </w:r>
+      </w:hyperlink>
+    </w:p>
+    <w:p>
+      <w:pPr>
+        <w:spacing w:after="120"/>
+        <w:rPr>
+          <w:rFonts w:ascii="Calibri" w:hAnsi="Calibri" w:cs="Calibri"/>
+        </w:rPr>
+      </w:pPr>
+      <w:hyperlink w:anchor="sec_14" w:history="1">
+        <w:r>
+          <w:rPr>
+            <w:rFonts w:ascii="Calibri" w:hAnsi="Calibri" w:cs="Calibri"/>
+            <w:color w:val="1F5FBF"/>
+            <w:sz w:val="24"/>
+            <w:szCs w:val="24"/>
+            <w:u w:val="single"/>
+          </w:rPr>
+          <w:t>14. Banco de Horas</w:t>
+        </w:r>
+      </w:hyperlink>
+    </w:p>
+    <w:p>
+      <w:pPr>
+        <w:spacing w:after="120"/>
+        <w:rPr>
+          <w:rFonts w:ascii="Calibri" w:hAnsi="Calibri" w:cs="Calibri"/>
+        </w:rPr>
+      </w:pPr>
+      <w:hyperlink w:anchor="sec_15" w:history="1">
+        <w:r>
+          <w:rPr>
+            <w:rFonts w:ascii="Calibri" w:hAnsi="Calibri" w:cs="Calibri"/>
+            <w:color w:val="1F5FBF"/>
+            <w:sz w:val="24"/>
+            <w:szCs w:val="24"/>
+            <w:u w:val="single"/>
+          </w:rPr>
+          <w:t>15. Relatórios</w:t>
+        </w:r>
+      </w:hyperlink>
+    </w:p>
+    <w:p>
+      <w:pPr>
+        <w:spacing w:after="120"/>
+        <w:rPr>
+          <w:rFonts w:ascii="Calibri" w:hAnsi="Calibri" w:cs="Calibri"/>
+        </w:rPr>
+      </w:pPr>
+      <w:hyperlink w:anchor="sec_16" w:history="1">
+        <w:r>
+          <w:rPr>
+            <w:rFonts w:ascii="Calibri" w:hAnsi="Calibri" w:cs="Calibri"/>
+            <w:color w:val="1F5FBF"/>
+            <w:sz w:val="24"/>
+            <w:szCs w:val="24"/>
+            <w:u w:val="single"/>
+          </w:rPr>
+          <w:t>16. Gestã</w:t>
+        </w:r>
+        <w:r>
+          <w:rPr>
+            <w:rFonts w:ascii="Calibri" w:hAnsi="Calibri" w:cs="Calibri"/>
+            <w:color w:val="1F5FBF"/>
+            <w:sz w:val="24"/>
+            <w:szCs w:val="24"/>
+            <w:u w:val="single"/>
+          </w:rPr>
+          <w:t>o</w:t>
+        </w:r>
+        <w:r>
+          <w:rPr>
+            <w:rFonts w:ascii="Calibri" w:hAnsi="Calibri" w:cs="Calibri"/>
+            <w:color w:val="1F5FBF"/>
+            <w:sz w:val="24"/>
+            <w:szCs w:val="24"/>
+            <w:u w:val="single"/>
+          </w:rPr>
+          <w:t xml:space="preserve"> de Colaboradores</w:t>
+        </w:r>
+      </w:hyperlink>
+    </w:p>
+    <w:p>
+      <w:pPr>
+        <w:spacing w:after="120"/>
+        <w:rPr>
+          <w:rFonts w:ascii="Calibri" w:hAnsi="Calibri" w:cs="Calibri"/>
+        </w:rPr>
+      </w:pPr>
+      <w:hyperlink w:anchor="sec_17" w:history="1">
+        <w:r>
+          <w:rPr>
+            <w:rFonts w:ascii="Calibri" w:hAnsi="Calibri" w:cs="Calibri"/>
+            <w:color w:val="1F5FBF"/>
+            <w:sz w:val="24"/>
+            <w:szCs w:val="24"/>
+            <w:u w:val="single"/>
+          </w:rPr>
+          <w:t>17. Perfis e Permissões</w:t>
+        </w:r>
+      </w:hyperlink>
+    </w:p>
+    <w:p>
+      <w:pPr>
+        <w:spacing w:after="120"/>
+        <w:rPr>
+          <w:rFonts w:ascii="Calibri" w:hAnsi="Calibri" w:cs="Calibri"/>
+        </w:rPr>
+      </w:pPr>
+      <w:hyperlink w:anchor="sec_18" w:history="1">
+        <w:r>
+          <w:rPr>
+            <w:rFonts w:ascii="Calibri" w:hAnsi="Calibri" w:cs="Calibri"/>
+            <w:color w:val="1F5FBF"/>
+            <w:sz w:val="24"/>
+            <w:szCs w:val="24"/>
+            <w:u w:val="single"/>
+          </w:rPr>
+          <w:t>18. Perguntas Frequentes</w:t>
+        </w:r>
+      </w:hyperlink>
+    </w:p>
+    <w:p>
+      <w:pPr>
+        <w:rPr>
+          <w:rFonts w:ascii="Calibri" w:hAnsi="Calibri" w:cs="Calibri"/>
+        </w:rPr>
+      </w:pPr>
+      <w:r>
+        <w:rPr>
+          <w:rFonts w:ascii="Calibri" w:hAnsi="Calibri" w:cs="Calibri"/>
         </w:rPr>
         <w:br w:type="page"/>
       </w:r>
@@ -511,41 +558,31 @@
     <w:p>
       <w:pPr>
         <w:pStyle w:val="Ttulo1"/>
-        <w:spacing w:before="400" w:after="200" w:line="360" w:lineRule="auto"/>
-        <w:rPr>
-          <w:rFonts w:ascii="Calibri" w:hAnsi="Calibri" w:cs="Calibri"/>
-          <w:b/>
-          <w:bCs/>
-          <w:sz w:val="28"/>
-          <w:szCs w:val="28"/>
-        </w:rPr>
-      </w:pPr>
-      <w:r>
-        <w:rPr>
-          <w:rFonts w:ascii="Calibri" w:hAnsi="Calibri" w:cs="Calibri"/>
-          <w:b/>
-          <w:bCs/>
-          <w:sz w:val="28"/>
-          <w:szCs w:val="28"/>
+        <w:spacing w:before="400" w:after="200"/>
+        <w:rPr>
+          <w:rFonts w:ascii="Calibri" w:hAnsi="Calibri" w:cs="Calibri"/>
+        </w:rPr>
+      </w:pPr>
+      <w:bookmarkStart w:id="0" w:name="sec_1"/>
+      <w:r>
+        <w:rPr>
+          <w:rFonts w:ascii="Calibri" w:hAnsi="Calibri" w:cs="Calibri"/>
         </w:rPr>
         <w:lastRenderedPageBreak/>
         <w:t>1. Introdução</w:t>
       </w:r>
-    </w:p>
-    <w:p>
-      <w:pPr>
-        <w:spacing w:after="160" w:line="360" w:lineRule="auto"/>
-        <w:rPr>
-          <w:rFonts w:ascii="Calibri" w:hAnsi="Calibri" w:cs="Calibri"/>
-          <w:sz w:val="24"/>
-          <w:szCs w:val="24"/>
-        </w:rPr>
-      </w:pPr>
-      <w:r>
-        <w:rPr>
-          <w:rFonts w:ascii="Calibri" w:hAnsi="Calibri" w:cs="Calibri"/>
-          <w:sz w:val="24"/>
-          <w:szCs w:val="24"/>
+      <w:bookmarkEnd w:id="0"/>
+    </w:p>
+    <w:p>
+      <w:pPr>
+        <w:spacing w:after="160"/>
+        <w:rPr>
+          <w:rFonts w:ascii="Calibri" w:hAnsi="Calibri" w:cs="Calibri"/>
+        </w:rPr>
+      </w:pPr>
+      <w:r>
+        <w:rPr>
+          <w:rFonts w:ascii="Calibri" w:hAnsi="Calibri" w:cs="Calibri"/>
         </w:rPr>
         <w:t xml:space="preserve">O FL </w:t>
       </w:r>
@@ -553,8 +590,6 @@
       <w:r>
         <w:rPr>
           <w:rFonts w:ascii="Calibri" w:hAnsi="Calibri" w:cs="Calibri"/>
-          <w:sz w:val="24"/>
-          <w:szCs w:val="24"/>
         </w:rPr>
         <w:t>Dashboard</w:t>
       </w:r>
@@ -562,26 +597,20 @@
       <w:r>
         <w:rPr>
           <w:rFonts w:ascii="Calibri" w:hAnsi="Calibri" w:cs="Calibri"/>
-          <w:sz w:val="24"/>
-          <w:szCs w:val="24"/>
         </w:rPr>
         <w:t xml:space="preserve"> é a ferramenta interna da Ferreira Lapa para gerir projetos, tarefas, clientes, propostas e a equipa. Substitui o controlo disperso por várias folhas e emails por um único sítio onde todos veem o estado atualizado do trabalho.</w:t>
       </w:r>
     </w:p>
     <w:p>
       <w:pPr>
-        <w:spacing w:after="160" w:line="360" w:lineRule="auto"/>
-        <w:rPr>
-          <w:rFonts w:ascii="Calibri" w:hAnsi="Calibri" w:cs="Calibri"/>
-          <w:sz w:val="24"/>
-          <w:szCs w:val="24"/>
-        </w:rPr>
-      </w:pPr>
-      <w:r>
-        <w:rPr>
-          <w:rFonts w:ascii="Calibri" w:hAnsi="Calibri" w:cs="Calibri"/>
-          <w:sz w:val="24"/>
-          <w:szCs w:val="24"/>
+        <w:spacing w:after="160"/>
+        <w:rPr>
+          <w:rFonts w:ascii="Calibri" w:hAnsi="Calibri" w:cs="Calibri"/>
+        </w:rPr>
+      </w:pPr>
+      <w:r>
+        <w:rPr>
+          <w:rFonts w:ascii="Calibri" w:hAnsi="Calibri" w:cs="Calibri"/>
         </w:rPr>
         <w:t>Este manual explica, de forma simples e sem termos técnicos, como usar as funcionalidades do dia a dia. Não é preciso saber nada de programação ou informática avançada — só é preciso saber o que cada botão e cada ecrã fazem, e é isso que aqui se explica.</w:t>
       </w:r>
@@ -589,111 +618,35 @@
     <w:p>
       <w:pPr>
         <w:pStyle w:val="Ttulo2"/>
-        <w:spacing w:before="300" w:after="150" w:line="360" w:lineRule="auto"/>
-        <w:rPr>
-          <w:rFonts w:ascii="Calibri" w:hAnsi="Calibri" w:cs="Calibri"/>
-          <w:b/>
-          <w:bCs/>
-          <w:sz w:val="28"/>
-          <w:szCs w:val="28"/>
-        </w:rPr>
-      </w:pPr>
-      <w:r>
-        <w:rPr>
-          <w:rFonts w:ascii="Calibri" w:hAnsi="Calibri" w:cs="Calibri"/>
-          <w:b/>
-          <w:bCs/>
-          <w:sz w:val="28"/>
-          <w:szCs w:val="28"/>
+        <w:spacing w:before="300" w:after="150"/>
+        <w:rPr>
+          <w:rFonts w:ascii="Calibri" w:hAnsi="Calibri" w:cs="Calibri"/>
+        </w:rPr>
+      </w:pPr>
+      <w:r>
+        <w:rPr>
+          <w:rFonts w:ascii="Calibri" w:hAnsi="Calibri" w:cs="Calibri"/>
         </w:rPr>
         <w:t>Como aceder</w:t>
       </w:r>
-      <w:r>
-        <w:rPr>
-          <w:rFonts w:ascii="Calibri" w:hAnsi="Calibri" w:cs="Calibri"/>
-          <w:b/>
-          <w:bCs/>
-          <w:sz w:val="28"/>
-          <w:szCs w:val="28"/>
-        </w:rPr>
-        <w:t>:</w:t>
-      </w:r>
-      <w:r>
-        <w:rPr>
-          <w:rFonts w:ascii="Calibri" w:hAnsi="Calibri" w:cs="Calibri"/>
-          <w:b/>
-          <w:bCs/>
-          <w:sz w:val="28"/>
-          <w:szCs w:val="28"/>
-        </w:rPr>
-        <w:br/>
-      </w:r>
-      <w:r>
-        <w:rPr>
-          <w:rFonts w:ascii="Calibri" w:hAnsi="Calibri" w:cs="Calibri"/>
-          <w:b/>
-          <w:bCs/>
-          <w:sz w:val="24"/>
-          <w:szCs w:val="24"/>
-        </w:rPr>
-        <w:t>https://ferreiralapa-dashboard.pt/</w:t>
-      </w:r>
-    </w:p>
-    <w:p>
-      <w:pPr>
-        <w:spacing w:after="160" w:line="360" w:lineRule="auto"/>
-        <w:rPr>
-          <w:rFonts w:ascii="Calibri" w:hAnsi="Calibri" w:cs="Calibri"/>
-          <w:sz w:val="24"/>
-          <w:szCs w:val="24"/>
-        </w:rPr>
-      </w:pPr>
-      <w:r>
-        <w:rPr>
-          <w:rFonts w:ascii="Calibri" w:hAnsi="Calibri" w:cs="Calibri"/>
-          <w:sz w:val="24"/>
-          <w:szCs w:val="24"/>
-        </w:rPr>
-        <w:t xml:space="preserve">Através </w:t>
-      </w:r>
-      <w:r>
-        <w:rPr>
-          <w:rFonts w:ascii="Calibri" w:hAnsi="Calibri" w:cs="Calibri"/>
-          <w:sz w:val="24"/>
-          <w:szCs w:val="24"/>
-        </w:rPr>
-        <w:t>de um</w:t>
-      </w:r>
-      <w:r>
-        <w:rPr>
-          <w:rFonts w:ascii="Calibri" w:hAnsi="Calibri" w:cs="Calibri"/>
-          <w:sz w:val="24"/>
-          <w:szCs w:val="24"/>
-        </w:rPr>
-        <w:t xml:space="preserve"> browser normal (</w:t>
-      </w:r>
-      <w:r>
-        <w:rPr>
-          <w:rFonts w:ascii="Calibri" w:hAnsi="Calibri" w:cs="Calibri"/>
-          <w:sz w:val="24"/>
-          <w:szCs w:val="24"/>
-        </w:rPr>
-        <w:t xml:space="preserve">Firefox, </w:t>
-      </w:r>
-      <w:r>
-        <w:rPr>
-          <w:rFonts w:ascii="Calibri" w:hAnsi="Calibri" w:cs="Calibri"/>
-          <w:sz w:val="24"/>
-          <w:szCs w:val="24"/>
-        </w:rPr>
-        <w:t xml:space="preserve">Chrome, </w:t>
+    </w:p>
+    <w:p>
+      <w:pPr>
+        <w:spacing w:after="160"/>
+        <w:rPr>
+          <w:rFonts w:ascii="Calibri" w:hAnsi="Calibri" w:cs="Calibri"/>
+        </w:rPr>
+      </w:pPr>
+      <w:r>
+        <w:rPr>
+          <w:rFonts w:ascii="Calibri" w:hAnsi="Calibri" w:cs="Calibri"/>
+        </w:rPr>
+        <w:t xml:space="preserve">Acede-se através do endereço fornecido pela empresa, num browser normal (Chrome, </w:t>
       </w:r>
       <w:proofErr w:type="spellStart"/>
       <w:r>
         <w:rPr>
           <w:rFonts w:ascii="Calibri" w:hAnsi="Calibri" w:cs="Calibri"/>
-          <w:sz w:val="24"/>
-          <w:szCs w:val="24"/>
         </w:rPr>
         <w:t>Edge</w:t>
       </w:r>
@@ -701,8 +654,6 @@
       <w:r>
         <w:rPr>
           <w:rFonts w:ascii="Calibri" w:hAnsi="Calibri" w:cs="Calibri"/>
-          <w:sz w:val="24"/>
-          <w:szCs w:val="24"/>
         </w:rPr>
         <w:t>, etc.). É pedido um email e uma password — cada pessoa tem a sua própria conta.</w:t>
       </w:r>
@@ -713,38 +664,32 @@
           <w:left w:val="single" w:sz="18" w:space="0" w:color="81A6F0"/>
         </w:pBdr>
         <w:shd w:val="clear" w:color="auto" w:fill="F2F2F2"/>
-        <w:spacing w:before="100" w:after="200" w:line="360" w:lineRule="auto"/>
-        <w:rPr>
-          <w:rFonts w:ascii="Calibri" w:hAnsi="Calibri" w:cs="Calibri"/>
-          <w:sz w:val="24"/>
-          <w:szCs w:val="24"/>
-        </w:rPr>
-      </w:pPr>
-      <w:r>
-        <w:rPr>
-          <w:rFonts w:ascii="Calibri" w:hAnsi="Calibri" w:cs="Calibri"/>
-          <w:i/>
-          <w:iCs/>
-          <w:sz w:val="24"/>
-          <w:szCs w:val="24"/>
+        <w:spacing w:before="100" w:after="200"/>
+        <w:rPr>
+          <w:rFonts w:ascii="Calibri" w:hAnsi="Calibri" w:cs="Calibri"/>
+        </w:rPr>
+      </w:pPr>
+      <w:r>
+        <w:rPr>
+          <w:rFonts w:ascii="Calibri" w:hAnsi="Calibri" w:cs="Calibri"/>
+          <w:i/>
+          <w:iCs/>
+          <w:sz w:val="21"/>
+          <w:szCs w:val="21"/>
         </w:rPr>
         <w:t>Nota: Se te esqueceres da password, não a consegues repor sozinho/a — pede a um administrador para a repor na página de Colaboradores (secção "Gerir Senhas", explicada mais à frente).</w:t>
       </w:r>
     </w:p>
     <w:p>
       <w:pPr>
-        <w:spacing w:after="160" w:line="360" w:lineRule="auto"/>
-        <w:rPr>
-          <w:rFonts w:ascii="Calibri" w:hAnsi="Calibri" w:cs="Calibri"/>
-          <w:sz w:val="24"/>
-          <w:szCs w:val="24"/>
-        </w:rPr>
-      </w:pPr>
-      <w:r>
-        <w:rPr>
-          <w:rFonts w:ascii="Calibri" w:hAnsi="Calibri" w:cs="Calibri"/>
-          <w:sz w:val="24"/>
-          <w:szCs w:val="24"/>
+        <w:spacing w:after="160"/>
+        <w:rPr>
+          <w:rFonts w:ascii="Calibri" w:hAnsi="Calibri" w:cs="Calibri"/>
+        </w:rPr>
+      </w:pPr>
+      <w:r>
+        <w:rPr>
+          <w:rFonts w:ascii="Calibri" w:hAnsi="Calibri" w:cs="Calibri"/>
         </w:rPr>
         <w:t>O que vês depois de entrar depende do teu perfil (Administrador, Gestor ou Colaborador). Esse tema é explicado em detalhe na secção "Perfis e Permissões", no final deste manual.</w:t>
       </w:r>
@@ -752,40 +697,30 @@
     <w:p>
       <w:pPr>
         <w:pStyle w:val="Ttulo1"/>
-        <w:spacing w:before="400" w:after="200" w:line="360" w:lineRule="auto"/>
-        <w:rPr>
-          <w:rFonts w:ascii="Calibri" w:hAnsi="Calibri" w:cs="Calibri"/>
-          <w:b/>
-          <w:bCs/>
-          <w:sz w:val="28"/>
-          <w:szCs w:val="28"/>
-        </w:rPr>
-      </w:pPr>
-      <w:r>
-        <w:rPr>
-          <w:rFonts w:ascii="Calibri" w:hAnsi="Calibri" w:cs="Calibri"/>
-          <w:b/>
-          <w:bCs/>
-          <w:sz w:val="28"/>
-          <w:szCs w:val="28"/>
+        <w:spacing w:before="400" w:after="200"/>
+        <w:rPr>
+          <w:rFonts w:ascii="Calibri" w:hAnsi="Calibri" w:cs="Calibri"/>
+        </w:rPr>
+      </w:pPr>
+      <w:bookmarkStart w:id="1" w:name="sec_2"/>
+      <w:r>
+        <w:rPr>
+          <w:rFonts w:ascii="Calibri" w:hAnsi="Calibri" w:cs="Calibri"/>
         </w:rPr>
         <w:t>2. Navegação Geral</w:t>
       </w:r>
-    </w:p>
-    <w:p>
-      <w:pPr>
-        <w:spacing w:after="160" w:line="360" w:lineRule="auto"/>
-        <w:rPr>
-          <w:rFonts w:ascii="Calibri" w:hAnsi="Calibri" w:cs="Calibri"/>
-          <w:sz w:val="24"/>
-          <w:szCs w:val="24"/>
-        </w:rPr>
-      </w:pPr>
-      <w:r>
-        <w:rPr>
-          <w:rFonts w:ascii="Calibri" w:hAnsi="Calibri" w:cs="Calibri"/>
-          <w:sz w:val="24"/>
-          <w:szCs w:val="24"/>
+      <w:bookmarkEnd w:id="1"/>
+    </w:p>
+    <w:p>
+      <w:pPr>
+        <w:spacing w:after="160"/>
+        <w:rPr>
+          <w:rFonts w:ascii="Calibri" w:hAnsi="Calibri" w:cs="Calibri"/>
+        </w:rPr>
+      </w:pPr>
+      <w:r>
+        <w:rPr>
+          <w:rFonts w:ascii="Calibri" w:hAnsi="Calibri" w:cs="Calibri"/>
         </w:rPr>
         <w:t>Depois de autenticado, a aplicação tem sempre a mesma estrutura:</w:t>
       </w:r>
@@ -797,18 +732,14 @@
           <w:ilvl w:val="0"/>
           <w:numId w:val="2"/>
         </w:numPr>
-        <w:spacing w:after="80" w:line="360" w:lineRule="auto"/>
-        <w:rPr>
-          <w:rFonts w:ascii="Calibri" w:hAnsi="Calibri" w:cs="Calibri"/>
-          <w:sz w:val="24"/>
-          <w:szCs w:val="24"/>
-        </w:rPr>
-      </w:pPr>
-      <w:r>
-        <w:rPr>
-          <w:rFonts w:ascii="Calibri" w:hAnsi="Calibri" w:cs="Calibri"/>
-          <w:sz w:val="24"/>
-          <w:szCs w:val="24"/>
+        <w:spacing w:after="80"/>
+        <w:rPr>
+          <w:rFonts w:ascii="Calibri" w:hAnsi="Calibri" w:cs="Calibri"/>
+        </w:rPr>
+      </w:pPr>
+      <w:r>
+        <w:rPr>
+          <w:rFonts w:ascii="Calibri" w:hAnsi="Calibri" w:cs="Calibri"/>
         </w:rPr>
         <w:t>Menu lateral esquerdo — acesso às várias áreas: Colaboradores, Colaboradores Externos, Projetos, Propostas, Tarefas, Clientes, Relatórios e Banco de Horas. As áreas que vês aqui dependem do teu perfil.</w:t>
       </w:r>
@@ -820,18 +751,14 @@
           <w:ilvl w:val="0"/>
           <w:numId w:val="2"/>
         </w:numPr>
-        <w:spacing w:after="80" w:line="360" w:lineRule="auto"/>
-        <w:rPr>
-          <w:rFonts w:ascii="Calibri" w:hAnsi="Calibri" w:cs="Calibri"/>
-          <w:sz w:val="24"/>
-          <w:szCs w:val="24"/>
-        </w:rPr>
-      </w:pPr>
-      <w:r>
-        <w:rPr>
-          <w:rFonts w:ascii="Calibri" w:hAnsi="Calibri" w:cs="Calibri"/>
-          <w:sz w:val="24"/>
-          <w:szCs w:val="24"/>
+        <w:spacing w:after="80"/>
+        <w:rPr>
+          <w:rFonts w:ascii="Calibri" w:hAnsi="Calibri" w:cs="Calibri"/>
+        </w:rPr>
+      </w:pPr>
+      <w:r>
+        <w:rPr>
+          <w:rFonts w:ascii="Calibri" w:hAnsi="Calibri" w:cs="Calibri"/>
         </w:rPr>
         <w:t xml:space="preserve">Barra superior — campo de pesquisa global, o teu nome e perfil, e o botão de </w:t>
       </w:r>
@@ -839,8 +766,6 @@
       <w:r>
         <w:rPr>
           <w:rFonts w:ascii="Calibri" w:hAnsi="Calibri" w:cs="Calibri"/>
-          <w:sz w:val="24"/>
-          <w:szCs w:val="24"/>
         </w:rPr>
         <w:t>Logout</w:t>
       </w:r>
@@ -848,10 +773,8 @@
       <w:r>
         <w:rPr>
           <w:rFonts w:ascii="Calibri" w:hAnsi="Calibri" w:cs="Calibri"/>
-          <w:sz w:val="24"/>
-          <w:szCs w:val="24"/>
-        </w:rPr>
-        <w:t>.</w:t>
+        </w:rPr>
+        <w:t>. O teu avatar (foto) e o texto "Bem vindo/a, [o teu nome]" são clicáveis: levam-te de imediato à página das tuas tarefas, a partir de qualquer ecrã.</w:t>
       </w:r>
     </w:p>
     <w:p>
@@ -861,121 +784,78 @@
           <w:ilvl w:val="0"/>
           <w:numId w:val="2"/>
         </w:numPr>
-        <w:spacing w:after="80" w:line="360" w:lineRule="auto"/>
-        <w:rPr>
-          <w:rFonts w:ascii="Calibri" w:hAnsi="Calibri" w:cs="Calibri"/>
-          <w:sz w:val="24"/>
-          <w:szCs w:val="24"/>
-        </w:rPr>
-      </w:pPr>
-      <w:r>
-        <w:rPr>
-          <w:rFonts w:ascii="Calibri" w:hAnsi="Calibri" w:cs="Calibri"/>
-          <w:sz w:val="24"/>
-          <w:szCs w:val="24"/>
+        <w:spacing w:after="80"/>
+        <w:rPr>
+          <w:rFonts w:ascii="Calibri" w:hAnsi="Calibri" w:cs="Calibri"/>
+        </w:rPr>
+      </w:pPr>
+      <w:r>
+        <w:rPr>
+          <w:rFonts w:ascii="Calibri" w:hAnsi="Calibri" w:cs="Calibri"/>
         </w:rPr>
         <w:t>Sino de notificações — avisa sobre alterações relevantes (tarefas atribuídas, prazos, aprovações, etc.).</w:t>
       </w:r>
     </w:p>
     <w:p>
       <w:pPr>
-        <w:spacing w:after="160" w:line="360" w:lineRule="auto"/>
-        <w:rPr>
-          <w:rFonts w:ascii="Calibri" w:hAnsi="Calibri" w:cs="Calibri"/>
-          <w:sz w:val="24"/>
-          <w:szCs w:val="24"/>
-        </w:rPr>
-      </w:pPr>
-      <w:r>
-        <w:rPr>
-          <w:rFonts w:ascii="Calibri" w:hAnsi="Calibri" w:cs="Calibri"/>
-          <w:sz w:val="24"/>
-          <w:szCs w:val="24"/>
+        <w:spacing w:after="160"/>
+        <w:rPr>
+          <w:rFonts w:ascii="Calibri" w:hAnsi="Calibri" w:cs="Calibri"/>
+        </w:rPr>
+      </w:pPr>
+      <w:r>
+        <w:rPr>
+          <w:rFonts w:ascii="Calibri" w:hAnsi="Calibri" w:cs="Calibri"/>
         </w:rPr>
         <w:t>Se tentares aceder a uma área para a qual não tens permissão, a aplicação não te deixa entrar.</w:t>
       </w:r>
     </w:p>
     <w:p>
       <w:pPr>
-        <w:spacing w:after="160" w:line="360" w:lineRule="auto"/>
-        <w:rPr>
-          <w:rFonts w:ascii="Calibri" w:hAnsi="Calibri" w:cs="Calibri"/>
-          <w:sz w:val="24"/>
-          <w:szCs w:val="24"/>
-        </w:rPr>
-      </w:pPr>
-    </w:p>
-    <w:p>
-      <w:pPr>
-        <w:spacing w:after="160" w:line="360" w:lineRule="auto"/>
-        <w:rPr>
-          <w:rFonts w:ascii="Calibri" w:hAnsi="Calibri" w:cs="Calibri"/>
-          <w:sz w:val="24"/>
-          <w:szCs w:val="24"/>
-        </w:rPr>
-      </w:pPr>
-    </w:p>
-    <w:p>
-      <w:pPr>
         <w:pStyle w:val="Ttulo1"/>
-        <w:spacing w:before="400" w:after="200" w:line="360" w:lineRule="auto"/>
-        <w:rPr>
-          <w:rFonts w:ascii="Calibri" w:hAnsi="Calibri" w:cs="Calibri"/>
-          <w:b/>
-          <w:bCs/>
-          <w:sz w:val="28"/>
-          <w:szCs w:val="28"/>
-        </w:rPr>
-      </w:pPr>
-      <w:r>
-        <w:rPr>
-          <w:rFonts w:ascii="Calibri" w:hAnsi="Calibri" w:cs="Calibri"/>
-          <w:b/>
-          <w:bCs/>
-          <w:sz w:val="28"/>
-          <w:szCs w:val="28"/>
-        </w:rPr>
-        <w:lastRenderedPageBreak/>
-        <w:t>3. A Página Inicial</w:t>
-      </w:r>
-    </w:p>
-    <w:p>
-      <w:pPr>
-        <w:spacing w:after="160" w:line="360" w:lineRule="auto"/>
-        <w:rPr>
-          <w:rFonts w:ascii="Calibri" w:hAnsi="Calibri" w:cs="Calibri"/>
-          <w:sz w:val="24"/>
-          <w:szCs w:val="24"/>
-        </w:rPr>
-      </w:pPr>
-      <w:r>
-        <w:rPr>
-          <w:rFonts w:ascii="Calibri" w:hAnsi="Calibri" w:cs="Calibri"/>
-          <w:sz w:val="24"/>
-          <w:szCs w:val="24"/>
+        <w:spacing w:before="400" w:after="200"/>
+        <w:rPr>
+          <w:rFonts w:ascii="Calibri" w:hAnsi="Calibri" w:cs="Calibri"/>
+        </w:rPr>
+      </w:pPr>
+      <w:bookmarkStart w:id="2" w:name="sec_3"/>
+      <w:r>
+        <w:rPr>
+          <w:rFonts w:ascii="Calibri" w:hAnsi="Calibri" w:cs="Calibri"/>
+        </w:rPr>
+        <w:t>3. A Sua Página Inicial</w:t>
+      </w:r>
+      <w:bookmarkEnd w:id="2"/>
+    </w:p>
+    <w:p>
+      <w:pPr>
+        <w:spacing w:after="160"/>
+        <w:rPr>
+          <w:rFonts w:ascii="Calibri" w:hAnsi="Calibri" w:cs="Calibri"/>
+        </w:rPr>
+      </w:pPr>
+      <w:r>
+        <w:rPr>
+          <w:rFonts w:ascii="Calibri" w:hAnsi="Calibri" w:cs="Calibri"/>
         </w:rPr>
         <w:t>Depois de entrares, és sempre levado para a mesma página: "Minhas Tarefas" — a lista das tarefas atribuídas a ti, e só a ti. Isto acontece com qualquer perfil (Administrador, Gestor ou Colaborador); a única diferença é o conteúdo, que é sempre pessoal.</w:t>
       </w:r>
     </w:p>
     <w:p>
       <w:pPr>
-        <w:spacing w:before="200" w:after="80" w:line="360" w:lineRule="auto"/>
+        <w:spacing w:before="200" w:after="80"/>
         <w:jc w:val="center"/>
         <w:rPr>
           <w:rFonts w:ascii="Calibri" w:hAnsi="Calibri" w:cs="Calibri"/>
-          <w:sz w:val="24"/>
-          <w:szCs w:val="24"/>
         </w:rPr>
       </w:pPr>
       <w:r>
         <w:rPr>
           <w:rFonts w:ascii="Calibri" w:hAnsi="Calibri" w:cs="Calibri"/>
           <w:noProof/>
-          <w:sz w:val="24"/>
-          <w:szCs w:val="24"/>
         </w:rPr>
         <w:drawing>
-          <wp:inline distT="0" distB="0" distL="0" distR="0" wp14:anchorId="04A0B3B8" wp14:editId="241B4228">
+          <wp:inline distT="0" distB="0" distL="0" distR="0" wp14:anchorId="1CFFA95F" wp14:editId="17117356">
             <wp:extent cx="5524500" cy="2181225"/>
             <wp:effectExtent l="0" t="0" r="0" b="0"/>
             <wp:docPr id="1" name="Imagem 1"/>
@@ -1016,12 +896,10 @@
     </w:p>
     <w:p>
       <w:pPr>
-        <w:spacing w:after="240" w:line="360" w:lineRule="auto"/>
+        <w:spacing w:after="240"/>
         <w:jc w:val="center"/>
         <w:rPr>
           <w:rFonts w:ascii="Calibri" w:hAnsi="Calibri" w:cs="Calibri"/>
-          <w:sz w:val="24"/>
-          <w:szCs w:val="24"/>
         </w:rPr>
       </w:pPr>
       <w:r>
@@ -1030,26 +908,20 @@
           <w:i/>
           <w:iCs/>
           <w:color w:val="555555"/>
-          <w:sz w:val="24"/>
-          <w:szCs w:val="24"/>
         </w:rPr>
         <w:t>Página inicial: as tarefas atribuídas ao utilizador com sessão iniciada.</w:t>
       </w:r>
     </w:p>
     <w:p>
       <w:pPr>
-        <w:spacing w:after="160" w:line="360" w:lineRule="auto"/>
-        <w:rPr>
-          <w:rFonts w:ascii="Calibri" w:hAnsi="Calibri" w:cs="Calibri"/>
-          <w:sz w:val="24"/>
-          <w:szCs w:val="24"/>
-        </w:rPr>
-      </w:pPr>
-      <w:r>
-        <w:rPr>
-          <w:rFonts w:ascii="Calibri" w:hAnsi="Calibri" w:cs="Calibri"/>
-          <w:sz w:val="24"/>
-          <w:szCs w:val="24"/>
+        <w:spacing w:after="160"/>
+        <w:rPr>
+          <w:rFonts w:ascii="Calibri" w:hAnsi="Calibri" w:cs="Calibri"/>
+        </w:rPr>
+      </w:pPr>
+      <w:r>
+        <w:rPr>
+          <w:rFonts w:ascii="Calibri" w:hAnsi="Calibri" w:cs="Calibri"/>
         </w:rPr>
         <w:t>Esta página tem o seu próprio painel de filtros (Descrição, Estado, Prioridade e Projeto) e atalhos para o teu calendário pessoal e para o teu histórico de desempenho, no canto superior direito.</w:t>
       </w:r>
@@ -1060,43 +932,63 @@
           <w:left w:val="single" w:sz="18" w:space="0" w:color="81A6F0"/>
         </w:pBdr>
         <w:shd w:val="clear" w:color="auto" w:fill="F2F2F2"/>
-        <w:spacing w:before="100" w:after="200" w:line="360" w:lineRule="auto"/>
-        <w:rPr>
-          <w:rFonts w:ascii="Calibri" w:hAnsi="Calibri" w:cs="Calibri"/>
-          <w:sz w:val="24"/>
-          <w:szCs w:val="24"/>
-        </w:rPr>
-      </w:pPr>
-      <w:r>
-        <w:rPr>
-          <w:rFonts w:ascii="Calibri" w:hAnsi="Calibri" w:cs="Calibri"/>
-          <w:i/>
-          <w:iCs/>
-          <w:sz w:val="24"/>
-          <w:szCs w:val="24"/>
-        </w:rPr>
+        <w:spacing w:before="100" w:after="200"/>
+        <w:rPr>
+          <w:rFonts w:ascii="Calibri" w:hAnsi="Calibri" w:cs="Calibri"/>
+        </w:rPr>
+      </w:pPr>
+      <w:r>
+        <w:rPr>
+          <w:rFonts w:ascii="Calibri" w:hAnsi="Calibri" w:cs="Calibri"/>
+          <w:i/>
+          <w:iCs/>
+          <w:sz w:val="21"/>
+          <w:szCs w:val="21"/>
+        </w:rPr>
+        <w:lastRenderedPageBreak/>
         <w:t>Nota: Não há aqui um filtro de "atribuição" — a lista já está limitada às tuas próprias tarefas.</w:t>
       </w:r>
     </w:p>
     <w:p>
       <w:pPr>
+        <w:spacing w:after="160"/>
+        <w:rPr>
+          <w:rFonts w:ascii="Calibri" w:hAnsi="Calibri" w:cs="Calibri"/>
+        </w:rPr>
+      </w:pPr>
+      <w:r>
+        <w:rPr>
+          <w:rFonts w:ascii="Calibri" w:hAnsi="Calibri" w:cs="Calibri"/>
+        </w:rPr>
+        <w:t>Em qualquer momento podes voltar a esta página clicando no teu avatar ou no texto "</w:t>
+      </w:r>
+      <w:proofErr w:type="gramStart"/>
+      <w:r>
+        <w:rPr>
+          <w:rFonts w:ascii="Calibri" w:hAnsi="Calibri" w:cs="Calibri"/>
+        </w:rPr>
+        <w:t>Bem vindo</w:t>
+      </w:r>
+      <w:proofErr w:type="gramEnd"/>
+      <w:r>
+        <w:rPr>
+          <w:rFonts w:ascii="Calibri" w:hAnsi="Calibri" w:cs="Calibri"/>
+        </w:rPr>
+        <w:t>/a, [o teu nome]" na barra superior.</w:t>
+      </w:r>
+    </w:p>
+    <w:p>
+      <w:pPr>
         <w:pStyle w:val="Ttulo1"/>
-        <w:spacing w:before="400" w:after="200" w:line="360" w:lineRule="auto"/>
-        <w:rPr>
-          <w:rFonts w:ascii="Calibri" w:hAnsi="Calibri" w:cs="Calibri"/>
-          <w:b/>
-          <w:bCs/>
-          <w:sz w:val="28"/>
-          <w:szCs w:val="28"/>
-        </w:rPr>
-      </w:pPr>
-      <w:r>
-        <w:rPr>
-          <w:rFonts w:ascii="Calibri" w:hAnsi="Calibri" w:cs="Calibri"/>
-          <w:b/>
-          <w:bCs/>
-          <w:sz w:val="28"/>
-          <w:szCs w:val="28"/>
+        <w:spacing w:before="400" w:after="200"/>
+        <w:rPr>
+          <w:rFonts w:ascii="Calibri" w:hAnsi="Calibri" w:cs="Calibri"/>
+        </w:rPr>
+      </w:pPr>
+      <w:bookmarkStart w:id="3" w:name="sec_4"/>
+      <w:r>
+        <w:rPr>
+          <w:rFonts w:ascii="Calibri" w:hAnsi="Calibri" w:cs="Calibri"/>
         </w:rPr>
         <w:t xml:space="preserve">4. Quadro </w:t>
       </w:r>
@@ -1104,29 +996,22 @@
       <w:r>
         <w:rPr>
           <w:rFonts w:ascii="Calibri" w:hAnsi="Calibri" w:cs="Calibri"/>
-          <w:b/>
-          <w:bCs/>
-          <w:sz w:val="28"/>
-          <w:szCs w:val="28"/>
         </w:rPr>
         <w:t>Kanban</w:t>
       </w:r>
+      <w:bookmarkEnd w:id="3"/>
       <w:proofErr w:type="spellEnd"/>
     </w:p>
     <w:p>
       <w:pPr>
-        <w:spacing w:after="160" w:line="360" w:lineRule="auto"/>
-        <w:rPr>
-          <w:rFonts w:ascii="Calibri" w:hAnsi="Calibri" w:cs="Calibri"/>
-          <w:sz w:val="24"/>
-          <w:szCs w:val="24"/>
-        </w:rPr>
-      </w:pPr>
-      <w:r>
-        <w:rPr>
-          <w:rFonts w:ascii="Calibri" w:hAnsi="Calibri" w:cs="Calibri"/>
-          <w:sz w:val="24"/>
-          <w:szCs w:val="24"/>
+        <w:spacing w:after="160"/>
+        <w:rPr>
+          <w:rFonts w:ascii="Calibri" w:hAnsi="Calibri" w:cs="Calibri"/>
+        </w:rPr>
+      </w:pPr>
+      <w:r>
+        <w:rPr>
+          <w:rFonts w:ascii="Calibri" w:hAnsi="Calibri" w:cs="Calibri"/>
         </w:rPr>
         <w:t xml:space="preserve">Cada projeto tem o seu próprio quadro </w:t>
       </w:r>
@@ -1134,8 +1019,6 @@
       <w:r>
         <w:rPr>
           <w:rFonts w:ascii="Calibri" w:hAnsi="Calibri" w:cs="Calibri"/>
-          <w:sz w:val="24"/>
-          <w:szCs w:val="24"/>
         </w:rPr>
         <w:t>Kanban</w:t>
       </w:r>
@@ -1143,8 +1026,6 @@
       <w:r>
         <w:rPr>
           <w:rFonts w:ascii="Calibri" w:hAnsi="Calibri" w:cs="Calibri"/>
-          <w:sz w:val="24"/>
-          <w:szCs w:val="24"/>
         </w:rPr>
         <w:t xml:space="preserve"> — a forma visual de acompanhar em que fase está cada tarefa. Para abrir, entra num projeto e clica no botão "</w:t>
       </w:r>
@@ -1152,8 +1033,6 @@
       <w:r>
         <w:rPr>
           <w:rFonts w:ascii="Calibri" w:hAnsi="Calibri" w:cs="Calibri"/>
-          <w:sz w:val="24"/>
-          <w:szCs w:val="24"/>
         </w:rPr>
         <w:t>Kanban</w:t>
       </w:r>
@@ -1161,26 +1040,20 @@
       <w:r>
         <w:rPr>
           <w:rFonts w:ascii="Calibri" w:hAnsi="Calibri" w:cs="Calibri"/>
-          <w:sz w:val="24"/>
-          <w:szCs w:val="24"/>
         </w:rPr>
         <w:t>".</w:t>
       </w:r>
     </w:p>
     <w:p>
       <w:pPr>
-        <w:spacing w:after="160" w:line="360" w:lineRule="auto"/>
-        <w:rPr>
-          <w:rFonts w:ascii="Calibri" w:hAnsi="Calibri" w:cs="Calibri"/>
-          <w:sz w:val="24"/>
-          <w:szCs w:val="24"/>
-        </w:rPr>
-      </w:pPr>
-      <w:r>
-        <w:rPr>
-          <w:rFonts w:ascii="Calibri" w:hAnsi="Calibri" w:cs="Calibri"/>
-          <w:sz w:val="24"/>
-          <w:szCs w:val="24"/>
+        <w:spacing w:after="160"/>
+        <w:rPr>
+          <w:rFonts w:ascii="Calibri" w:hAnsi="Calibri" w:cs="Calibri"/>
+        </w:rPr>
+      </w:pPr>
+      <w:r>
+        <w:rPr>
+          <w:rFonts w:ascii="Calibri" w:hAnsi="Calibri" w:cs="Calibri"/>
         </w:rPr>
         <w:t xml:space="preserve">O quadro tem 5 colunas fixas: </w:t>
       </w:r>
@@ -1188,8 +1061,6 @@
       <w:r>
         <w:rPr>
           <w:rFonts w:ascii="Calibri" w:hAnsi="Calibri" w:cs="Calibri"/>
-          <w:sz w:val="24"/>
-          <w:szCs w:val="24"/>
         </w:rPr>
         <w:t>Backlog</w:t>
       </w:r>
@@ -1197,31 +1068,25 @@
       <w:r>
         <w:rPr>
           <w:rFonts w:ascii="Calibri" w:hAnsi="Calibri" w:cs="Calibri"/>
-          <w:sz w:val="24"/>
-          <w:szCs w:val="24"/>
         </w:rPr>
         <w:t>, A Fazer, Em Progresso, Em Revisão e Concluído. Arrasta o cartão da tarefa de uma coluna para outra para atualizar o seu estado; clica no cartão para abrir e editar os detalhes da tarefa.</w:t>
       </w:r>
     </w:p>
     <w:p>
       <w:pPr>
-        <w:spacing w:before="200" w:after="80" w:line="360" w:lineRule="auto"/>
+        <w:spacing w:before="200" w:after="80"/>
         <w:jc w:val="center"/>
         <w:rPr>
           <w:rFonts w:ascii="Calibri" w:hAnsi="Calibri" w:cs="Calibri"/>
-          <w:sz w:val="24"/>
-          <w:szCs w:val="24"/>
         </w:rPr>
       </w:pPr>
       <w:r>
         <w:rPr>
           <w:rFonts w:ascii="Calibri" w:hAnsi="Calibri" w:cs="Calibri"/>
           <w:noProof/>
-          <w:sz w:val="24"/>
-          <w:szCs w:val="24"/>
         </w:rPr>
         <w:drawing>
-          <wp:inline distT="0" distB="0" distL="0" distR="0" wp14:anchorId="44C5C7BB" wp14:editId="728C2A8C">
+          <wp:inline distT="0" distB="0" distL="0" distR="0" wp14:anchorId="13826B35" wp14:editId="0D57963E">
             <wp:extent cx="5524500" cy="1914525"/>
             <wp:effectExtent l="0" t="0" r="0" b="0"/>
             <wp:docPr id="2" name="Imagem 2"/>
@@ -1262,12 +1127,10 @@
     </w:p>
     <w:p>
       <w:pPr>
-        <w:spacing w:after="240" w:line="360" w:lineRule="auto"/>
+        <w:spacing w:after="240"/>
         <w:jc w:val="center"/>
         <w:rPr>
           <w:rFonts w:ascii="Calibri" w:hAnsi="Calibri" w:cs="Calibri"/>
-          <w:sz w:val="24"/>
-          <w:szCs w:val="24"/>
         </w:rPr>
       </w:pPr>
       <w:r>
@@ -1276,10 +1139,7 @@
           <w:i/>
           <w:iCs/>
           <w:color w:val="555555"/>
-          <w:sz w:val="24"/>
-          <w:szCs w:val="24"/>
-        </w:rPr>
-        <w:lastRenderedPageBreak/>
+        </w:rPr>
         <w:t xml:space="preserve">Quadro </w:t>
       </w:r>
       <w:proofErr w:type="spellStart"/>
@@ -1289,8 +1149,6 @@
           <w:i/>
           <w:iCs/>
           <w:color w:val="555555"/>
-          <w:sz w:val="24"/>
-          <w:szCs w:val="24"/>
         </w:rPr>
         <w:t>Kanban</w:t>
       </w:r>
@@ -1301,8 +1159,6 @@
           <w:i/>
           <w:iCs/>
           <w:color w:val="555555"/>
-          <w:sz w:val="24"/>
-          <w:szCs w:val="24"/>
         </w:rPr>
         <w:t xml:space="preserve"> de um projeto, com as 5 colunas de estado.</w:t>
       </w:r>
@@ -1313,20 +1169,18 @@
           <w:left w:val="single" w:sz="18" w:space="0" w:color="81A6F0"/>
         </w:pBdr>
         <w:shd w:val="clear" w:color="auto" w:fill="F2F2F2"/>
-        <w:spacing w:before="100" w:after="200" w:line="360" w:lineRule="auto"/>
-        <w:rPr>
-          <w:rFonts w:ascii="Calibri" w:hAnsi="Calibri" w:cs="Calibri"/>
-          <w:sz w:val="24"/>
-          <w:szCs w:val="24"/>
-        </w:rPr>
-      </w:pPr>
-      <w:r>
-        <w:rPr>
-          <w:rFonts w:ascii="Calibri" w:hAnsi="Calibri" w:cs="Calibri"/>
-          <w:i/>
-          <w:iCs/>
-          <w:sz w:val="24"/>
-          <w:szCs w:val="24"/>
+        <w:spacing w:before="100" w:after="200"/>
+        <w:rPr>
+          <w:rFonts w:ascii="Calibri" w:hAnsi="Calibri" w:cs="Calibri"/>
+        </w:rPr>
+      </w:pPr>
+      <w:r>
+        <w:rPr>
+          <w:rFonts w:ascii="Calibri" w:hAnsi="Calibri" w:cs="Calibri"/>
+          <w:i/>
+          <w:iCs/>
+          <w:sz w:val="21"/>
+          <w:szCs w:val="21"/>
         </w:rPr>
         <w:t xml:space="preserve">Nota: Colaboradores (perfil </w:t>
       </w:r>
@@ -1336,8 +1190,8 @@
           <w:rFonts w:ascii="Calibri" w:hAnsi="Calibri" w:cs="Calibri"/>
           <w:i/>
           <w:iCs/>
-          <w:sz w:val="24"/>
-          <w:szCs w:val="24"/>
+          <w:sz w:val="21"/>
+          <w:szCs w:val="21"/>
         </w:rPr>
         <w:t>Employee</w:t>
       </w:r>
@@ -1347,8 +1201,8 @@
           <w:rFonts w:ascii="Calibri" w:hAnsi="Calibri" w:cs="Calibri"/>
           <w:i/>
           <w:iCs/>
-          <w:sz w:val="24"/>
-          <w:szCs w:val="24"/>
+          <w:sz w:val="21"/>
+          <w:szCs w:val="21"/>
         </w:rPr>
         <w:t>) podem mover tarefas livremente entre as primeiras colunas, mas não podem arrastar um cartão para "Concluído" — só Gestores e Administradores podem concluir tarefas.</w:t>
       </w:r>
@@ -1356,63 +1210,49 @@
     <w:p>
       <w:pPr>
         <w:pStyle w:val="Ttulo1"/>
-        <w:spacing w:before="400" w:after="200" w:line="360" w:lineRule="auto"/>
-        <w:rPr>
-          <w:rFonts w:ascii="Calibri" w:hAnsi="Calibri" w:cs="Calibri"/>
-          <w:b/>
-          <w:bCs/>
-          <w:sz w:val="28"/>
-          <w:szCs w:val="28"/>
-        </w:rPr>
-      </w:pPr>
-      <w:r>
-        <w:rPr>
-          <w:rFonts w:ascii="Calibri" w:hAnsi="Calibri" w:cs="Calibri"/>
-          <w:b/>
-          <w:bCs/>
-          <w:sz w:val="28"/>
-          <w:szCs w:val="28"/>
+        <w:spacing w:before="400" w:after="200"/>
+        <w:rPr>
+          <w:rFonts w:ascii="Calibri" w:hAnsi="Calibri" w:cs="Calibri"/>
+        </w:rPr>
+      </w:pPr>
+      <w:bookmarkStart w:id="4" w:name="sec_5"/>
+      <w:r>
+        <w:rPr>
+          <w:rFonts w:ascii="Calibri" w:hAnsi="Calibri" w:cs="Calibri"/>
         </w:rPr>
         <w:t>5. Projetos</w:t>
       </w:r>
-    </w:p>
-    <w:p>
-      <w:pPr>
-        <w:spacing w:after="160" w:line="360" w:lineRule="auto"/>
-        <w:rPr>
-          <w:rFonts w:ascii="Calibri" w:hAnsi="Calibri" w:cs="Calibri"/>
-          <w:sz w:val="24"/>
-          <w:szCs w:val="24"/>
-        </w:rPr>
-      </w:pPr>
-      <w:r>
-        <w:rPr>
-          <w:rFonts w:ascii="Calibri" w:hAnsi="Calibri" w:cs="Calibri"/>
-          <w:sz w:val="24"/>
-          <w:szCs w:val="24"/>
+      <w:bookmarkEnd w:id="4"/>
+    </w:p>
+    <w:p>
+      <w:pPr>
+        <w:spacing w:after="160"/>
+        <w:rPr>
+          <w:rFonts w:ascii="Calibri" w:hAnsi="Calibri" w:cs="Calibri"/>
+        </w:rPr>
+      </w:pPr>
+      <w:r>
+        <w:rPr>
+          <w:rFonts w:ascii="Calibri" w:hAnsi="Calibri" w:cs="Calibri"/>
         </w:rPr>
         <w:t>A área de Projetos mostra todos os projetos em curso ou arquivados, com filtros avançados por ano, cliente, tipo, prioridade e mais.</w:t>
       </w:r>
     </w:p>
     <w:p>
       <w:pPr>
-        <w:spacing w:before="200" w:after="80" w:line="360" w:lineRule="auto"/>
+        <w:spacing w:before="200" w:after="80"/>
         <w:jc w:val="center"/>
         <w:rPr>
           <w:rFonts w:ascii="Calibri" w:hAnsi="Calibri" w:cs="Calibri"/>
-          <w:sz w:val="24"/>
-          <w:szCs w:val="24"/>
         </w:rPr>
       </w:pPr>
       <w:r>
         <w:rPr>
           <w:rFonts w:ascii="Calibri" w:hAnsi="Calibri" w:cs="Calibri"/>
           <w:noProof/>
-          <w:sz w:val="24"/>
-          <w:szCs w:val="24"/>
         </w:rPr>
         <w:drawing>
-          <wp:inline distT="0" distB="0" distL="0" distR="0" wp14:anchorId="06491FFE" wp14:editId="3E5D12BD">
+          <wp:inline distT="0" distB="0" distL="0" distR="0" wp14:anchorId="742B6EA9" wp14:editId="414134B1">
             <wp:extent cx="5524500" cy="2714625"/>
             <wp:effectExtent l="0" t="0" r="0" b="0"/>
             <wp:docPr id="3" name="Imagem 3"/>
@@ -1453,12 +1293,10 @@
     </w:p>
     <w:p>
       <w:pPr>
-        <w:spacing w:after="240" w:line="360" w:lineRule="auto"/>
+        <w:spacing w:after="240"/>
         <w:jc w:val="center"/>
         <w:rPr>
           <w:rFonts w:ascii="Calibri" w:hAnsi="Calibri" w:cs="Calibri"/>
-          <w:sz w:val="24"/>
-          <w:szCs w:val="24"/>
         </w:rPr>
       </w:pPr>
       <w:r>
@@ -1467,8 +1305,6 @@
           <w:i/>
           <w:iCs/>
           <w:color w:val="555555"/>
-          <w:sz w:val="24"/>
-          <w:szCs w:val="24"/>
         </w:rPr>
         <w:t xml:space="preserve">Lista de Projetos, com filtros e ícones de ação (editar, apagar, ver detalhe, </w:t>
       </w:r>
@@ -1479,8 +1315,6 @@
           <w:i/>
           <w:iCs/>
           <w:color w:val="555555"/>
-          <w:sz w:val="24"/>
-          <w:szCs w:val="24"/>
         </w:rPr>
         <w:t>kanban</w:t>
       </w:r>
@@ -1491,26 +1325,20 @@
           <w:i/>
           <w:iCs/>
           <w:color w:val="555555"/>
-          <w:sz w:val="24"/>
-          <w:szCs w:val="24"/>
         </w:rPr>
         <w:t>, métricas).</w:t>
       </w:r>
     </w:p>
     <w:p>
       <w:pPr>
-        <w:spacing w:after="160" w:line="360" w:lineRule="auto"/>
-        <w:rPr>
-          <w:rFonts w:ascii="Calibri" w:hAnsi="Calibri" w:cs="Calibri"/>
-          <w:sz w:val="24"/>
-          <w:szCs w:val="24"/>
-        </w:rPr>
-      </w:pPr>
-      <w:r>
-        <w:rPr>
-          <w:rFonts w:ascii="Calibri" w:hAnsi="Calibri" w:cs="Calibri"/>
-          <w:sz w:val="24"/>
-          <w:szCs w:val="24"/>
+        <w:spacing w:after="160"/>
+        <w:rPr>
+          <w:rFonts w:ascii="Calibri" w:hAnsi="Calibri" w:cs="Calibri"/>
+        </w:rPr>
+      </w:pPr>
+      <w:r>
+        <w:rPr>
+          <w:rFonts w:ascii="Calibri" w:hAnsi="Calibri" w:cs="Calibri"/>
         </w:rPr>
         <w:t xml:space="preserve">Em cada linha da tabela há ícones de ação à direita: editar, apagar, ver detalhe, abrir o quadro </w:t>
       </w:r>
@@ -1518,8 +1346,6 @@
       <w:r>
         <w:rPr>
           <w:rFonts w:ascii="Calibri" w:hAnsi="Calibri" w:cs="Calibri"/>
-          <w:sz w:val="24"/>
-          <w:szCs w:val="24"/>
         </w:rPr>
         <w:t>Kanban</w:t>
       </w:r>
@@ -1527,31 +1353,26 @@
       <w:r>
         <w:rPr>
           <w:rFonts w:ascii="Calibri" w:hAnsi="Calibri" w:cs="Calibri"/>
-          <w:sz w:val="24"/>
-          <w:szCs w:val="24"/>
         </w:rPr>
         <w:t xml:space="preserve"> e ver métricas.</w:t>
       </w:r>
     </w:p>
     <w:p>
       <w:pPr>
-        <w:spacing w:before="200" w:after="80" w:line="360" w:lineRule="auto"/>
+        <w:spacing w:before="200" w:after="80"/>
         <w:jc w:val="center"/>
         <w:rPr>
           <w:rFonts w:ascii="Calibri" w:hAnsi="Calibri" w:cs="Calibri"/>
-          <w:sz w:val="24"/>
-          <w:szCs w:val="24"/>
         </w:rPr>
       </w:pPr>
       <w:r>
         <w:rPr>
           <w:rFonts w:ascii="Calibri" w:hAnsi="Calibri" w:cs="Calibri"/>
           <w:noProof/>
-          <w:sz w:val="24"/>
-          <w:szCs w:val="24"/>
-        </w:rPr>
+        </w:rPr>
+        <w:lastRenderedPageBreak/>
         <w:drawing>
-          <wp:inline distT="0" distB="0" distL="0" distR="0" wp14:anchorId="13A4B0BC" wp14:editId="301CC822">
+          <wp:inline distT="0" distB="0" distL="0" distR="0" wp14:anchorId="7D8F4855" wp14:editId="7CD6E381">
             <wp:extent cx="5524500" cy="2752725"/>
             <wp:effectExtent l="0" t="0" r="0" b="0"/>
             <wp:docPr id="4" name="Imagem 4"/>
@@ -1592,12 +1413,10 @@
     </w:p>
     <w:p>
       <w:pPr>
-        <w:spacing w:after="240" w:line="360" w:lineRule="auto"/>
+        <w:spacing w:after="240"/>
         <w:jc w:val="center"/>
         <w:rPr>
           <w:rFonts w:ascii="Calibri" w:hAnsi="Calibri" w:cs="Calibri"/>
-          <w:sz w:val="24"/>
-          <w:szCs w:val="24"/>
         </w:rPr>
       </w:pPr>
       <w:r>
@@ -1606,27 +1425,20 @@
           <w:i/>
           <w:iCs/>
           <w:color w:val="555555"/>
-          <w:sz w:val="24"/>
-          <w:szCs w:val="24"/>
-        </w:rPr>
-        <w:lastRenderedPageBreak/>
+        </w:rPr>
         <w:t>Detalhe de um projeto: dados gerais, tarefas associadas e colaboradores externos.</w:t>
       </w:r>
     </w:p>
     <w:p>
       <w:pPr>
-        <w:spacing w:after="160" w:line="360" w:lineRule="auto"/>
-        <w:rPr>
-          <w:rFonts w:ascii="Calibri" w:hAnsi="Calibri" w:cs="Calibri"/>
-          <w:sz w:val="24"/>
-          <w:szCs w:val="24"/>
-        </w:rPr>
-      </w:pPr>
-      <w:r>
-        <w:rPr>
-          <w:rFonts w:ascii="Calibri" w:hAnsi="Calibri" w:cs="Calibri"/>
-          <w:sz w:val="24"/>
-          <w:szCs w:val="24"/>
+        <w:spacing w:after="160"/>
+        <w:rPr>
+          <w:rFonts w:ascii="Calibri" w:hAnsi="Calibri" w:cs="Calibri"/>
+        </w:rPr>
+      </w:pPr>
+      <w:r>
+        <w:rPr>
+          <w:rFonts w:ascii="Calibri" w:hAnsi="Calibri" w:cs="Calibri"/>
         </w:rPr>
         <w:t>A página de detalhe mostra todos os dados do projeto (cliente, prazo, coordenador, estado), a lista de tarefas associadas e arquivadas, e os colaboradores externos envolvidos.</w:t>
       </w:r>
@@ -1634,59 +1446,47 @@
     <w:p>
       <w:pPr>
         <w:pStyle w:val="Ttulo2"/>
-        <w:spacing w:before="300" w:after="150" w:line="360" w:lineRule="auto"/>
-        <w:rPr>
-          <w:rFonts w:ascii="Calibri" w:hAnsi="Calibri" w:cs="Calibri"/>
-          <w:sz w:val="28"/>
-          <w:szCs w:val="28"/>
-        </w:rPr>
-      </w:pPr>
-      <w:r>
-        <w:rPr>
-          <w:rFonts w:ascii="Calibri" w:hAnsi="Calibri" w:cs="Calibri"/>
-          <w:sz w:val="28"/>
-          <w:szCs w:val="28"/>
+        <w:spacing w:before="300" w:after="150"/>
+        <w:rPr>
+          <w:rFonts w:ascii="Calibri" w:hAnsi="Calibri" w:cs="Calibri"/>
+        </w:rPr>
+      </w:pPr>
+      <w:r>
+        <w:rPr>
+          <w:rFonts w:ascii="Calibri" w:hAnsi="Calibri" w:cs="Calibri"/>
         </w:rPr>
         <w:t>Métricas do Projeto</w:t>
       </w:r>
     </w:p>
     <w:p>
       <w:pPr>
-        <w:spacing w:after="160" w:line="360" w:lineRule="auto"/>
-        <w:rPr>
-          <w:rFonts w:ascii="Calibri" w:hAnsi="Calibri" w:cs="Calibri"/>
-          <w:sz w:val="24"/>
-          <w:szCs w:val="24"/>
-        </w:rPr>
-      </w:pPr>
-      <w:r>
-        <w:rPr>
-          <w:rFonts w:ascii="Calibri" w:hAnsi="Calibri" w:cs="Calibri"/>
-          <w:sz w:val="24"/>
-          <w:szCs w:val="24"/>
+        <w:spacing w:after="160"/>
+        <w:rPr>
+          <w:rFonts w:ascii="Calibri" w:hAnsi="Calibri" w:cs="Calibri"/>
+        </w:rPr>
+      </w:pPr>
+      <w:r>
+        <w:rPr>
+          <w:rFonts w:ascii="Calibri" w:hAnsi="Calibri" w:cs="Calibri"/>
         </w:rPr>
         <w:t>Cada projeto tem também uma página de métricas com indicadores de desempenho: total de tarefas, taxa de conclusão, tempo médio, distribuição por estado e desempenho por colaborador.</w:t>
       </w:r>
     </w:p>
     <w:p>
       <w:pPr>
-        <w:spacing w:before="200" w:after="80" w:line="360" w:lineRule="auto"/>
+        <w:spacing w:before="200" w:after="80"/>
         <w:jc w:val="center"/>
         <w:rPr>
           <w:rFonts w:ascii="Calibri" w:hAnsi="Calibri" w:cs="Calibri"/>
-          <w:sz w:val="24"/>
-          <w:szCs w:val="24"/>
         </w:rPr>
       </w:pPr>
       <w:r>
         <w:rPr>
           <w:rFonts w:ascii="Calibri" w:hAnsi="Calibri" w:cs="Calibri"/>
           <w:noProof/>
-          <w:sz w:val="24"/>
-          <w:szCs w:val="24"/>
         </w:rPr>
         <w:drawing>
-          <wp:inline distT="0" distB="0" distL="0" distR="0" wp14:anchorId="5B367DCB" wp14:editId="5484AC7C">
+          <wp:inline distT="0" distB="0" distL="0" distR="0" wp14:anchorId="5AE2CB2A" wp14:editId="4998FB79">
             <wp:extent cx="5524500" cy="2762250"/>
             <wp:effectExtent l="0" t="0" r="0" b="0"/>
             <wp:docPr id="5" name="Imagem 5"/>
@@ -1727,12 +1527,10 @@
     </w:p>
     <w:p>
       <w:pPr>
-        <w:spacing w:after="240" w:line="360" w:lineRule="auto"/>
+        <w:spacing w:after="240"/>
         <w:jc w:val="center"/>
         <w:rPr>
           <w:rFonts w:ascii="Calibri" w:hAnsi="Calibri" w:cs="Calibri"/>
-          <w:sz w:val="24"/>
-          <w:szCs w:val="24"/>
         </w:rPr>
       </w:pPr>
       <w:r>
@@ -1741,31 +1539,26 @@
           <w:i/>
           <w:iCs/>
           <w:color w:val="555555"/>
-          <w:sz w:val="24"/>
-          <w:szCs w:val="24"/>
         </w:rPr>
         <w:t>Métricas do projeto: indicadores gerais, distribuição por estado e desempenho por colaborador.</w:t>
       </w:r>
     </w:p>
     <w:p>
       <w:pPr>
-        <w:spacing w:before="200" w:after="80" w:line="360" w:lineRule="auto"/>
+        <w:spacing w:before="200" w:after="80"/>
         <w:jc w:val="center"/>
         <w:rPr>
           <w:rFonts w:ascii="Calibri" w:hAnsi="Calibri" w:cs="Calibri"/>
-          <w:sz w:val="24"/>
-          <w:szCs w:val="24"/>
         </w:rPr>
       </w:pPr>
       <w:r>
         <w:rPr>
           <w:rFonts w:ascii="Calibri" w:hAnsi="Calibri" w:cs="Calibri"/>
           <w:noProof/>
-          <w:sz w:val="24"/>
-          <w:szCs w:val="24"/>
-        </w:rPr>
+        </w:rPr>
+        <w:lastRenderedPageBreak/>
         <w:drawing>
-          <wp:inline distT="0" distB="0" distL="0" distR="0" wp14:anchorId="00DA05CA" wp14:editId="471CC9B5">
+          <wp:inline distT="0" distB="0" distL="0" distR="0" wp14:anchorId="0CF43C68" wp14:editId="10BE2765">
             <wp:extent cx="5524500" cy="2419350"/>
             <wp:effectExtent l="0" t="0" r="0" b="0"/>
             <wp:docPr id="6" name="Imagem 6"/>
@@ -1806,12 +1599,10 @@
     </w:p>
     <w:p>
       <w:pPr>
-        <w:spacing w:after="240" w:line="360" w:lineRule="auto"/>
+        <w:spacing w:after="240"/>
         <w:jc w:val="center"/>
         <w:rPr>
           <w:rFonts w:ascii="Calibri" w:hAnsi="Calibri" w:cs="Calibri"/>
-          <w:sz w:val="24"/>
-          <w:szCs w:val="24"/>
         </w:rPr>
       </w:pPr>
       <w:r>
@@ -1820,8 +1611,6 @@
           <w:i/>
           <w:iCs/>
           <w:color w:val="555555"/>
-          <w:sz w:val="24"/>
-          <w:szCs w:val="24"/>
         </w:rPr>
         <w:t>Métricas do projeto: tarefas mais longas e comparação entre dois momentos (</w:t>
       </w:r>
@@ -1832,8 +1621,6 @@
           <w:i/>
           <w:iCs/>
           <w:color w:val="555555"/>
-          <w:sz w:val="24"/>
-          <w:szCs w:val="24"/>
         </w:rPr>
         <w:t>snapshots</w:t>
       </w:r>
@@ -1844,8 +1631,6 @@
           <w:i/>
           <w:iCs/>
           <w:color w:val="555555"/>
-          <w:sz w:val="24"/>
-          <w:szCs w:val="24"/>
         </w:rPr>
         <w:t>).</w:t>
       </w:r>
@@ -1856,22 +1641,18 @@
           <w:left w:val="single" w:sz="18" w:space="0" w:color="81A6F0"/>
         </w:pBdr>
         <w:shd w:val="clear" w:color="auto" w:fill="F2F2F2"/>
-        <w:spacing w:before="100" w:after="200" w:line="360" w:lineRule="auto"/>
-        <w:rPr>
-          <w:rFonts w:ascii="Calibri" w:hAnsi="Calibri" w:cs="Calibri"/>
-          <w:i/>
-          <w:iCs/>
-          <w:sz w:val="24"/>
-          <w:szCs w:val="24"/>
-        </w:rPr>
-      </w:pPr>
-      <w:r>
-        <w:rPr>
-          <w:rFonts w:ascii="Calibri" w:hAnsi="Calibri" w:cs="Calibri"/>
-          <w:i/>
-          <w:iCs/>
-          <w:sz w:val="24"/>
-          <w:szCs w:val="24"/>
+        <w:spacing w:before="100" w:after="200"/>
+        <w:rPr>
+          <w:rFonts w:ascii="Calibri" w:hAnsi="Calibri" w:cs="Calibri"/>
+        </w:rPr>
+      </w:pPr>
+      <w:r>
+        <w:rPr>
+          <w:rFonts w:ascii="Calibri" w:hAnsi="Calibri" w:cs="Calibri"/>
+          <w:i/>
+          <w:iCs/>
+          <w:sz w:val="21"/>
+          <w:szCs w:val="21"/>
         </w:rPr>
         <w:t>Nota: Um colaborador (</w:t>
       </w:r>
@@ -1881,8 +1662,8 @@
           <w:rFonts w:ascii="Calibri" w:hAnsi="Calibri" w:cs="Calibri"/>
           <w:i/>
           <w:iCs/>
-          <w:sz w:val="24"/>
-          <w:szCs w:val="24"/>
+          <w:sz w:val="21"/>
+          <w:szCs w:val="21"/>
         </w:rPr>
         <w:t>Employee</w:t>
       </w:r>
@@ -1892,8 +1673,8 @@
           <w:rFonts w:ascii="Calibri" w:hAnsi="Calibri" w:cs="Calibri"/>
           <w:i/>
           <w:iCs/>
-          <w:sz w:val="24"/>
-          <w:szCs w:val="24"/>
+          <w:sz w:val="21"/>
+          <w:szCs w:val="21"/>
         </w:rPr>
         <w:t>) só vê, na lista de Projetos, os projetos onde está atribuído.</w:t>
       </w:r>
@@ -1901,77 +1682,49 @@
     <w:p>
       <w:pPr>
         <w:pStyle w:val="Ttulo1"/>
-        <w:spacing w:before="400" w:after="200" w:line="360" w:lineRule="auto"/>
-        <w:rPr>
-          <w:rFonts w:ascii="Calibri" w:hAnsi="Calibri" w:cs="Calibri"/>
-          <w:b/>
-          <w:bCs/>
-          <w:sz w:val="28"/>
-          <w:szCs w:val="28"/>
-        </w:rPr>
-      </w:pPr>
-    </w:p>
-    <w:p>
-      <w:pPr>
-        <w:pStyle w:val="Ttulo1"/>
-        <w:spacing w:before="400" w:after="200" w:line="360" w:lineRule="auto"/>
-        <w:rPr>
-          <w:rFonts w:ascii="Calibri" w:hAnsi="Calibri" w:cs="Calibri"/>
-          <w:b/>
-          <w:bCs/>
-          <w:sz w:val="28"/>
-          <w:szCs w:val="28"/>
-        </w:rPr>
-      </w:pPr>
-      <w:r>
-        <w:rPr>
-          <w:rFonts w:ascii="Calibri" w:hAnsi="Calibri" w:cs="Calibri"/>
-          <w:b/>
-          <w:bCs/>
-          <w:sz w:val="28"/>
-          <w:szCs w:val="28"/>
-        </w:rPr>
-        <w:lastRenderedPageBreak/>
+        <w:spacing w:before="400" w:after="200"/>
+        <w:rPr>
+          <w:rFonts w:ascii="Calibri" w:hAnsi="Calibri" w:cs="Calibri"/>
+        </w:rPr>
+      </w:pPr>
+      <w:bookmarkStart w:id="5" w:name="sec_6"/>
+      <w:r>
+        <w:rPr>
+          <w:rFonts w:ascii="Calibri" w:hAnsi="Calibri" w:cs="Calibri"/>
+        </w:rPr>
         <w:t>6. Tarefas</w:t>
       </w:r>
-    </w:p>
-    <w:p>
-      <w:pPr>
-        <w:spacing w:after="160" w:line="360" w:lineRule="auto"/>
-        <w:rPr>
-          <w:rFonts w:ascii="Calibri" w:hAnsi="Calibri" w:cs="Calibri"/>
-          <w:sz w:val="24"/>
-          <w:szCs w:val="24"/>
-        </w:rPr>
-      </w:pPr>
-      <w:r>
-        <w:rPr>
-          <w:rFonts w:ascii="Calibri" w:hAnsi="Calibri" w:cs="Calibri"/>
-          <w:sz w:val="24"/>
-          <w:szCs w:val="24"/>
+      <w:bookmarkEnd w:id="5"/>
+    </w:p>
+    <w:p>
+      <w:pPr>
+        <w:spacing w:after="160"/>
+        <w:rPr>
+          <w:rFonts w:ascii="Calibri" w:hAnsi="Calibri" w:cs="Calibri"/>
+        </w:rPr>
+      </w:pPr>
+      <w:r>
+        <w:rPr>
+          <w:rFonts w:ascii="Calibri" w:hAnsi="Calibri" w:cs="Calibri"/>
         </w:rPr>
         <w:t>A lista de Tarefas junta, numa só tabela, todas as tarefas de todos os projetos (para quem tem permissão para as ver todas), com estado, prioridade, prazos e a quem estão atribuídas.</w:t>
       </w:r>
     </w:p>
     <w:p>
       <w:pPr>
-        <w:spacing w:before="200" w:after="80" w:line="360" w:lineRule="auto"/>
+        <w:spacing w:before="200" w:after="80"/>
         <w:jc w:val="center"/>
         <w:rPr>
           <w:rFonts w:ascii="Calibri" w:hAnsi="Calibri" w:cs="Calibri"/>
-          <w:sz w:val="24"/>
-          <w:szCs w:val="24"/>
         </w:rPr>
       </w:pPr>
       <w:r>
         <w:rPr>
           <w:rFonts w:ascii="Calibri" w:hAnsi="Calibri" w:cs="Calibri"/>
           <w:noProof/>
-          <w:sz w:val="24"/>
-          <w:szCs w:val="24"/>
         </w:rPr>
         <w:drawing>
-          <wp:inline distT="0" distB="0" distL="0" distR="0" wp14:anchorId="36730EDB" wp14:editId="770DAE4A">
+          <wp:inline distT="0" distB="0" distL="0" distR="0" wp14:anchorId="69F9F759" wp14:editId="3593113C">
             <wp:extent cx="5524500" cy="2305050"/>
             <wp:effectExtent l="0" t="0" r="0" b="0"/>
             <wp:docPr id="7" name="Imagem 7"/>
@@ -2012,12 +1765,10 @@
     </w:p>
     <w:p>
       <w:pPr>
-        <w:spacing w:after="240" w:line="360" w:lineRule="auto"/>
+        <w:spacing w:after="240"/>
         <w:jc w:val="center"/>
         <w:rPr>
           <w:rFonts w:ascii="Calibri" w:hAnsi="Calibri" w:cs="Calibri"/>
-          <w:sz w:val="24"/>
-          <w:szCs w:val="24"/>
         </w:rPr>
       </w:pPr>
       <w:r>
@@ -2026,26 +1777,20 @@
           <w:i/>
           <w:iCs/>
           <w:color w:val="555555"/>
-          <w:sz w:val="24"/>
-          <w:szCs w:val="24"/>
         </w:rPr>
         <w:t>Lista de Tarefas, com estado, prioridade, prazos e atribuição.</w:t>
       </w:r>
     </w:p>
     <w:p>
       <w:pPr>
-        <w:spacing w:after="160" w:line="360" w:lineRule="auto"/>
-        <w:rPr>
-          <w:rFonts w:ascii="Calibri" w:hAnsi="Calibri" w:cs="Calibri"/>
-          <w:sz w:val="24"/>
-          <w:szCs w:val="24"/>
-        </w:rPr>
-      </w:pPr>
-      <w:r>
-        <w:rPr>
-          <w:rFonts w:ascii="Calibri" w:hAnsi="Calibri" w:cs="Calibri"/>
-          <w:sz w:val="24"/>
-          <w:szCs w:val="24"/>
+        <w:spacing w:after="160"/>
+        <w:rPr>
+          <w:rFonts w:ascii="Calibri" w:hAnsi="Calibri" w:cs="Calibri"/>
+        </w:rPr>
+      </w:pPr>
+      <w:r>
+        <w:rPr>
+          <w:rFonts w:ascii="Calibri" w:hAnsi="Calibri" w:cs="Calibri"/>
         </w:rPr>
         <w:t xml:space="preserve">Uma tarefa passa pelos estados </w:t>
       </w:r>
@@ -2053,8 +1798,6 @@
       <w:r>
         <w:rPr>
           <w:rFonts w:ascii="Calibri" w:hAnsi="Calibri" w:cs="Calibri"/>
-          <w:sz w:val="24"/>
-          <w:szCs w:val="24"/>
         </w:rPr>
         <w:t>Backlog</w:t>
       </w:r>
@@ -2062,8 +1805,6 @@
       <w:r>
         <w:rPr>
           <w:rFonts w:ascii="Calibri" w:hAnsi="Calibri" w:cs="Calibri"/>
-          <w:sz w:val="24"/>
-          <w:szCs w:val="24"/>
         </w:rPr>
         <w:t xml:space="preserve">, A Fazer, Em Progresso, Em Revisão e Concluído — tanto aqui como no </w:t>
       </w:r>
@@ -2071,8 +1812,6 @@
       <w:r>
         <w:rPr>
           <w:rFonts w:ascii="Calibri" w:hAnsi="Calibri" w:cs="Calibri"/>
-          <w:sz w:val="24"/>
-          <w:szCs w:val="24"/>
         </w:rPr>
         <w:t>Kanban</w:t>
       </w:r>
@@ -2080,10 +1819,22 @@
       <w:r>
         <w:rPr>
           <w:rFonts w:ascii="Calibri" w:hAnsi="Calibri" w:cs="Calibri"/>
-          <w:sz w:val="24"/>
-          <w:szCs w:val="24"/>
-        </w:rPr>
-        <w:t>, é o mesmo estado a ser atualizado. Uma tarefa pode também ser arquivada a partir do seu formulário de edição, mas só depois de estar Concluída.</w:t>
+        </w:rPr>
+        <w:t xml:space="preserve">, é o mesmo estado a ser atualizado. Uma tarefa pode também ser arquivada a partir do seu formulário de edição, mas só depois de </w:t>
+      </w:r>
+      <w:proofErr w:type="gramStart"/>
+      <w:r>
+        <w:rPr>
+          <w:rFonts w:ascii="Calibri" w:hAnsi="Calibri" w:cs="Calibri"/>
+        </w:rPr>
+        <w:t>estar Concluída</w:t>
+      </w:r>
+      <w:proofErr w:type="gramEnd"/>
+      <w:r>
+        <w:rPr>
+          <w:rFonts w:ascii="Calibri" w:hAnsi="Calibri" w:cs="Calibri"/>
+        </w:rPr>
+        <w:t>.</w:t>
       </w:r>
     </w:p>
     <w:p>
@@ -2092,20 +1843,18 @@
           <w:left w:val="single" w:sz="18" w:space="0" w:color="81A6F0"/>
         </w:pBdr>
         <w:shd w:val="clear" w:color="auto" w:fill="F2F2F2"/>
-        <w:spacing w:before="100" w:after="200" w:line="360" w:lineRule="auto"/>
-        <w:rPr>
-          <w:rFonts w:ascii="Calibri" w:hAnsi="Calibri" w:cs="Calibri"/>
-          <w:sz w:val="24"/>
-          <w:szCs w:val="24"/>
-        </w:rPr>
-      </w:pPr>
-      <w:r>
-        <w:rPr>
-          <w:rFonts w:ascii="Calibri" w:hAnsi="Calibri" w:cs="Calibri"/>
-          <w:i/>
-          <w:iCs/>
-          <w:sz w:val="24"/>
-          <w:szCs w:val="24"/>
+        <w:spacing w:before="100" w:after="200"/>
+        <w:rPr>
+          <w:rFonts w:ascii="Calibri" w:hAnsi="Calibri" w:cs="Calibri"/>
+        </w:rPr>
+      </w:pPr>
+      <w:r>
+        <w:rPr>
+          <w:rFonts w:ascii="Calibri" w:hAnsi="Calibri" w:cs="Calibri"/>
+          <w:i/>
+          <w:iCs/>
+          <w:sz w:val="21"/>
+          <w:szCs w:val="21"/>
         </w:rPr>
         <w:t>Nota: Um colaborador (</w:t>
       </w:r>
@@ -2115,8 +1864,8 @@
           <w:rFonts w:ascii="Calibri" w:hAnsi="Calibri" w:cs="Calibri"/>
           <w:i/>
           <w:iCs/>
-          <w:sz w:val="24"/>
-          <w:szCs w:val="24"/>
+          <w:sz w:val="21"/>
+          <w:szCs w:val="21"/>
         </w:rPr>
         <w:t>Employee</w:t>
       </w:r>
@@ -2126,8 +1875,8 @@
           <w:rFonts w:ascii="Calibri" w:hAnsi="Calibri" w:cs="Calibri"/>
           <w:i/>
           <w:iCs/>
-          <w:sz w:val="24"/>
-          <w:szCs w:val="24"/>
+          <w:sz w:val="21"/>
+          <w:szCs w:val="21"/>
         </w:rPr>
         <w:t>) só vê e edita as tarefas que lhe estão atribuídas; atribuir tarefas a outras pessoas é uma ação reservada a Gestores e Administradores.</w:t>
       </w:r>
@@ -2135,22 +1884,15 @@
     <w:p>
       <w:pPr>
         <w:pStyle w:val="Ttulo1"/>
-        <w:spacing w:before="400" w:after="200" w:line="360" w:lineRule="auto"/>
-        <w:rPr>
-          <w:rFonts w:ascii="Calibri" w:hAnsi="Calibri" w:cs="Calibri"/>
-          <w:b/>
-          <w:bCs/>
-          <w:sz w:val="28"/>
-          <w:szCs w:val="28"/>
-        </w:rPr>
-      </w:pPr>
-      <w:r>
-        <w:rPr>
-          <w:rFonts w:ascii="Calibri" w:hAnsi="Calibri" w:cs="Calibri"/>
-          <w:b/>
-          <w:bCs/>
-          <w:sz w:val="28"/>
-          <w:szCs w:val="28"/>
+        <w:spacing w:before="400" w:after="200"/>
+        <w:rPr>
+          <w:rFonts w:ascii="Calibri" w:hAnsi="Calibri" w:cs="Calibri"/>
+        </w:rPr>
+      </w:pPr>
+      <w:bookmarkStart w:id="6" w:name="sec_7"/>
+      <w:r>
+        <w:rPr>
+          <w:rFonts w:ascii="Calibri" w:hAnsi="Calibri" w:cs="Calibri"/>
         </w:rPr>
         <w:t xml:space="preserve">7. </w:t>
       </w:r>
@@ -2158,29 +1900,22 @@
       <w:r>
         <w:rPr>
           <w:rFonts w:ascii="Calibri" w:hAnsi="Calibri" w:cs="Calibri"/>
-          <w:b/>
-          <w:bCs/>
-          <w:sz w:val="28"/>
-          <w:szCs w:val="28"/>
         </w:rPr>
         <w:t>Subtarefas</w:t>
       </w:r>
+      <w:bookmarkEnd w:id="6"/>
       <w:proofErr w:type="spellEnd"/>
     </w:p>
     <w:p>
       <w:pPr>
-        <w:spacing w:after="160" w:line="360" w:lineRule="auto"/>
-        <w:rPr>
-          <w:rFonts w:ascii="Calibri" w:hAnsi="Calibri" w:cs="Calibri"/>
-          <w:sz w:val="24"/>
-          <w:szCs w:val="24"/>
-        </w:rPr>
-      </w:pPr>
-      <w:r>
-        <w:rPr>
-          <w:rFonts w:ascii="Calibri" w:hAnsi="Calibri" w:cs="Calibri"/>
-          <w:sz w:val="24"/>
-          <w:szCs w:val="24"/>
+        <w:spacing w:after="160"/>
+        <w:rPr>
+          <w:rFonts w:ascii="Calibri" w:hAnsi="Calibri" w:cs="Calibri"/>
+        </w:rPr>
+      </w:pPr>
+      <w:r>
+        <w:rPr>
+          <w:rFonts w:ascii="Calibri" w:hAnsi="Calibri" w:cs="Calibri"/>
         </w:rPr>
         <w:t>Quando uma tarefa tem dois ou mais colaboradores atribuídos, é possível dividi-la em "</w:t>
       </w:r>
@@ -2188,8 +1923,6 @@
       <w:r>
         <w:rPr>
           <w:rFonts w:ascii="Calibri" w:hAnsi="Calibri" w:cs="Calibri"/>
-          <w:sz w:val="24"/>
-          <w:szCs w:val="24"/>
         </w:rPr>
         <w:t>subtarefas</w:t>
       </w:r>
@@ -2197,63 +1930,58 @@
       <w:r>
         <w:rPr>
           <w:rFonts w:ascii="Calibri" w:hAnsi="Calibri" w:cs="Calibri"/>
-          <w:sz w:val="24"/>
-          <w:szCs w:val="24"/>
         </w:rPr>
         <w:t>" — uma fatia por colaborador, cada uma com a sua percentagem do trabalho total (repartida em partes iguais) e, opcionalmente, uma descrição do que cabe a cada um.</w:t>
       </w:r>
     </w:p>
     <w:p>
       <w:pPr>
-        <w:spacing w:after="160" w:line="360" w:lineRule="auto"/>
-        <w:rPr>
-          <w:rFonts w:ascii="Calibri" w:hAnsi="Calibri" w:cs="Calibri"/>
-          <w:sz w:val="24"/>
-          <w:szCs w:val="24"/>
-        </w:rPr>
-      </w:pPr>
-      <w:r>
-        <w:rPr>
-          <w:rFonts w:ascii="Calibri" w:hAnsi="Calibri" w:cs="Calibri"/>
-          <w:sz w:val="24"/>
-          <w:szCs w:val="24"/>
+        <w:spacing w:after="160"/>
+        <w:rPr>
+          <w:rFonts w:ascii="Calibri" w:hAnsi="Calibri" w:cs="Calibri"/>
+        </w:rPr>
+      </w:pPr>
+      <w:r>
+        <w:rPr>
+          <w:rFonts w:ascii="Calibri" w:hAnsi="Calibri" w:cs="Calibri"/>
         </w:rPr>
         <w:t>Há duas formas de o fazer: logo ao criar a tarefa, ou mais tarde, numa tarefa já existente.</w:t>
       </w:r>
     </w:p>
     <w:p>
       <w:pPr>
+        <w:spacing w:after="160"/>
+        <w:rPr>
+          <w:rFonts w:ascii="Calibri" w:hAnsi="Calibri" w:cs="Calibri"/>
+        </w:rPr>
+      </w:pPr>
+    </w:p>
+    <w:p>
+      <w:pPr>
         <w:pStyle w:val="Ttulo2"/>
-        <w:spacing w:before="300" w:after="150" w:line="360" w:lineRule="auto"/>
-        <w:rPr>
-          <w:rFonts w:ascii="Calibri" w:hAnsi="Calibri" w:cs="Calibri"/>
-          <w:sz w:val="28"/>
-          <w:szCs w:val="28"/>
-        </w:rPr>
-      </w:pPr>
-      <w:r>
-        <w:rPr>
-          <w:rFonts w:ascii="Calibri" w:hAnsi="Calibri" w:cs="Calibri"/>
-          <w:sz w:val="28"/>
-          <w:szCs w:val="28"/>
-        </w:rPr>
+        <w:spacing w:before="300" w:after="150"/>
+        <w:rPr>
+          <w:rFonts w:ascii="Calibri" w:hAnsi="Calibri" w:cs="Calibri"/>
+        </w:rPr>
+      </w:pPr>
+      <w:r>
+        <w:rPr>
+          <w:rFonts w:ascii="Calibri" w:hAnsi="Calibri" w:cs="Calibri"/>
+        </w:rPr>
+        <w:lastRenderedPageBreak/>
         <w:t>Dividir ao criar a tarefa</w:t>
       </w:r>
     </w:p>
     <w:p>
       <w:pPr>
-        <w:spacing w:after="160" w:line="360" w:lineRule="auto"/>
-        <w:rPr>
-          <w:rFonts w:ascii="Calibri" w:hAnsi="Calibri" w:cs="Calibri"/>
-          <w:sz w:val="24"/>
-          <w:szCs w:val="24"/>
-        </w:rPr>
-      </w:pPr>
-      <w:r>
-        <w:rPr>
-          <w:rFonts w:ascii="Calibri" w:hAnsi="Calibri" w:cs="Calibri"/>
-          <w:sz w:val="24"/>
-          <w:szCs w:val="24"/>
+        <w:spacing w:after="160"/>
+        <w:rPr>
+          <w:rFonts w:ascii="Calibri" w:hAnsi="Calibri" w:cs="Calibri"/>
+        </w:rPr>
+      </w:pPr>
+      <w:r>
+        <w:rPr>
+          <w:rFonts w:ascii="Calibri" w:hAnsi="Calibri" w:cs="Calibri"/>
         </w:rPr>
         <w:t>No formulário de "Criar Nova Tarefa", depois de escolheres pelo menos dois colaboradores, aparece um separador "</w:t>
       </w:r>
@@ -2261,8 +1989,6 @@
       <w:r>
         <w:rPr>
           <w:rFonts w:ascii="Calibri" w:hAnsi="Calibri" w:cs="Calibri"/>
-          <w:sz w:val="24"/>
-          <w:szCs w:val="24"/>
         </w:rPr>
         <w:t>Subtarefas</w:t>
       </w:r>
@@ -2270,32 +1996,25 @@
       <w:r>
         <w:rPr>
           <w:rFonts w:ascii="Calibri" w:hAnsi="Calibri" w:cs="Calibri"/>
-          <w:sz w:val="24"/>
-          <w:szCs w:val="24"/>
         </w:rPr>
         <w:t>". Se escolheres só um colaborador (ou nenhum), esse separador explica que precisas de selecionar pelo menos dois.</w:t>
       </w:r>
     </w:p>
     <w:p>
       <w:pPr>
-        <w:spacing w:before="200" w:after="80" w:line="360" w:lineRule="auto"/>
+        <w:spacing w:before="200" w:after="80"/>
         <w:jc w:val="center"/>
         <w:rPr>
           <w:rFonts w:ascii="Calibri" w:hAnsi="Calibri" w:cs="Calibri"/>
-          <w:sz w:val="24"/>
-          <w:szCs w:val="24"/>
         </w:rPr>
       </w:pPr>
       <w:r>
         <w:rPr>
           <w:rFonts w:ascii="Calibri" w:hAnsi="Calibri" w:cs="Calibri"/>
           <w:noProof/>
-          <w:sz w:val="24"/>
-          <w:szCs w:val="24"/>
-        </w:rPr>
-        <w:lastRenderedPageBreak/>
+        </w:rPr>
         <w:drawing>
-          <wp:inline distT="0" distB="0" distL="0" distR="0" wp14:anchorId="62E438B4" wp14:editId="686039EA">
+          <wp:inline distT="0" distB="0" distL="0" distR="0" wp14:anchorId="660906F5" wp14:editId="035CCEE2">
             <wp:extent cx="5524500" cy="4705350"/>
             <wp:effectExtent l="0" t="0" r="0" b="0"/>
             <wp:docPr id="8" name="Imagem 8"/>
@@ -2336,12 +2055,10 @@
     </w:p>
     <w:p>
       <w:pPr>
-        <w:spacing w:after="240" w:line="360" w:lineRule="auto"/>
+        <w:spacing w:after="240"/>
         <w:jc w:val="center"/>
         <w:rPr>
           <w:rFonts w:ascii="Calibri" w:hAnsi="Calibri" w:cs="Calibri"/>
-          <w:sz w:val="24"/>
-          <w:szCs w:val="24"/>
         </w:rPr>
       </w:pPr>
       <w:r>
@@ -2350,8 +2067,6 @@
           <w:i/>
           <w:iCs/>
           <w:color w:val="555555"/>
-          <w:sz w:val="24"/>
-          <w:szCs w:val="24"/>
         </w:rPr>
         <w:t xml:space="preserve">Separador </w:t>
       </w:r>
@@ -2362,8 +2077,6 @@
           <w:i/>
           <w:iCs/>
           <w:color w:val="555555"/>
-          <w:sz w:val="24"/>
-          <w:szCs w:val="24"/>
         </w:rPr>
         <w:t>Subtarefas</w:t>
       </w:r>
@@ -2374,26 +2087,20 @@
           <w:i/>
           <w:iCs/>
           <w:color w:val="555555"/>
-          <w:sz w:val="24"/>
-          <w:szCs w:val="24"/>
         </w:rPr>
         <w:t xml:space="preserve"> ao criar uma tarefa, antes de escolher colaboradores suficientes.</w:t>
       </w:r>
     </w:p>
     <w:p>
       <w:pPr>
-        <w:spacing w:after="160" w:line="360" w:lineRule="auto"/>
-        <w:rPr>
-          <w:rFonts w:ascii="Calibri" w:hAnsi="Calibri" w:cs="Calibri"/>
-          <w:sz w:val="24"/>
-          <w:szCs w:val="24"/>
-        </w:rPr>
-      </w:pPr>
-      <w:r>
-        <w:rPr>
-          <w:rFonts w:ascii="Calibri" w:hAnsi="Calibri" w:cs="Calibri"/>
-          <w:sz w:val="24"/>
-          <w:szCs w:val="24"/>
+        <w:spacing w:after="160"/>
+        <w:rPr>
+          <w:rFonts w:ascii="Calibri" w:hAnsi="Calibri" w:cs="Calibri"/>
+        </w:rPr>
+      </w:pPr>
+      <w:r>
+        <w:rPr>
+          <w:rFonts w:ascii="Calibri" w:hAnsi="Calibri" w:cs="Calibri"/>
         </w:rPr>
         <w:t xml:space="preserve">Com dois ou mais colaboradores escolhidos, ativa a opção "Dividir esta tarefa em </w:t>
       </w:r>
@@ -2401,8 +2108,6 @@
       <w:r>
         <w:rPr>
           <w:rFonts w:ascii="Calibri" w:hAnsi="Calibri" w:cs="Calibri"/>
-          <w:sz w:val="24"/>
-          <w:szCs w:val="24"/>
         </w:rPr>
         <w:t>subtarefas</w:t>
       </w:r>
@@ -2410,32 +2115,26 @@
       <w:r>
         <w:rPr>
           <w:rFonts w:ascii="Calibri" w:hAnsi="Calibri" w:cs="Calibri"/>
-          <w:sz w:val="24"/>
-          <w:szCs w:val="24"/>
         </w:rPr>
         <w:t xml:space="preserve"> entre os colaboradores selecionados".</w:t>
       </w:r>
     </w:p>
     <w:p>
       <w:pPr>
-        <w:spacing w:before="200" w:after="80" w:line="360" w:lineRule="auto"/>
+        <w:spacing w:before="200" w:after="80"/>
         <w:jc w:val="center"/>
         <w:rPr>
           <w:rFonts w:ascii="Calibri" w:hAnsi="Calibri" w:cs="Calibri"/>
-          <w:sz w:val="24"/>
-          <w:szCs w:val="24"/>
         </w:rPr>
       </w:pPr>
       <w:r>
         <w:rPr>
           <w:rFonts w:ascii="Calibri" w:hAnsi="Calibri" w:cs="Calibri"/>
           <w:noProof/>
-          <w:sz w:val="24"/>
-          <w:szCs w:val="24"/>
         </w:rPr>
         <w:lastRenderedPageBreak/>
         <w:drawing>
-          <wp:inline distT="0" distB="0" distL="0" distR="0" wp14:anchorId="4E9AAEC2" wp14:editId="1F2F1FC5">
+          <wp:inline distT="0" distB="0" distL="0" distR="0" wp14:anchorId="1A795A78" wp14:editId="3C906112">
             <wp:extent cx="5524500" cy="5734050"/>
             <wp:effectExtent l="0" t="0" r="0" b="0"/>
             <wp:docPr id="9" name="Imagem 9"/>
@@ -2476,12 +2175,10 @@
     </w:p>
     <w:p>
       <w:pPr>
-        <w:spacing w:after="240" w:line="360" w:lineRule="auto"/>
+        <w:spacing w:after="240"/>
         <w:jc w:val="center"/>
         <w:rPr>
           <w:rFonts w:ascii="Calibri" w:hAnsi="Calibri" w:cs="Calibri"/>
-          <w:sz w:val="24"/>
-          <w:szCs w:val="24"/>
         </w:rPr>
       </w:pPr>
       <w:r>
@@ -2490,8 +2187,6 @@
           <w:i/>
           <w:iCs/>
           <w:color w:val="555555"/>
-          <w:sz w:val="24"/>
-          <w:szCs w:val="24"/>
         </w:rPr>
         <w:t xml:space="preserve">A opção para dividir a tarefa em </w:t>
       </w:r>
@@ -2502,8 +2197,6 @@
           <w:i/>
           <w:iCs/>
           <w:color w:val="555555"/>
-          <w:sz w:val="24"/>
-          <w:szCs w:val="24"/>
         </w:rPr>
         <w:t>subtarefas</w:t>
       </w:r>
@@ -2514,50 +2207,40 @@
           <w:i/>
           <w:iCs/>
           <w:color w:val="555555"/>
-          <w:sz w:val="24"/>
-          <w:szCs w:val="24"/>
         </w:rPr>
         <w:t xml:space="preserve"> aparece assim que há colaboradores suficientes.</w:t>
       </w:r>
     </w:p>
     <w:p>
       <w:pPr>
-        <w:spacing w:after="160" w:line="360" w:lineRule="auto"/>
-        <w:rPr>
-          <w:rFonts w:ascii="Calibri" w:hAnsi="Calibri" w:cs="Calibri"/>
-          <w:sz w:val="24"/>
-          <w:szCs w:val="24"/>
-        </w:rPr>
-      </w:pPr>
-      <w:r>
-        <w:rPr>
-          <w:rFonts w:ascii="Calibri" w:hAnsi="Calibri" w:cs="Calibri"/>
-          <w:sz w:val="24"/>
-          <w:szCs w:val="24"/>
+        <w:spacing w:after="160"/>
+        <w:rPr>
+          <w:rFonts w:ascii="Calibri" w:hAnsi="Calibri" w:cs="Calibri"/>
+        </w:rPr>
+      </w:pPr>
+      <w:r>
+        <w:rPr>
+          <w:rFonts w:ascii="Calibri" w:hAnsi="Calibri" w:cs="Calibri"/>
         </w:rPr>
         <w:t>Podes escrever, para cada colaborador, uma pequena nota sobre a parte do trabalho que lhe cabe — é opcional.</w:t>
       </w:r>
     </w:p>
     <w:p>
       <w:pPr>
-        <w:spacing w:before="200" w:after="80" w:line="360" w:lineRule="auto"/>
+        <w:spacing w:before="200" w:after="80"/>
         <w:jc w:val="center"/>
         <w:rPr>
           <w:rFonts w:ascii="Calibri" w:hAnsi="Calibri" w:cs="Calibri"/>
-          <w:sz w:val="24"/>
-          <w:szCs w:val="24"/>
         </w:rPr>
       </w:pPr>
       <w:r>
         <w:rPr>
           <w:rFonts w:ascii="Calibri" w:hAnsi="Calibri" w:cs="Calibri"/>
           <w:noProof/>
-          <w:sz w:val="24"/>
-          <w:szCs w:val="24"/>
         </w:rPr>
         <w:lastRenderedPageBreak/>
         <w:drawing>
-          <wp:inline distT="0" distB="0" distL="0" distR="0" wp14:anchorId="6DE2937E" wp14:editId="28413B31">
+          <wp:inline distT="0" distB="0" distL="0" distR="0" wp14:anchorId="09E8C137" wp14:editId="41490E02">
             <wp:extent cx="5524500" cy="8096250"/>
             <wp:effectExtent l="0" t="0" r="0" b="0"/>
             <wp:docPr id="10" name="Imagem 10"/>
@@ -2598,12 +2281,10 @@
     </w:p>
     <w:p>
       <w:pPr>
-        <w:spacing w:after="240" w:line="360" w:lineRule="auto"/>
+        <w:spacing w:after="240"/>
         <w:jc w:val="center"/>
         <w:rPr>
           <w:rFonts w:ascii="Calibri" w:hAnsi="Calibri" w:cs="Calibri"/>
-          <w:sz w:val="24"/>
-          <w:szCs w:val="24"/>
         </w:rPr>
       </w:pPr>
       <w:r>
@@ -2612,8 +2293,6 @@
           <w:i/>
           <w:iCs/>
           <w:color w:val="555555"/>
-          <w:sz w:val="24"/>
-          <w:szCs w:val="24"/>
         </w:rPr>
         <w:t>Uma descrição opcional pode ser escrita para a parte de cada colaborador.</w:t>
       </w:r>
@@ -2621,107 +2300,76 @@
     <w:p>
       <w:pPr>
         <w:pStyle w:val="Ttulo2"/>
-        <w:spacing w:before="300" w:after="150" w:line="360" w:lineRule="auto"/>
-        <w:rPr>
-          <w:rFonts w:ascii="Calibri" w:hAnsi="Calibri" w:cs="Calibri"/>
-          <w:sz w:val="28"/>
-          <w:szCs w:val="28"/>
-        </w:rPr>
-      </w:pPr>
-    </w:p>
-    <w:p>
-      <w:pPr>
-        <w:pStyle w:val="Ttulo2"/>
-        <w:spacing w:before="300" w:after="150" w:line="360" w:lineRule="auto"/>
-        <w:rPr>
-          <w:rFonts w:ascii="Calibri" w:hAnsi="Calibri" w:cs="Calibri"/>
-          <w:sz w:val="28"/>
-          <w:szCs w:val="28"/>
-        </w:rPr>
-      </w:pPr>
-      <w:r>
-        <w:rPr>
-          <w:rFonts w:ascii="Calibri" w:hAnsi="Calibri" w:cs="Calibri"/>
-          <w:sz w:val="28"/>
-          <w:szCs w:val="28"/>
+        <w:spacing w:before="300" w:after="150"/>
+        <w:rPr>
+          <w:rFonts w:ascii="Calibri" w:hAnsi="Calibri" w:cs="Calibri"/>
+        </w:rPr>
+      </w:pPr>
+      <w:r>
+        <w:rPr>
+          <w:rFonts w:ascii="Calibri" w:hAnsi="Calibri" w:cs="Calibri"/>
+        </w:rPr>
+        <w:t>Dividir uma tarefa já existente</w:t>
+      </w:r>
+    </w:p>
+    <w:p>
+      <w:pPr>
+        <w:spacing w:after="160"/>
+        <w:rPr>
+          <w:rFonts w:ascii="Calibri" w:hAnsi="Calibri" w:cs="Calibri"/>
+        </w:rPr>
+      </w:pPr>
+      <w:r>
+        <w:rPr>
+          <w:rFonts w:ascii="Calibri" w:hAnsi="Calibri" w:cs="Calibri"/>
+        </w:rPr>
+        <w:t>Numa tarefa que já tenha dois ou mais colaboradores, abre o separador "</w:t>
+      </w:r>
+      <w:proofErr w:type="spellStart"/>
+      <w:r>
+        <w:rPr>
+          <w:rFonts w:ascii="Calibri" w:hAnsi="Calibri" w:cs="Calibri"/>
+        </w:rPr>
+        <w:t>Subtarefas</w:t>
+      </w:r>
+      <w:proofErr w:type="spellEnd"/>
+      <w:r>
+        <w:rPr>
+          <w:rFonts w:ascii="Calibri" w:hAnsi="Calibri" w:cs="Calibri"/>
+        </w:rPr>
+        <w:t xml:space="preserve">" e usa o botão "Dividir em </w:t>
+      </w:r>
+      <w:proofErr w:type="spellStart"/>
+      <w:r>
+        <w:rPr>
+          <w:rFonts w:ascii="Calibri" w:hAnsi="Calibri" w:cs="Calibri"/>
+        </w:rPr>
+        <w:t>subtarefas</w:t>
+      </w:r>
+      <w:proofErr w:type="spellEnd"/>
+      <w:r>
+        <w:rPr>
+          <w:rFonts w:ascii="Calibri" w:hAnsi="Calibri" w:cs="Calibri"/>
+        </w:rPr>
+        <w:t xml:space="preserve"> entre colaboradores".</w:t>
+      </w:r>
+    </w:p>
+    <w:p>
+      <w:pPr>
+        <w:spacing w:before="200" w:after="80"/>
+        <w:jc w:val="center"/>
+        <w:rPr>
+          <w:rFonts w:ascii="Calibri" w:hAnsi="Calibri" w:cs="Calibri"/>
+        </w:rPr>
+      </w:pPr>
+      <w:r>
+        <w:rPr>
+          <w:rFonts w:ascii="Calibri" w:hAnsi="Calibri" w:cs="Calibri"/>
+          <w:noProof/>
         </w:rPr>
         <w:lastRenderedPageBreak/>
-        <w:t>Dividir uma tarefa já existente</w:t>
-      </w:r>
-    </w:p>
-    <w:p>
-      <w:pPr>
-        <w:spacing w:after="160" w:line="360" w:lineRule="auto"/>
-        <w:rPr>
-          <w:rFonts w:ascii="Calibri" w:hAnsi="Calibri" w:cs="Calibri"/>
-          <w:sz w:val="24"/>
-          <w:szCs w:val="24"/>
-        </w:rPr>
-      </w:pPr>
-      <w:r>
-        <w:rPr>
-          <w:rFonts w:ascii="Calibri" w:hAnsi="Calibri" w:cs="Calibri"/>
-          <w:sz w:val="24"/>
-          <w:szCs w:val="24"/>
-        </w:rPr>
-        <w:t>Numa tarefa que já tenha dois ou mais colaboradores, abre o separador "</w:t>
-      </w:r>
-      <w:proofErr w:type="spellStart"/>
-      <w:r>
-        <w:rPr>
-          <w:rFonts w:ascii="Calibri" w:hAnsi="Calibri" w:cs="Calibri"/>
-          <w:sz w:val="24"/>
-          <w:szCs w:val="24"/>
-        </w:rPr>
-        <w:t>Subtarefas</w:t>
-      </w:r>
-      <w:proofErr w:type="spellEnd"/>
-      <w:r>
-        <w:rPr>
-          <w:rFonts w:ascii="Calibri" w:hAnsi="Calibri" w:cs="Calibri"/>
-          <w:sz w:val="24"/>
-          <w:szCs w:val="24"/>
-        </w:rPr>
-        <w:t xml:space="preserve">" e usa o botão "Dividir em </w:t>
-      </w:r>
-      <w:proofErr w:type="spellStart"/>
-      <w:r>
-        <w:rPr>
-          <w:rFonts w:ascii="Calibri" w:hAnsi="Calibri" w:cs="Calibri"/>
-          <w:sz w:val="24"/>
-          <w:szCs w:val="24"/>
-        </w:rPr>
-        <w:t>subtarefas</w:t>
-      </w:r>
-      <w:proofErr w:type="spellEnd"/>
-      <w:r>
-        <w:rPr>
-          <w:rFonts w:ascii="Calibri" w:hAnsi="Calibri" w:cs="Calibri"/>
-          <w:sz w:val="24"/>
-          <w:szCs w:val="24"/>
-        </w:rPr>
-        <w:t xml:space="preserve"> entre colaboradores".</w:t>
-      </w:r>
-    </w:p>
-    <w:p>
-      <w:pPr>
-        <w:spacing w:before="200" w:after="80" w:line="360" w:lineRule="auto"/>
-        <w:jc w:val="center"/>
-        <w:rPr>
-          <w:rFonts w:ascii="Calibri" w:hAnsi="Calibri" w:cs="Calibri"/>
-          <w:sz w:val="24"/>
-          <w:szCs w:val="24"/>
-        </w:rPr>
-      </w:pPr>
-      <w:r>
-        <w:rPr>
-          <w:rFonts w:ascii="Calibri" w:hAnsi="Calibri" w:cs="Calibri"/>
-          <w:noProof/>
-          <w:sz w:val="24"/>
-          <w:szCs w:val="24"/>
-        </w:rPr>
         <w:drawing>
-          <wp:inline distT="0" distB="0" distL="0" distR="0" wp14:anchorId="6988885C" wp14:editId="35E42F27">
+          <wp:inline distT="0" distB="0" distL="0" distR="0" wp14:anchorId="2AAB30F4" wp14:editId="0481CC66">
             <wp:extent cx="5524500" cy="3495675"/>
             <wp:effectExtent l="0" t="0" r="0" b="0"/>
             <wp:docPr id="11" name="Imagem 11"/>
@@ -2762,12 +2410,10 @@
     </w:p>
     <w:p>
       <w:pPr>
-        <w:spacing w:after="240" w:line="360" w:lineRule="auto"/>
+        <w:spacing w:after="240"/>
         <w:jc w:val="center"/>
         <w:rPr>
           <w:rFonts w:ascii="Calibri" w:hAnsi="Calibri" w:cs="Calibri"/>
-          <w:sz w:val="24"/>
-          <w:szCs w:val="24"/>
         </w:rPr>
       </w:pPr>
       <w:r>
@@ -2776,8 +2422,6 @@
           <w:i/>
           <w:iCs/>
           <w:color w:val="555555"/>
-          <w:sz w:val="24"/>
-          <w:szCs w:val="24"/>
         </w:rPr>
         <w:t>A dividir manualmente uma tarefa já existente, com uma descrição por colaborador.</w:t>
       </w:r>
@@ -2788,44 +2432,38 @@
           <w:left w:val="single" w:sz="18" w:space="0" w:color="81A6F0"/>
         </w:pBdr>
         <w:shd w:val="clear" w:color="auto" w:fill="F2F2F2"/>
-        <w:spacing w:before="100" w:after="200" w:line="360" w:lineRule="auto"/>
-        <w:rPr>
-          <w:rFonts w:ascii="Calibri" w:hAnsi="Calibri" w:cs="Calibri"/>
-          <w:sz w:val="24"/>
-          <w:szCs w:val="24"/>
-        </w:rPr>
-      </w:pPr>
-      <w:r>
-        <w:rPr>
-          <w:rFonts w:ascii="Calibri" w:hAnsi="Calibri" w:cs="Calibri"/>
-          <w:i/>
-          <w:iCs/>
-          <w:sz w:val="24"/>
-          <w:szCs w:val="24"/>
+        <w:spacing w:before="100" w:after="200"/>
+        <w:rPr>
+          <w:rFonts w:ascii="Calibri" w:hAnsi="Calibri" w:cs="Calibri"/>
+        </w:rPr>
+      </w:pPr>
+      <w:r>
+        <w:rPr>
+          <w:rFonts w:ascii="Calibri" w:hAnsi="Calibri" w:cs="Calibri"/>
+          <w:i/>
+          <w:iCs/>
+          <w:sz w:val="21"/>
+          <w:szCs w:val="21"/>
         </w:rPr>
         <w:t>Nota: Depois de dividida, uma tarefa deixa de poder mudar de colaboradores — o separador "Colaboradores" passa a mostrar um aviso a explicar que é preciso desfazer a divisão primeiro.</w:t>
       </w:r>
     </w:p>
     <w:p>
       <w:pPr>
-        <w:spacing w:before="200" w:after="80" w:line="360" w:lineRule="auto"/>
+        <w:spacing w:before="200" w:after="80"/>
         <w:jc w:val="center"/>
         <w:rPr>
           <w:rFonts w:ascii="Calibri" w:hAnsi="Calibri" w:cs="Calibri"/>
-          <w:sz w:val="24"/>
-          <w:szCs w:val="24"/>
         </w:rPr>
       </w:pPr>
       <w:r>
         <w:rPr>
           <w:rFonts w:ascii="Calibri" w:hAnsi="Calibri" w:cs="Calibri"/>
           <w:noProof/>
-          <w:sz w:val="24"/>
-          <w:szCs w:val="24"/>
         </w:rPr>
         <w:lastRenderedPageBreak/>
         <w:drawing>
-          <wp:inline distT="0" distB="0" distL="0" distR="0" wp14:anchorId="0DF1BD11" wp14:editId="0DEEFD1C">
+          <wp:inline distT="0" distB="0" distL="0" distR="0" wp14:anchorId="028B0AAC" wp14:editId="2B252301">
             <wp:extent cx="5524500" cy="6648450"/>
             <wp:effectExtent l="0" t="0" r="0" b="0"/>
             <wp:docPr id="12" name="Imagem 12"/>
@@ -2866,12 +2504,10 @@
     </w:p>
     <w:p>
       <w:pPr>
-        <w:spacing w:after="240" w:line="360" w:lineRule="auto"/>
+        <w:spacing w:after="240"/>
         <w:jc w:val="center"/>
         <w:rPr>
           <w:rFonts w:ascii="Calibri" w:hAnsi="Calibri" w:cs="Calibri"/>
-          <w:sz w:val="24"/>
-          <w:szCs w:val="24"/>
         </w:rPr>
       </w:pPr>
       <w:r>
@@ -2880,8 +2516,6 @@
           <w:i/>
           <w:iCs/>
           <w:color w:val="555555"/>
-          <w:sz w:val="24"/>
-          <w:szCs w:val="24"/>
         </w:rPr>
         <w:t xml:space="preserve">Depois de dividida em </w:t>
       </w:r>
@@ -2892,8 +2526,6 @@
           <w:i/>
           <w:iCs/>
           <w:color w:val="555555"/>
-          <w:sz w:val="24"/>
-          <w:szCs w:val="24"/>
         </w:rPr>
         <w:t>subtarefas</w:t>
       </w:r>
@@ -2904,8 +2536,6 @@
           <w:i/>
           <w:iCs/>
           <w:color w:val="555555"/>
-          <w:sz w:val="24"/>
-          <w:szCs w:val="24"/>
         </w:rPr>
         <w:t>, a lista de colaboradores da tarefa fica bloqueada.</w:t>
       </w:r>
@@ -2913,36 +2543,28 @@
     <w:p>
       <w:pPr>
         <w:pStyle w:val="Ttulo2"/>
-        <w:spacing w:before="300" w:after="150" w:line="360" w:lineRule="auto"/>
-        <w:rPr>
-          <w:rFonts w:ascii="Calibri" w:hAnsi="Calibri" w:cs="Calibri"/>
-          <w:sz w:val="28"/>
-          <w:szCs w:val="28"/>
-        </w:rPr>
-      </w:pPr>
-      <w:r>
-        <w:rPr>
-          <w:rFonts w:ascii="Calibri" w:hAnsi="Calibri" w:cs="Calibri"/>
-          <w:sz w:val="28"/>
-          <w:szCs w:val="28"/>
+        <w:spacing w:before="300" w:after="150"/>
+        <w:rPr>
+          <w:rFonts w:ascii="Calibri" w:hAnsi="Calibri" w:cs="Calibri"/>
+        </w:rPr>
+      </w:pPr>
+      <w:r>
+        <w:rPr>
+          <w:rFonts w:ascii="Calibri" w:hAnsi="Calibri" w:cs="Calibri"/>
         </w:rPr>
         <w:t>Acompanhar e concluir</w:t>
       </w:r>
     </w:p>
     <w:p>
       <w:pPr>
-        <w:spacing w:after="160" w:line="360" w:lineRule="auto"/>
-        <w:rPr>
-          <w:rFonts w:ascii="Calibri" w:hAnsi="Calibri" w:cs="Calibri"/>
-          <w:sz w:val="24"/>
-          <w:szCs w:val="24"/>
-        </w:rPr>
-      </w:pPr>
-      <w:r>
-        <w:rPr>
-          <w:rFonts w:ascii="Calibri" w:hAnsi="Calibri" w:cs="Calibri"/>
-          <w:sz w:val="24"/>
-          <w:szCs w:val="24"/>
+        <w:spacing w:after="160"/>
+        <w:rPr>
+          <w:rFonts w:ascii="Calibri" w:hAnsi="Calibri" w:cs="Calibri"/>
+        </w:rPr>
+      </w:pPr>
+      <w:r>
+        <w:rPr>
+          <w:rFonts w:ascii="Calibri" w:hAnsi="Calibri" w:cs="Calibri"/>
         </w:rPr>
         <w:t xml:space="preserve">O separador </w:t>
       </w:r>
@@ -2950,8 +2572,6 @@
       <w:r>
         <w:rPr>
           <w:rFonts w:ascii="Calibri" w:hAnsi="Calibri" w:cs="Calibri"/>
-          <w:sz w:val="24"/>
-          <w:szCs w:val="24"/>
         </w:rPr>
         <w:t>Subtarefas</w:t>
       </w:r>
@@ -2959,32 +2579,26 @@
       <w:r>
         <w:rPr>
           <w:rFonts w:ascii="Calibri" w:hAnsi="Calibri" w:cs="Calibri"/>
-          <w:sz w:val="24"/>
-          <w:szCs w:val="24"/>
         </w:rPr>
         <w:t xml:space="preserve"> mostra uma barra de "Progresso total" e a lista de colaboradores com a sua percentagem e estado (Pendente ou Concluída). Cada colaborador só pode marcar como concluída a sua própria parte — exceto quem tem permissão para ver todas as tarefas.</w:t>
       </w:r>
     </w:p>
     <w:p>
       <w:pPr>
-        <w:spacing w:before="200" w:after="80" w:line="360" w:lineRule="auto"/>
+        <w:spacing w:before="200" w:after="80"/>
         <w:jc w:val="center"/>
         <w:rPr>
           <w:rFonts w:ascii="Calibri" w:hAnsi="Calibri" w:cs="Calibri"/>
-          <w:sz w:val="24"/>
-          <w:szCs w:val="24"/>
         </w:rPr>
       </w:pPr>
       <w:r>
         <w:rPr>
           <w:rFonts w:ascii="Calibri" w:hAnsi="Calibri" w:cs="Calibri"/>
           <w:noProof/>
-          <w:sz w:val="24"/>
-          <w:szCs w:val="24"/>
         </w:rPr>
         <w:lastRenderedPageBreak/>
         <w:drawing>
-          <wp:inline distT="0" distB="0" distL="0" distR="0" wp14:anchorId="2470DD09" wp14:editId="18DC6F26">
+          <wp:inline distT="0" distB="0" distL="0" distR="0" wp14:anchorId="4ABCB1E2" wp14:editId="440117BF">
             <wp:extent cx="5524500" cy="7458075"/>
             <wp:effectExtent l="0" t="0" r="0" b="0"/>
             <wp:docPr id="13" name="Imagem 13"/>
@@ -3025,12 +2639,10 @@
     </w:p>
     <w:p>
       <w:pPr>
-        <w:spacing w:after="240" w:line="360" w:lineRule="auto"/>
+        <w:spacing w:after="240"/>
         <w:jc w:val="center"/>
         <w:rPr>
           <w:rFonts w:ascii="Calibri" w:hAnsi="Calibri" w:cs="Calibri"/>
-          <w:sz w:val="24"/>
-          <w:szCs w:val="24"/>
         </w:rPr>
       </w:pPr>
       <w:r>
@@ -3039,32 +2651,26 @@
           <w:i/>
           <w:iCs/>
           <w:color w:val="555555"/>
-          <w:sz w:val="24"/>
-          <w:szCs w:val="24"/>
         </w:rPr>
         <w:t>Estado inicial: todas as partes pendentes. O botão "Desfazer divisão" anula toda a divisão (só disponível se nada tiver sido concluído ainda).</w:t>
       </w:r>
     </w:p>
     <w:p>
       <w:pPr>
-        <w:spacing w:before="200" w:after="80" w:line="360" w:lineRule="auto"/>
+        <w:spacing w:before="200" w:after="80"/>
         <w:jc w:val="center"/>
         <w:rPr>
           <w:rFonts w:ascii="Calibri" w:hAnsi="Calibri" w:cs="Calibri"/>
-          <w:sz w:val="24"/>
-          <w:szCs w:val="24"/>
         </w:rPr>
       </w:pPr>
       <w:r>
         <w:rPr>
           <w:rFonts w:ascii="Calibri" w:hAnsi="Calibri" w:cs="Calibri"/>
           <w:noProof/>
-          <w:sz w:val="24"/>
-          <w:szCs w:val="24"/>
         </w:rPr>
         <w:lastRenderedPageBreak/>
         <w:drawing>
-          <wp:inline distT="0" distB="0" distL="0" distR="0" wp14:anchorId="5BA0C637" wp14:editId="41E11BC6">
+          <wp:inline distT="0" distB="0" distL="0" distR="0" wp14:anchorId="78F8E2C2" wp14:editId="7F202DA6">
             <wp:extent cx="5524500" cy="7315200"/>
             <wp:effectExtent l="0" t="0" r="0" b="0"/>
             <wp:docPr id="14" name="Imagem 14"/>
@@ -3105,12 +2711,10 @@
     </w:p>
     <w:p>
       <w:pPr>
-        <w:spacing w:after="240" w:line="360" w:lineRule="auto"/>
+        <w:spacing w:after="240"/>
         <w:jc w:val="center"/>
         <w:rPr>
           <w:rFonts w:ascii="Calibri" w:hAnsi="Calibri" w:cs="Calibri"/>
-          <w:sz w:val="24"/>
-          <w:szCs w:val="24"/>
         </w:rPr>
       </w:pPr>
       <w:r>
@@ -3119,26 +2723,20 @@
           <w:i/>
           <w:iCs/>
           <w:color w:val="555555"/>
-          <w:sz w:val="24"/>
-          <w:szCs w:val="24"/>
         </w:rPr>
         <w:t>Depois de um colaborador marcar a sua parte como concluída, o progresso total sobe — aqui, 25%.</w:t>
       </w:r>
     </w:p>
     <w:p>
       <w:pPr>
-        <w:spacing w:after="160" w:line="360" w:lineRule="auto"/>
-        <w:rPr>
-          <w:rFonts w:ascii="Calibri" w:hAnsi="Calibri" w:cs="Calibri"/>
-          <w:sz w:val="24"/>
-          <w:szCs w:val="24"/>
-        </w:rPr>
-      </w:pPr>
-      <w:r>
-        <w:rPr>
-          <w:rFonts w:ascii="Calibri" w:hAnsi="Calibri" w:cs="Calibri"/>
-          <w:sz w:val="24"/>
-          <w:szCs w:val="24"/>
+        <w:spacing w:after="160"/>
+        <w:rPr>
+          <w:rFonts w:ascii="Calibri" w:hAnsi="Calibri" w:cs="Calibri"/>
+        </w:rPr>
+      </w:pPr>
+      <w:r>
+        <w:rPr>
+          <w:rFonts w:ascii="Calibri" w:hAnsi="Calibri" w:cs="Calibri"/>
         </w:rPr>
         <w:t xml:space="preserve">A percentagem de </w:t>
       </w:r>
@@ -3146,8 +2744,6 @@
       <w:r>
         <w:rPr>
           <w:rFonts w:ascii="Calibri" w:hAnsi="Calibri" w:cs="Calibri"/>
-          <w:sz w:val="24"/>
-          <w:szCs w:val="24"/>
         </w:rPr>
         <w:t>subtarefas</w:t>
       </w:r>
@@ -3155,31 +2751,25 @@
       <w:r>
         <w:rPr>
           <w:rFonts w:ascii="Calibri" w:hAnsi="Calibri" w:cs="Calibri"/>
-          <w:sz w:val="24"/>
-          <w:szCs w:val="24"/>
         </w:rPr>
         <w:t xml:space="preserve"> concluídas aparece também na coluna "Progresso" da lista de Tarefas.</w:t>
       </w:r>
     </w:p>
     <w:p>
       <w:pPr>
-        <w:spacing w:before="200" w:after="80" w:line="360" w:lineRule="auto"/>
+        <w:spacing w:before="200" w:after="80"/>
         <w:jc w:val="center"/>
         <w:rPr>
           <w:rFonts w:ascii="Calibri" w:hAnsi="Calibri" w:cs="Calibri"/>
-          <w:sz w:val="24"/>
-          <w:szCs w:val="24"/>
         </w:rPr>
       </w:pPr>
       <w:r>
         <w:rPr>
           <w:rFonts w:ascii="Calibri" w:hAnsi="Calibri" w:cs="Calibri"/>
           <w:noProof/>
-          <w:sz w:val="24"/>
-          <w:szCs w:val="24"/>
         </w:rPr>
         <w:drawing>
-          <wp:inline distT="0" distB="0" distL="0" distR="0" wp14:anchorId="73F35511" wp14:editId="59135AB8">
+          <wp:inline distT="0" distB="0" distL="0" distR="0" wp14:anchorId="10843F34" wp14:editId="3C797825">
             <wp:extent cx="5524500" cy="285750"/>
             <wp:effectExtent l="0" t="0" r="0" b="0"/>
             <wp:docPr id="15" name="Imagem 15"/>
@@ -3220,12 +2810,10 @@
     </w:p>
     <w:p>
       <w:pPr>
-        <w:spacing w:after="240" w:line="360" w:lineRule="auto"/>
+        <w:spacing w:after="240"/>
         <w:jc w:val="center"/>
         <w:rPr>
           <w:rFonts w:ascii="Calibri" w:hAnsi="Calibri" w:cs="Calibri"/>
-          <w:sz w:val="24"/>
-          <w:szCs w:val="24"/>
         </w:rPr>
       </w:pPr>
       <w:r>
@@ -3234,8 +2822,6 @@
           <w:i/>
           <w:iCs/>
           <w:color w:val="555555"/>
-          <w:sz w:val="24"/>
-          <w:szCs w:val="24"/>
         </w:rPr>
         <w:t xml:space="preserve">O progresso das </w:t>
       </w:r>
@@ -3246,8 +2832,6 @@
           <w:i/>
           <w:iCs/>
           <w:color w:val="555555"/>
-          <w:sz w:val="24"/>
-          <w:szCs w:val="24"/>
         </w:rPr>
         <w:t>subtarefas</w:t>
       </w:r>
@@ -3258,8 +2842,6 @@
           <w:i/>
           <w:iCs/>
           <w:color w:val="555555"/>
-          <w:sz w:val="24"/>
-          <w:szCs w:val="24"/>
         </w:rPr>
         <w:t xml:space="preserve"> de uma tarefa, visível na lista de Tarefas.</w:t>
       </w:r>
@@ -3270,169 +2852,149 @@
           <w:left w:val="single" w:sz="18" w:space="0" w:color="81A6F0"/>
         </w:pBdr>
         <w:shd w:val="clear" w:color="auto" w:fill="F2F2F2"/>
-        <w:spacing w:before="100" w:after="200" w:line="360" w:lineRule="auto"/>
-        <w:rPr>
-          <w:rFonts w:ascii="Calibri" w:hAnsi="Calibri" w:cs="Calibri"/>
-          <w:sz w:val="24"/>
-          <w:szCs w:val="24"/>
-        </w:rPr>
-      </w:pPr>
-      <w:r>
-        <w:rPr>
-          <w:rFonts w:ascii="Calibri" w:hAnsi="Calibri" w:cs="Calibri"/>
-          <w:i/>
-          <w:iCs/>
-          <w:sz w:val="24"/>
-          <w:szCs w:val="24"/>
+        <w:spacing w:before="100" w:after="200"/>
+        <w:rPr>
+          <w:rFonts w:ascii="Calibri" w:hAnsi="Calibri" w:cs="Calibri"/>
+        </w:rPr>
+      </w:pPr>
+      <w:r>
+        <w:rPr>
+          <w:rFonts w:ascii="Calibri" w:hAnsi="Calibri" w:cs="Calibri"/>
+          <w:i/>
+          <w:iCs/>
+          <w:sz w:val="21"/>
+          <w:szCs w:val="21"/>
+        </w:rPr>
+        <w:t xml:space="preserve">Nota: Uma tarefa dividida em </w:t>
+      </w:r>
+      <w:proofErr w:type="spellStart"/>
+      <w:r>
+        <w:rPr>
+          <w:rFonts w:ascii="Calibri" w:hAnsi="Calibri" w:cs="Calibri"/>
+          <w:i/>
+          <w:iCs/>
+          <w:sz w:val="21"/>
+          <w:szCs w:val="21"/>
+        </w:rPr>
+        <w:t>subtarefas</w:t>
+      </w:r>
+      <w:proofErr w:type="spellEnd"/>
+      <w:r>
+        <w:rPr>
+          <w:rFonts w:ascii="Calibri" w:hAnsi="Calibri" w:cs="Calibri"/>
+          <w:i/>
+          <w:iCs/>
+          <w:sz w:val="21"/>
+          <w:szCs w:val="21"/>
+        </w:rPr>
+        <w:t xml:space="preserve"> só pode passar a "Em Revisão" ou "Concluído" quando todas as </w:t>
+      </w:r>
+      <w:proofErr w:type="spellStart"/>
+      <w:r>
+        <w:rPr>
+          <w:rFonts w:ascii="Calibri" w:hAnsi="Calibri" w:cs="Calibri"/>
+          <w:i/>
+          <w:iCs/>
+          <w:sz w:val="21"/>
+          <w:szCs w:val="21"/>
+        </w:rPr>
+        <w:t>subtarefas</w:t>
+      </w:r>
+      <w:proofErr w:type="spellEnd"/>
+      <w:r>
+        <w:rPr>
+          <w:rFonts w:ascii="Calibri" w:hAnsi="Calibri" w:cs="Calibri"/>
+          <w:i/>
+          <w:iCs/>
+          <w:sz w:val="21"/>
+          <w:szCs w:val="21"/>
+        </w:rPr>
+        <w:t xml:space="preserve"> estiverem 100% concluídas. Até lá, a aplicação recusa a mudança de estado, tanto na lista de Tarefas como no </w:t>
+      </w:r>
+      <w:proofErr w:type="spellStart"/>
+      <w:r>
+        <w:rPr>
+          <w:rFonts w:ascii="Calibri" w:hAnsi="Calibri" w:cs="Calibri"/>
+          <w:i/>
+          <w:iCs/>
+          <w:sz w:val="21"/>
+          <w:szCs w:val="21"/>
+        </w:rPr>
+        <w:t>Kanban</w:t>
+      </w:r>
+      <w:proofErr w:type="spellEnd"/>
+      <w:r>
+        <w:rPr>
+          <w:rFonts w:ascii="Calibri" w:hAnsi="Calibri" w:cs="Calibri"/>
+          <w:i/>
+          <w:iCs/>
+          <w:sz w:val="21"/>
+          <w:szCs w:val="21"/>
+        </w:rPr>
+        <w:t>.</w:t>
+      </w:r>
+    </w:p>
+    <w:p>
+      <w:pPr>
+        <w:pStyle w:val="Ttulo1"/>
+        <w:spacing w:before="400" w:after="200"/>
+        <w:rPr>
+          <w:rFonts w:ascii="Calibri" w:hAnsi="Calibri" w:cs="Calibri"/>
+        </w:rPr>
+      </w:pPr>
+      <w:bookmarkStart w:id="7" w:name="sec_8"/>
+      <w:r>
+        <w:rPr>
+          <w:rFonts w:ascii="Calibri" w:hAnsi="Calibri" w:cs="Calibri"/>
         </w:rPr>
         <w:lastRenderedPageBreak/>
-        <w:t xml:space="preserve">Nota: Uma tarefa dividida em </w:t>
+        <w:t>8. Filtros Avançados</w:t>
+      </w:r>
+      <w:bookmarkEnd w:id="7"/>
+    </w:p>
+    <w:p>
+      <w:pPr>
+        <w:spacing w:after="160"/>
+        <w:rPr>
+          <w:rFonts w:ascii="Calibri" w:hAnsi="Calibri" w:cs="Calibri"/>
+        </w:rPr>
+      </w:pPr>
+      <w:r>
+        <w:rPr>
+          <w:rFonts w:ascii="Calibri" w:hAnsi="Calibri" w:cs="Calibri"/>
+        </w:rPr>
+        <w:t xml:space="preserve">As listas de Tarefas, Projetos e Clientes têm um painel de "Filtros Avançados" para restringir a lista a resultados mais específicos. Abre e fecha com o botão do próprio painel, ou com o atalho de teclado </w:t>
       </w:r>
       <w:proofErr w:type="spellStart"/>
       <w:r>
         <w:rPr>
           <w:rFonts w:ascii="Calibri" w:hAnsi="Calibri" w:cs="Calibri"/>
-          <w:i/>
-          <w:iCs/>
-          <w:sz w:val="24"/>
-          <w:szCs w:val="24"/>
-        </w:rPr>
-        <w:t>subtarefas</w:t>
+        </w:rPr>
+        <w:t>Alt+F</w:t>
       </w:r>
       <w:proofErr w:type="spellEnd"/>
       <w:r>
         <w:rPr>
           <w:rFonts w:ascii="Calibri" w:hAnsi="Calibri" w:cs="Calibri"/>
-          <w:i/>
-          <w:iCs/>
-          <w:sz w:val="24"/>
-          <w:szCs w:val="24"/>
-        </w:rPr>
-        <w:t xml:space="preserve"> só pode passar a "Em Revisão" ou "Concluído" quando todas as </w:t>
-      </w:r>
-      <w:proofErr w:type="spellStart"/>
-      <w:r>
-        <w:rPr>
-          <w:rFonts w:ascii="Calibri" w:hAnsi="Calibri" w:cs="Calibri"/>
-          <w:i/>
-          <w:iCs/>
-          <w:sz w:val="24"/>
-          <w:szCs w:val="24"/>
-        </w:rPr>
-        <w:t>subtarefas</w:t>
-      </w:r>
-      <w:proofErr w:type="spellEnd"/>
-      <w:r>
-        <w:rPr>
-          <w:rFonts w:ascii="Calibri" w:hAnsi="Calibri" w:cs="Calibri"/>
-          <w:i/>
-          <w:iCs/>
-          <w:sz w:val="24"/>
-          <w:szCs w:val="24"/>
-        </w:rPr>
-        <w:t xml:space="preserve"> estiverem 100% concluídas. Até lá, a aplicação recusa a mudança de estado, tanto na lista de Tarefas como no </w:t>
-      </w:r>
-      <w:proofErr w:type="spellStart"/>
-      <w:r>
-        <w:rPr>
-          <w:rFonts w:ascii="Calibri" w:hAnsi="Calibri" w:cs="Calibri"/>
-          <w:i/>
-          <w:iCs/>
-          <w:sz w:val="24"/>
-          <w:szCs w:val="24"/>
-        </w:rPr>
-        <w:t>Kanban</w:t>
-      </w:r>
-      <w:proofErr w:type="spellEnd"/>
-      <w:r>
-        <w:rPr>
-          <w:rFonts w:ascii="Calibri" w:hAnsi="Calibri" w:cs="Calibri"/>
-          <w:i/>
-          <w:iCs/>
-          <w:sz w:val="24"/>
-          <w:szCs w:val="24"/>
         </w:rPr>
         <w:t>.</w:t>
       </w:r>
     </w:p>
     <w:p>
       <w:pPr>
-        <w:pStyle w:val="Ttulo1"/>
-        <w:spacing w:before="400" w:after="200" w:line="360" w:lineRule="auto"/>
-        <w:rPr>
-          <w:rFonts w:ascii="Calibri" w:hAnsi="Calibri" w:cs="Calibri"/>
-          <w:b/>
-          <w:bCs/>
-          <w:sz w:val="28"/>
-          <w:szCs w:val="28"/>
-        </w:rPr>
-      </w:pPr>
-      <w:r>
-        <w:rPr>
-          <w:rFonts w:ascii="Calibri" w:hAnsi="Calibri" w:cs="Calibri"/>
-          <w:b/>
-          <w:bCs/>
-          <w:sz w:val="28"/>
-          <w:szCs w:val="28"/>
-        </w:rPr>
-        <w:t>8. Filtros Avançados</w:t>
-      </w:r>
-    </w:p>
-    <w:p>
-      <w:pPr>
-        <w:spacing w:after="160" w:line="360" w:lineRule="auto"/>
-        <w:rPr>
-          <w:rFonts w:ascii="Calibri" w:hAnsi="Calibri" w:cs="Calibri"/>
-          <w:sz w:val="24"/>
-          <w:szCs w:val="24"/>
-        </w:rPr>
-      </w:pPr>
-      <w:r>
-        <w:rPr>
-          <w:rFonts w:ascii="Calibri" w:hAnsi="Calibri" w:cs="Calibri"/>
-          <w:sz w:val="24"/>
-          <w:szCs w:val="24"/>
-        </w:rPr>
-        <w:t xml:space="preserve">As listas de Tarefas, Projetos e Clientes têm um painel de "Filtros Avançados" para restringir a lista a resultados mais específicos. Abre e fecha com o botão do próprio painel, ou com o atalho de teclado </w:t>
-      </w:r>
-      <w:proofErr w:type="spellStart"/>
-      <w:r>
-        <w:rPr>
-          <w:rFonts w:ascii="Calibri" w:hAnsi="Calibri" w:cs="Calibri"/>
-          <w:sz w:val="24"/>
-          <w:szCs w:val="24"/>
-        </w:rPr>
-        <w:t>Alt+F</w:t>
-      </w:r>
-      <w:proofErr w:type="spellEnd"/>
-      <w:r>
-        <w:rPr>
-          <w:rFonts w:ascii="Calibri" w:hAnsi="Calibri" w:cs="Calibri"/>
-          <w:sz w:val="24"/>
-          <w:szCs w:val="24"/>
-        </w:rPr>
-        <w:t>.</w:t>
-      </w:r>
-    </w:p>
-    <w:p>
-      <w:pPr>
-        <w:spacing w:before="200" w:after="80" w:line="360" w:lineRule="auto"/>
+        <w:spacing w:before="200" w:after="80"/>
         <w:jc w:val="center"/>
         <w:rPr>
           <w:rFonts w:ascii="Calibri" w:hAnsi="Calibri" w:cs="Calibri"/>
-          <w:sz w:val="24"/>
-          <w:szCs w:val="24"/>
         </w:rPr>
       </w:pPr>
       <w:r>
         <w:rPr>
           <w:rFonts w:ascii="Calibri" w:hAnsi="Calibri" w:cs="Calibri"/>
           <w:noProof/>
-          <w:sz w:val="24"/>
-          <w:szCs w:val="24"/>
         </w:rPr>
         <w:drawing>
-          <wp:inline distT="0" distB="0" distL="0" distR="0" wp14:anchorId="568C3443" wp14:editId="5BBDCC00">
+          <wp:inline distT="0" distB="0" distL="0" distR="0" wp14:anchorId="1B02FD82" wp14:editId="5CC42470">
             <wp:extent cx="5524500" cy="2800350"/>
             <wp:effectExtent l="0" t="0" r="0" b="0"/>
             <wp:docPr id="16" name="Imagem 16"/>
@@ -3473,12 +3035,10 @@
     </w:p>
     <w:p>
       <w:pPr>
-        <w:spacing w:after="240" w:line="360" w:lineRule="auto"/>
+        <w:spacing w:after="240"/>
         <w:jc w:val="center"/>
         <w:rPr>
           <w:rFonts w:ascii="Calibri" w:hAnsi="Calibri" w:cs="Calibri"/>
-          <w:sz w:val="24"/>
-          <w:szCs w:val="24"/>
         </w:rPr>
       </w:pPr>
       <w:r>
@@ -3487,26 +3047,20 @@
           <w:i/>
           <w:iCs/>
           <w:color w:val="555555"/>
-          <w:sz w:val="24"/>
-          <w:szCs w:val="24"/>
         </w:rPr>
         <w:t>Painel de Filtros Avançados da lista de Tarefas, fechado inicialmente e depois aberto sem valores preenchidos.</w:t>
       </w:r>
     </w:p>
     <w:p>
       <w:pPr>
-        <w:spacing w:after="160" w:line="360" w:lineRule="auto"/>
-        <w:rPr>
-          <w:rFonts w:ascii="Calibri" w:hAnsi="Calibri" w:cs="Calibri"/>
-          <w:sz w:val="24"/>
-          <w:szCs w:val="24"/>
-        </w:rPr>
-      </w:pPr>
-      <w:r>
-        <w:rPr>
-          <w:rFonts w:ascii="Calibri" w:hAnsi="Calibri" w:cs="Calibri"/>
-          <w:sz w:val="24"/>
-          <w:szCs w:val="24"/>
+        <w:spacing w:after="160"/>
+        <w:rPr>
+          <w:rFonts w:ascii="Calibri" w:hAnsi="Calibri" w:cs="Calibri"/>
+        </w:rPr>
+      </w:pPr>
+      <w:r>
+        <w:rPr>
+          <w:rFonts w:ascii="Calibri" w:hAnsi="Calibri" w:cs="Calibri"/>
         </w:rPr>
         <w:t xml:space="preserve">Preenche um ou mais campos e clica em "Aplicar Filtros" (ou prime </w:t>
       </w:r>
@@ -3514,8 +3068,6 @@
       <w:r>
         <w:rPr>
           <w:rFonts w:ascii="Calibri" w:hAnsi="Calibri" w:cs="Calibri"/>
-          <w:sz w:val="24"/>
-          <w:szCs w:val="24"/>
         </w:rPr>
         <w:t>Enter</w:t>
       </w:r>
@@ -3523,8 +3075,6 @@
       <w:r>
         <w:rPr>
           <w:rFonts w:ascii="Calibri" w:hAnsi="Calibri" w:cs="Calibri"/>
-          <w:sz w:val="24"/>
-          <w:szCs w:val="24"/>
         </w:rPr>
         <w:t xml:space="preserve">). Um número ao lado do título "Filtros Avançados" mostra quantos filtros estão ativos; o botão "Limpar Filtros" (ou a tecla </w:t>
       </w:r>
@@ -3532,8 +3082,6 @@
       <w:r>
         <w:rPr>
           <w:rFonts w:ascii="Calibri" w:hAnsi="Calibri" w:cs="Calibri"/>
-          <w:sz w:val="24"/>
-          <w:szCs w:val="24"/>
         </w:rPr>
         <w:t>Esc</w:t>
       </w:r>
@@ -3541,31 +3089,25 @@
       <w:r>
         <w:rPr>
           <w:rFonts w:ascii="Calibri" w:hAnsi="Calibri" w:cs="Calibri"/>
-          <w:sz w:val="24"/>
-          <w:szCs w:val="24"/>
         </w:rPr>
         <w:t>) repõe a lista completa.</w:t>
       </w:r>
     </w:p>
     <w:p>
       <w:pPr>
-        <w:spacing w:before="200" w:after="80" w:line="360" w:lineRule="auto"/>
+        <w:spacing w:before="200" w:after="80"/>
         <w:jc w:val="center"/>
         <w:rPr>
           <w:rFonts w:ascii="Calibri" w:hAnsi="Calibri" w:cs="Calibri"/>
-          <w:sz w:val="24"/>
-          <w:szCs w:val="24"/>
         </w:rPr>
       </w:pPr>
       <w:r>
         <w:rPr>
           <w:rFonts w:ascii="Calibri" w:hAnsi="Calibri" w:cs="Calibri"/>
           <w:noProof/>
-          <w:sz w:val="24"/>
-          <w:szCs w:val="24"/>
         </w:rPr>
         <w:drawing>
-          <wp:inline distT="0" distB="0" distL="0" distR="0" wp14:anchorId="1B47F7CA" wp14:editId="32F9C76A">
+          <wp:inline distT="0" distB="0" distL="0" distR="0" wp14:anchorId="6BB6D013" wp14:editId="5F595E9D">
             <wp:extent cx="5524500" cy="2038350"/>
             <wp:effectExtent l="0" t="0" r="0" b="0"/>
             <wp:docPr id="17" name="Imagem 17"/>
@@ -3606,12 +3148,10 @@
     </w:p>
     <w:p>
       <w:pPr>
-        <w:spacing w:after="240" w:line="360" w:lineRule="auto"/>
+        <w:spacing w:after="240"/>
         <w:jc w:val="center"/>
         <w:rPr>
           <w:rFonts w:ascii="Calibri" w:hAnsi="Calibri" w:cs="Calibri"/>
-          <w:sz w:val="24"/>
-          <w:szCs w:val="24"/>
         </w:rPr>
       </w:pPr>
       <w:r>
@@ -3620,91 +3160,71 @@
           <w:i/>
           <w:iCs/>
           <w:color w:val="555555"/>
-          <w:sz w:val="24"/>
-          <w:szCs w:val="24"/>
+        </w:rPr>
+        <w:t>Lista filtrada por um termo na descrição, com o contador de filtros ativos (1) e o botão para os limpar.</w:t>
+      </w:r>
+    </w:p>
+    <w:p>
+      <w:pPr>
+        <w:spacing w:after="160"/>
+        <w:rPr>
+          <w:rFonts w:ascii="Calibri" w:hAnsi="Calibri" w:cs="Calibri"/>
+        </w:rPr>
+      </w:pPr>
+      <w:r>
+        <w:rPr>
+          <w:rFonts w:ascii="Calibri" w:hAnsi="Calibri" w:cs="Calibri"/>
+        </w:rPr>
+        <w:t>Os campos disponíveis variam por página: em Tarefas incluem descrição, projeto, estado, prioridade, se é recorrente e um intervalo de prazos; em Projetos incluem designação, cliente, prioridade, datas, estado e tipo; em Clientes, apenas nome, NIF e morada.</w:t>
+      </w:r>
+    </w:p>
+    <w:p>
+      <w:pPr>
+        <w:pStyle w:val="Ttulo1"/>
+        <w:spacing w:before="400" w:after="200"/>
+        <w:rPr>
+          <w:rFonts w:ascii="Calibri" w:hAnsi="Calibri" w:cs="Calibri"/>
+        </w:rPr>
+      </w:pPr>
+      <w:bookmarkStart w:id="8" w:name="sec_9"/>
+      <w:r>
+        <w:rPr>
+          <w:rFonts w:ascii="Calibri" w:hAnsi="Calibri" w:cs="Calibri"/>
+        </w:rPr>
+        <w:t>9. Clientes</w:t>
+      </w:r>
+      <w:bookmarkEnd w:id="8"/>
+    </w:p>
+    <w:p>
+      <w:pPr>
+        <w:spacing w:after="160"/>
+        <w:rPr>
+          <w:rFonts w:ascii="Calibri" w:hAnsi="Calibri" w:cs="Calibri"/>
+        </w:rPr>
+      </w:pPr>
+      <w:r>
+        <w:rPr>
+          <w:rFonts w:ascii="Calibri" w:hAnsi="Calibri" w:cs="Calibri"/>
+        </w:rPr>
+        <w:t>Gestão da lista de clientes da empresa: nome, morada, NIF, contacto e responsável.</w:t>
+      </w:r>
+    </w:p>
+    <w:p>
+      <w:pPr>
+        <w:spacing w:before="200" w:after="80"/>
+        <w:jc w:val="center"/>
+        <w:rPr>
+          <w:rFonts w:ascii="Calibri" w:hAnsi="Calibri" w:cs="Calibri"/>
+        </w:rPr>
+      </w:pPr>
+      <w:r>
+        <w:rPr>
+          <w:rFonts w:ascii="Calibri" w:hAnsi="Calibri" w:cs="Calibri"/>
+          <w:noProof/>
         </w:rPr>
         <w:lastRenderedPageBreak/>
-        <w:t>Lista filtrada por um termo na descrição, com o contador de filtros ativos (1) e o botão para os limpar.</w:t>
-      </w:r>
-    </w:p>
-    <w:p>
-      <w:pPr>
-        <w:spacing w:after="160" w:line="360" w:lineRule="auto"/>
-        <w:rPr>
-          <w:rFonts w:ascii="Calibri" w:hAnsi="Calibri" w:cs="Calibri"/>
-          <w:sz w:val="24"/>
-          <w:szCs w:val="24"/>
-        </w:rPr>
-      </w:pPr>
-      <w:r>
-        <w:rPr>
-          <w:rFonts w:ascii="Calibri" w:hAnsi="Calibri" w:cs="Calibri"/>
-          <w:sz w:val="24"/>
-          <w:szCs w:val="24"/>
-        </w:rPr>
-        <w:t>Os campos disponíveis variam por página: em Tarefas incluem descrição, projeto, estado, prioridade, se é recorrente e um intervalo de prazos; em Projetos incluem designação, cliente, prioridade, datas, estado e tipo; em Clientes, apenas nome, NIF e morada.</w:t>
-      </w:r>
-    </w:p>
-    <w:p>
-      <w:pPr>
-        <w:pStyle w:val="Ttulo1"/>
-        <w:spacing w:before="400" w:after="200" w:line="360" w:lineRule="auto"/>
-        <w:rPr>
-          <w:rFonts w:ascii="Calibri" w:hAnsi="Calibri" w:cs="Calibri"/>
-          <w:b/>
-          <w:bCs/>
-          <w:sz w:val="28"/>
-          <w:szCs w:val="28"/>
-        </w:rPr>
-      </w:pPr>
-      <w:r>
-        <w:rPr>
-          <w:rFonts w:ascii="Calibri" w:hAnsi="Calibri" w:cs="Calibri"/>
-          <w:b/>
-          <w:bCs/>
-          <w:sz w:val="28"/>
-          <w:szCs w:val="28"/>
-        </w:rPr>
-        <w:t>9. Clientes</w:t>
-      </w:r>
-    </w:p>
-    <w:p>
-      <w:pPr>
-        <w:spacing w:after="160" w:line="360" w:lineRule="auto"/>
-        <w:rPr>
-          <w:rFonts w:ascii="Calibri" w:hAnsi="Calibri" w:cs="Calibri"/>
-          <w:sz w:val="24"/>
-          <w:szCs w:val="24"/>
-        </w:rPr>
-      </w:pPr>
-      <w:r>
-        <w:rPr>
-          <w:rFonts w:ascii="Calibri" w:hAnsi="Calibri" w:cs="Calibri"/>
-          <w:sz w:val="24"/>
-          <w:szCs w:val="24"/>
-        </w:rPr>
-        <w:t>Gestão da lista de clientes da empresa: nome, morada, NIF, contacto e responsável.</w:t>
-      </w:r>
-    </w:p>
-    <w:p>
-      <w:pPr>
-        <w:spacing w:before="200" w:after="80" w:line="360" w:lineRule="auto"/>
-        <w:jc w:val="center"/>
-        <w:rPr>
-          <w:rFonts w:ascii="Calibri" w:hAnsi="Calibri" w:cs="Calibri"/>
-          <w:sz w:val="24"/>
-          <w:szCs w:val="24"/>
-        </w:rPr>
-      </w:pPr>
-      <w:r>
-        <w:rPr>
-          <w:rFonts w:ascii="Calibri" w:hAnsi="Calibri" w:cs="Calibri"/>
-          <w:noProof/>
-          <w:sz w:val="24"/>
-          <w:szCs w:val="24"/>
-        </w:rPr>
         <w:drawing>
-          <wp:inline distT="0" distB="0" distL="0" distR="0" wp14:anchorId="33640ED7" wp14:editId="209A2613">
+          <wp:inline distT="0" distB="0" distL="0" distR="0" wp14:anchorId="028F94AA" wp14:editId="5946F940">
             <wp:extent cx="5524500" cy="1743075"/>
             <wp:effectExtent l="0" t="0" r="0" b="0"/>
             <wp:docPr id="18" name="Imagem 18"/>
@@ -3745,12 +3265,10 @@
     </w:p>
     <w:p>
       <w:pPr>
-        <w:spacing w:after="240" w:line="360" w:lineRule="auto"/>
+        <w:spacing w:after="240"/>
         <w:jc w:val="center"/>
         <w:rPr>
           <w:rFonts w:ascii="Calibri" w:hAnsi="Calibri" w:cs="Calibri"/>
-          <w:sz w:val="24"/>
-          <w:szCs w:val="24"/>
         </w:rPr>
       </w:pPr>
       <w:r>
@@ -3759,8 +3277,6 @@
           <w:i/>
           <w:iCs/>
           <w:color w:val="555555"/>
-          <w:sz w:val="24"/>
-          <w:szCs w:val="24"/>
         </w:rPr>
         <w:t>Lista de Clientes.</w:t>
       </w:r>
@@ -3771,22 +3287,18 @@
           <w:left w:val="single" w:sz="18" w:space="0" w:color="81A6F0"/>
         </w:pBdr>
         <w:shd w:val="clear" w:color="auto" w:fill="F2F2F2"/>
-        <w:spacing w:before="100" w:after="200" w:line="360" w:lineRule="auto"/>
-        <w:rPr>
-          <w:rFonts w:ascii="Calibri" w:hAnsi="Calibri" w:cs="Calibri"/>
-          <w:i/>
-          <w:iCs/>
-          <w:sz w:val="24"/>
-          <w:szCs w:val="24"/>
-        </w:rPr>
-      </w:pPr>
-      <w:r>
-        <w:rPr>
-          <w:rFonts w:ascii="Calibri" w:hAnsi="Calibri" w:cs="Calibri"/>
-          <w:i/>
-          <w:iCs/>
-          <w:sz w:val="24"/>
-          <w:szCs w:val="24"/>
+        <w:spacing w:before="100" w:after="200"/>
+        <w:rPr>
+          <w:rFonts w:ascii="Calibri" w:hAnsi="Calibri" w:cs="Calibri"/>
+        </w:rPr>
+      </w:pPr>
+      <w:r>
+        <w:rPr>
+          <w:rFonts w:ascii="Calibri" w:hAnsi="Calibri" w:cs="Calibri"/>
+          <w:i/>
+          <w:iCs/>
+          <w:sz w:val="21"/>
+          <w:szCs w:val="21"/>
         </w:rPr>
         <w:t>Nota: Um colaborador (</w:t>
       </w:r>
@@ -3796,8 +3308,8 @@
           <w:rFonts w:ascii="Calibri" w:hAnsi="Calibri" w:cs="Calibri"/>
           <w:i/>
           <w:iCs/>
-          <w:sz w:val="24"/>
-          <w:szCs w:val="24"/>
+          <w:sz w:val="21"/>
+          <w:szCs w:val="21"/>
         </w:rPr>
         <w:t>Employee</w:t>
       </w:r>
@@ -3807,8 +3319,8 @@
           <w:rFonts w:ascii="Calibri" w:hAnsi="Calibri" w:cs="Calibri"/>
           <w:i/>
           <w:iCs/>
-          <w:sz w:val="24"/>
-          <w:szCs w:val="24"/>
+          <w:sz w:val="21"/>
+          <w:szCs w:val="21"/>
         </w:rPr>
         <w:t>) só vê os clientes que lhe estão atribuídos, e não pode criar, editar ou apagar clientes.</w:t>
       </w:r>
@@ -3816,63 +3328,63 @@
     <w:p>
       <w:pPr>
         <w:pStyle w:val="Ttulo1"/>
-        <w:spacing w:before="400" w:after="200" w:line="360" w:lineRule="auto"/>
-        <w:rPr>
-          <w:rFonts w:ascii="Calibri" w:hAnsi="Calibri" w:cs="Calibri"/>
-          <w:b/>
-          <w:bCs/>
-          <w:sz w:val="28"/>
-          <w:szCs w:val="28"/>
-        </w:rPr>
-      </w:pPr>
-      <w:r>
-        <w:rPr>
-          <w:rFonts w:ascii="Calibri" w:hAnsi="Calibri" w:cs="Calibri"/>
-          <w:b/>
-          <w:bCs/>
-          <w:sz w:val="28"/>
-          <w:szCs w:val="28"/>
+        <w:spacing w:before="400" w:after="200"/>
+        <w:rPr>
+          <w:rFonts w:ascii="Calibri" w:hAnsi="Calibri" w:cs="Calibri"/>
+        </w:rPr>
+      </w:pPr>
+      <w:bookmarkStart w:id="9" w:name="sec_10"/>
+      <w:r>
+        <w:rPr>
+          <w:rFonts w:ascii="Calibri" w:hAnsi="Calibri" w:cs="Calibri"/>
         </w:rPr>
         <w:t>10. Colaboradores Externos</w:t>
       </w:r>
-    </w:p>
-    <w:p>
-      <w:pPr>
-        <w:spacing w:after="160" w:line="360" w:lineRule="auto"/>
-        <w:rPr>
-          <w:rFonts w:ascii="Calibri" w:hAnsi="Calibri" w:cs="Calibri"/>
-          <w:sz w:val="24"/>
-          <w:szCs w:val="24"/>
-        </w:rPr>
-      </w:pPr>
-      <w:r>
-        <w:rPr>
-          <w:rFonts w:ascii="Calibri" w:hAnsi="Calibri" w:cs="Calibri"/>
-          <w:sz w:val="24"/>
-          <w:szCs w:val="24"/>
-        </w:rPr>
-        <w:t>"Colaboradores Externos" são pessoas ou entidades que não são funcionários internos mas colaboram em projetos — por exemplo, freelancers ou subcontratados. Aqui geres os seus contactos, preço/hora, fase do projeto em que participam e especialidades.</w:t>
-      </w:r>
-    </w:p>
-    <w:p>
-      <w:pPr>
-        <w:spacing w:before="200" w:after="80" w:line="360" w:lineRule="auto"/>
+      <w:bookmarkEnd w:id="9"/>
+    </w:p>
+    <w:p>
+      <w:pPr>
+        <w:spacing w:after="160"/>
+        <w:rPr>
+          <w:rFonts w:ascii="Calibri" w:hAnsi="Calibri" w:cs="Calibri"/>
+        </w:rPr>
+      </w:pPr>
+      <w:r>
+        <w:rPr>
+          <w:rFonts w:ascii="Calibri" w:hAnsi="Calibri" w:cs="Calibri"/>
+        </w:rPr>
+        <w:t xml:space="preserve">"Colaboradores Externos" são pessoas ou entidades que não são funcionários </w:t>
+      </w:r>
+      <w:proofErr w:type="gramStart"/>
+      <w:r>
+        <w:rPr>
+          <w:rFonts w:ascii="Calibri" w:hAnsi="Calibri" w:cs="Calibri"/>
+        </w:rPr>
+        <w:t>internos</w:t>
+      </w:r>
+      <w:proofErr w:type="gramEnd"/>
+      <w:r>
+        <w:rPr>
+          <w:rFonts w:ascii="Calibri" w:hAnsi="Calibri" w:cs="Calibri"/>
+        </w:rPr>
+        <w:t xml:space="preserve"> mas colaboram em projetos — por exemplo, freelancers ou subcontratados. Aqui geres os seus contactos, preço/hora, fase do projeto em que participam e especialidades.</w:t>
+      </w:r>
+    </w:p>
+    <w:p>
+      <w:pPr>
+        <w:spacing w:before="200" w:after="80"/>
         <w:jc w:val="center"/>
         <w:rPr>
           <w:rFonts w:ascii="Calibri" w:hAnsi="Calibri" w:cs="Calibri"/>
-          <w:sz w:val="24"/>
-          <w:szCs w:val="24"/>
         </w:rPr>
       </w:pPr>
       <w:r>
         <w:rPr>
           <w:rFonts w:ascii="Calibri" w:hAnsi="Calibri" w:cs="Calibri"/>
           <w:noProof/>
-          <w:sz w:val="24"/>
-          <w:szCs w:val="24"/>
         </w:rPr>
         <w:drawing>
-          <wp:inline distT="0" distB="0" distL="0" distR="0" wp14:anchorId="54B363D1" wp14:editId="01093C9F">
+          <wp:inline distT="0" distB="0" distL="0" distR="0" wp14:anchorId="12D4EEA3" wp14:editId="0DD39A4A">
             <wp:extent cx="5524500" cy="1724025"/>
             <wp:effectExtent l="0" t="0" r="0" b="0"/>
             <wp:docPr id="19" name="Imagem 19"/>
@@ -3913,25 +3425,18 @@
     </w:p>
     <w:p>
       <w:pPr>
-        <w:spacing w:after="240" w:line="360" w:lineRule="auto"/>
+        <w:spacing w:after="240"/>
         <w:jc w:val="center"/>
         <w:rPr>
           <w:rFonts w:ascii="Calibri" w:hAnsi="Calibri" w:cs="Calibri"/>
+        </w:rPr>
+      </w:pPr>
+      <w:r>
+        <w:rPr>
+          <w:rFonts w:ascii="Calibri" w:hAnsi="Calibri" w:cs="Calibri"/>
           <w:i/>
           <w:iCs/>
           <w:color w:val="555555"/>
-          <w:sz w:val="24"/>
-          <w:szCs w:val="24"/>
-        </w:rPr>
-      </w:pPr>
-      <w:r>
-        <w:rPr>
-          <w:rFonts w:ascii="Calibri" w:hAnsi="Calibri" w:cs="Calibri"/>
-          <w:i/>
-          <w:iCs/>
-          <w:color w:val="555555"/>
-          <w:sz w:val="24"/>
-          <w:szCs w:val="24"/>
         </w:rPr>
         <w:t>Lista de Colaboradores Externos.</w:t>
       </w:r>
@@ -3939,64 +3444,49 @@
     <w:p>
       <w:pPr>
         <w:pStyle w:val="Ttulo1"/>
-        <w:spacing w:before="400" w:after="200" w:line="360" w:lineRule="auto"/>
-        <w:rPr>
-          <w:rFonts w:ascii="Calibri" w:hAnsi="Calibri" w:cs="Calibri"/>
-          <w:b/>
-          <w:bCs/>
-          <w:sz w:val="28"/>
-          <w:szCs w:val="28"/>
-        </w:rPr>
-      </w:pPr>
-      <w:r>
-        <w:rPr>
-          <w:rFonts w:ascii="Calibri" w:hAnsi="Calibri" w:cs="Calibri"/>
-          <w:b/>
-          <w:bCs/>
-          <w:sz w:val="28"/>
-          <w:szCs w:val="28"/>
-        </w:rPr>
-        <w:lastRenderedPageBreak/>
+        <w:spacing w:before="400" w:after="200"/>
+        <w:rPr>
+          <w:rFonts w:ascii="Calibri" w:hAnsi="Calibri" w:cs="Calibri"/>
+        </w:rPr>
+      </w:pPr>
+      <w:bookmarkStart w:id="10" w:name="sec_11"/>
+      <w:r>
+        <w:rPr>
+          <w:rFonts w:ascii="Calibri" w:hAnsi="Calibri" w:cs="Calibri"/>
+        </w:rPr>
         <w:t>11. Propostas</w:t>
       </w:r>
-    </w:p>
-    <w:p>
-      <w:pPr>
-        <w:spacing w:after="160" w:line="360" w:lineRule="auto"/>
-        <w:rPr>
-          <w:rFonts w:ascii="Calibri" w:hAnsi="Calibri" w:cs="Calibri"/>
-          <w:sz w:val="24"/>
-          <w:szCs w:val="24"/>
-        </w:rPr>
-      </w:pPr>
-      <w:r>
-        <w:rPr>
-          <w:rFonts w:ascii="Calibri" w:hAnsi="Calibri" w:cs="Calibri"/>
-          <w:sz w:val="24"/>
-          <w:szCs w:val="24"/>
+      <w:bookmarkEnd w:id="10"/>
+    </w:p>
+    <w:p>
+      <w:pPr>
+        <w:spacing w:after="160"/>
+        <w:rPr>
+          <w:rFonts w:ascii="Calibri" w:hAnsi="Calibri" w:cs="Calibri"/>
+        </w:rPr>
+      </w:pPr>
+      <w:r>
+        <w:rPr>
+          <w:rFonts w:ascii="Calibri" w:hAnsi="Calibri" w:cs="Calibri"/>
         </w:rPr>
         <w:t>As Propostas representam trabalho ainda por confirmar com o cliente. Uma proposta passa pelos estados Ativo, Em Análise, Adjudicada ou Recusada.</w:t>
       </w:r>
     </w:p>
     <w:p>
       <w:pPr>
-        <w:spacing w:before="200" w:after="80" w:line="360" w:lineRule="auto"/>
+        <w:spacing w:before="200" w:after="80"/>
         <w:jc w:val="center"/>
         <w:rPr>
           <w:rFonts w:ascii="Calibri" w:hAnsi="Calibri" w:cs="Calibri"/>
-          <w:sz w:val="24"/>
-          <w:szCs w:val="24"/>
         </w:rPr>
       </w:pPr>
       <w:r>
         <w:rPr>
           <w:rFonts w:ascii="Calibri" w:hAnsi="Calibri" w:cs="Calibri"/>
           <w:noProof/>
-          <w:sz w:val="24"/>
-          <w:szCs w:val="24"/>
         </w:rPr>
         <w:drawing>
-          <wp:inline distT="0" distB="0" distL="0" distR="0" wp14:anchorId="5A673E42" wp14:editId="45CC410B">
+          <wp:inline distT="0" distB="0" distL="0" distR="0" wp14:anchorId="09D2CFC5" wp14:editId="77796598">
             <wp:extent cx="5524500" cy="2085975"/>
             <wp:effectExtent l="0" t="0" r="0" b="0"/>
             <wp:docPr id="20" name="Imagem 20"/>
@@ -4037,12 +3527,10 @@
     </w:p>
     <w:p>
       <w:pPr>
-        <w:spacing w:after="240" w:line="360" w:lineRule="auto"/>
+        <w:spacing w:after="240"/>
         <w:jc w:val="center"/>
         <w:rPr>
           <w:rFonts w:ascii="Calibri" w:hAnsi="Calibri" w:cs="Calibri"/>
-          <w:sz w:val="24"/>
-          <w:szCs w:val="24"/>
         </w:rPr>
       </w:pPr>
       <w:r>
@@ -4051,26 +3539,20 @@
           <w:i/>
           <w:iCs/>
           <w:color w:val="555555"/>
-          <w:sz w:val="24"/>
-          <w:szCs w:val="24"/>
         </w:rPr>
         <w:t>Gestão de Propostas, com estados e o botão para gerar o projeto correspondente.</w:t>
       </w:r>
     </w:p>
     <w:p>
       <w:pPr>
-        <w:spacing w:after="160" w:line="360" w:lineRule="auto"/>
-        <w:rPr>
-          <w:rFonts w:ascii="Calibri" w:hAnsi="Calibri" w:cs="Calibri"/>
-          <w:sz w:val="24"/>
-          <w:szCs w:val="24"/>
-        </w:rPr>
-      </w:pPr>
-      <w:r>
-        <w:rPr>
-          <w:rFonts w:ascii="Calibri" w:hAnsi="Calibri" w:cs="Calibri"/>
-          <w:sz w:val="24"/>
-          <w:szCs w:val="24"/>
+        <w:spacing w:after="160"/>
+        <w:rPr>
+          <w:rFonts w:ascii="Calibri" w:hAnsi="Calibri" w:cs="Calibri"/>
+        </w:rPr>
+      </w:pPr>
+      <w:r>
+        <w:rPr>
+          <w:rFonts w:ascii="Calibri" w:hAnsi="Calibri" w:cs="Calibri"/>
         </w:rPr>
         <w:t>Quando uma proposta é marcada como "Adjudicada", aparece um botão para a converter automaticamente num Projeto — não é preciso voltar a introduzir os mesmos dados.</w:t>
       </w:r>
@@ -4081,21 +3563,20 @@
           <w:left w:val="single" w:sz="18" w:space="0" w:color="81A6F0"/>
         </w:pBdr>
         <w:shd w:val="clear" w:color="auto" w:fill="F2F2F2"/>
-        <w:spacing w:before="100" w:after="200" w:line="360" w:lineRule="auto"/>
-        <w:rPr>
-          <w:rFonts w:ascii="Calibri" w:hAnsi="Calibri" w:cs="Calibri"/>
-          <w:sz w:val="24"/>
-          <w:szCs w:val="24"/>
-        </w:rPr>
-      </w:pPr>
-      <w:r>
-        <w:rPr>
-          <w:rFonts w:ascii="Calibri" w:hAnsi="Calibri" w:cs="Calibri"/>
-          <w:i/>
-          <w:iCs/>
-          <w:sz w:val="24"/>
-          <w:szCs w:val="24"/>
-        </w:rPr>
+        <w:spacing w:before="100" w:after="200"/>
+        <w:rPr>
+          <w:rFonts w:ascii="Calibri" w:hAnsi="Calibri" w:cs="Calibri"/>
+        </w:rPr>
+      </w:pPr>
+      <w:r>
+        <w:rPr>
+          <w:rFonts w:ascii="Calibri" w:hAnsi="Calibri" w:cs="Calibri"/>
+          <w:i/>
+          <w:iCs/>
+          <w:sz w:val="21"/>
+          <w:szCs w:val="21"/>
+        </w:rPr>
+        <w:lastRenderedPageBreak/>
         <w:t>Nota: Esta área não é visível para colaboradores (</w:t>
       </w:r>
       <w:proofErr w:type="spellStart"/>
@@ -4104,8 +3585,8 @@
           <w:rFonts w:ascii="Calibri" w:hAnsi="Calibri" w:cs="Calibri"/>
           <w:i/>
           <w:iCs/>
-          <w:sz w:val="24"/>
-          <w:szCs w:val="24"/>
+          <w:sz w:val="21"/>
+          <w:szCs w:val="21"/>
         </w:rPr>
         <w:t>Employees</w:t>
       </w:r>
@@ -4115,8 +3596,8 @@
           <w:rFonts w:ascii="Calibri" w:hAnsi="Calibri" w:cs="Calibri"/>
           <w:i/>
           <w:iCs/>
-          <w:sz w:val="24"/>
-          <w:szCs w:val="24"/>
+          <w:sz w:val="21"/>
+          <w:szCs w:val="21"/>
         </w:rPr>
         <w:t>) — só Gestores e Administradores acedem a Propostas.</w:t>
       </w:r>
@@ -4124,63 +3605,49 @@
     <w:p>
       <w:pPr>
         <w:pStyle w:val="Ttulo1"/>
-        <w:spacing w:before="400" w:after="200" w:line="360" w:lineRule="auto"/>
-        <w:rPr>
-          <w:rFonts w:ascii="Calibri" w:hAnsi="Calibri" w:cs="Calibri"/>
-          <w:b/>
-          <w:bCs/>
-          <w:sz w:val="28"/>
-          <w:szCs w:val="28"/>
-        </w:rPr>
-      </w:pPr>
-      <w:r>
-        <w:rPr>
-          <w:rFonts w:ascii="Calibri" w:hAnsi="Calibri" w:cs="Calibri"/>
-          <w:b/>
-          <w:bCs/>
-          <w:sz w:val="28"/>
-          <w:szCs w:val="28"/>
+        <w:spacing w:before="400" w:after="200"/>
+        <w:rPr>
+          <w:rFonts w:ascii="Calibri" w:hAnsi="Calibri" w:cs="Calibri"/>
+        </w:rPr>
+      </w:pPr>
+      <w:bookmarkStart w:id="11" w:name="sec_12"/>
+      <w:r>
+        <w:rPr>
+          <w:rFonts w:ascii="Calibri" w:hAnsi="Calibri" w:cs="Calibri"/>
         </w:rPr>
         <w:t>12. Notificações</w:t>
       </w:r>
-    </w:p>
-    <w:p>
-      <w:pPr>
-        <w:spacing w:after="160" w:line="360" w:lineRule="auto"/>
-        <w:rPr>
-          <w:rFonts w:ascii="Calibri" w:hAnsi="Calibri" w:cs="Calibri"/>
-          <w:sz w:val="24"/>
-          <w:szCs w:val="24"/>
-        </w:rPr>
-      </w:pPr>
-      <w:r>
-        <w:rPr>
-          <w:rFonts w:ascii="Calibri" w:hAnsi="Calibri" w:cs="Calibri"/>
-          <w:sz w:val="24"/>
-          <w:szCs w:val="24"/>
+      <w:bookmarkEnd w:id="11"/>
+    </w:p>
+    <w:p>
+      <w:pPr>
+        <w:spacing w:after="160"/>
+        <w:rPr>
+          <w:rFonts w:ascii="Calibri" w:hAnsi="Calibri" w:cs="Calibri"/>
+        </w:rPr>
+      </w:pPr>
+      <w:r>
+        <w:rPr>
+          <w:rFonts w:ascii="Calibri" w:hAnsi="Calibri" w:cs="Calibri"/>
         </w:rPr>
         <w:t>O sino de notificações avisa sobre eventos relevantes: uma tarefa atribuída, uma mudança de estado, um prazo a aproximar-se ou já ultrapassado, um projeto atribuído ou concluído, entre outros.</w:t>
       </w:r>
     </w:p>
     <w:p>
       <w:pPr>
-        <w:spacing w:before="200" w:after="80" w:line="360" w:lineRule="auto"/>
+        <w:spacing w:before="200" w:after="80"/>
         <w:jc w:val="center"/>
         <w:rPr>
           <w:rFonts w:ascii="Calibri" w:hAnsi="Calibri" w:cs="Calibri"/>
-          <w:sz w:val="24"/>
-          <w:szCs w:val="24"/>
         </w:rPr>
       </w:pPr>
       <w:r>
         <w:rPr>
           <w:rFonts w:ascii="Calibri" w:hAnsi="Calibri" w:cs="Calibri"/>
           <w:noProof/>
-          <w:sz w:val="24"/>
-          <w:szCs w:val="24"/>
         </w:rPr>
         <w:drawing>
-          <wp:inline distT="0" distB="0" distL="0" distR="0" wp14:anchorId="47E82AD9" wp14:editId="30C0973B">
+          <wp:inline distT="0" distB="0" distL="0" distR="0" wp14:anchorId="073B7ECB" wp14:editId="107BEDEB">
             <wp:extent cx="5524500" cy="2133600"/>
             <wp:effectExtent l="0" t="0" r="0" b="0"/>
             <wp:docPr id="21" name="Imagem 21"/>
@@ -4221,12 +3688,10 @@
     </w:p>
     <w:p>
       <w:pPr>
-        <w:spacing w:after="240" w:line="360" w:lineRule="auto"/>
+        <w:spacing w:after="240"/>
         <w:jc w:val="center"/>
         <w:rPr>
           <w:rFonts w:ascii="Calibri" w:hAnsi="Calibri" w:cs="Calibri"/>
-          <w:sz w:val="24"/>
-          <w:szCs w:val="24"/>
         </w:rPr>
       </w:pPr>
       <w:r>
@@ -4235,109 +3700,238 @@
           <w:i/>
           <w:iCs/>
           <w:color w:val="555555"/>
-          <w:sz w:val="24"/>
-          <w:szCs w:val="24"/>
         </w:rPr>
         <w:t>Página de Notificações, com o histórico de avisos e a opção de marcar como lidos.</w:t>
       </w:r>
     </w:p>
     <w:p>
       <w:pPr>
-        <w:spacing w:after="160" w:line="360" w:lineRule="auto"/>
-        <w:rPr>
-          <w:rFonts w:ascii="Calibri" w:hAnsi="Calibri" w:cs="Calibri"/>
-          <w:sz w:val="24"/>
-          <w:szCs w:val="24"/>
-        </w:rPr>
-      </w:pPr>
-      <w:r>
-        <w:rPr>
-          <w:rFonts w:ascii="Calibri" w:hAnsi="Calibri" w:cs="Calibri"/>
-          <w:sz w:val="24"/>
-          <w:szCs w:val="24"/>
+        <w:spacing w:after="160"/>
+        <w:rPr>
+          <w:rFonts w:ascii="Calibri" w:hAnsi="Calibri" w:cs="Calibri"/>
+        </w:rPr>
+      </w:pPr>
+      <w:r>
+        <w:rPr>
+          <w:rFonts w:ascii="Calibri" w:hAnsi="Calibri" w:cs="Calibri"/>
+        </w:rPr>
+        <w:t xml:space="preserve">É possível marcar notificações individuais ou todas como lidas. Alguns destes avisos são também enviados para um canal do </w:t>
+      </w:r>
+      <w:proofErr w:type="spellStart"/>
+      <w:r>
+        <w:rPr>
+          <w:rFonts w:ascii="Calibri" w:hAnsi="Calibri" w:cs="Calibri"/>
+        </w:rPr>
+        <w:t>Slack</w:t>
+      </w:r>
+      <w:proofErr w:type="spellEnd"/>
+      <w:r>
+        <w:rPr>
+          <w:rFonts w:ascii="Calibri" w:hAnsi="Calibri" w:cs="Calibri"/>
+        </w:rPr>
+        <w:t xml:space="preserve"> da empresa, quando essa integração está ativa.</w:t>
+      </w:r>
+    </w:p>
+    <w:p>
+      <w:pPr>
+        <w:pStyle w:val="Ttulo2"/>
+        <w:spacing w:before="300" w:after="150"/>
+        <w:rPr>
+          <w:rFonts w:ascii="Calibri" w:hAnsi="Calibri" w:cs="Calibri"/>
+        </w:rPr>
+      </w:pPr>
+      <w:r>
+        <w:rPr>
+          <w:rFonts w:ascii="Calibri" w:hAnsi="Calibri" w:cs="Calibri"/>
+        </w:rPr>
+        <w:t xml:space="preserve">Notificações no </w:t>
+      </w:r>
+      <w:proofErr w:type="spellStart"/>
+      <w:r>
+        <w:rPr>
+          <w:rFonts w:ascii="Calibri" w:hAnsi="Calibri" w:cs="Calibri"/>
+        </w:rPr>
+        <w:t>Mattermost</w:t>
+      </w:r>
+      <w:proofErr w:type="spellEnd"/>
+    </w:p>
+    <w:p>
+      <w:pPr>
+        <w:spacing w:after="160"/>
+        <w:rPr>
+          <w:rFonts w:ascii="Calibri" w:hAnsi="Calibri" w:cs="Calibri"/>
+        </w:rPr>
+      </w:pPr>
+      <w:r>
+        <w:rPr>
+          <w:rFonts w:ascii="Calibri" w:hAnsi="Calibri" w:cs="Calibri"/>
+        </w:rPr>
+        <w:t xml:space="preserve">Além das notificações dentro da aplicação (e do </w:t>
+      </w:r>
+      <w:proofErr w:type="spellStart"/>
+      <w:r>
+        <w:rPr>
+          <w:rFonts w:ascii="Calibri" w:hAnsi="Calibri" w:cs="Calibri"/>
+        </w:rPr>
+        <w:t>Slack</w:t>
+      </w:r>
+      <w:proofErr w:type="spellEnd"/>
+      <w:r>
+        <w:rPr>
+          <w:rFonts w:ascii="Calibri" w:hAnsi="Calibri" w:cs="Calibri"/>
+        </w:rPr>
+        <w:t xml:space="preserve">), as alterações importantes às Tarefas e aos Projetos aparecem agora também, automaticamente, no canal "FL - </w:t>
+      </w:r>
+      <w:proofErr w:type="spellStart"/>
+      <w:r>
+        <w:rPr>
+          <w:rFonts w:ascii="Calibri" w:hAnsi="Calibri" w:cs="Calibri"/>
+        </w:rPr>
+        <w:t>Dashboard</w:t>
+      </w:r>
+      <w:proofErr w:type="spellEnd"/>
+      <w:r>
+        <w:rPr>
+          <w:rFonts w:ascii="Calibri" w:hAnsi="Calibri" w:cs="Calibri"/>
+        </w:rPr>
+        <w:t xml:space="preserve"> - Notificações" do </w:t>
+      </w:r>
+      <w:proofErr w:type="spellStart"/>
+      <w:r>
+        <w:rPr>
+          <w:rFonts w:ascii="Calibri" w:hAnsi="Calibri" w:cs="Calibri"/>
+        </w:rPr>
+        <w:t>Mattermost</w:t>
+      </w:r>
+      <w:proofErr w:type="spellEnd"/>
+      <w:r>
+        <w:rPr>
+          <w:rFonts w:ascii="Calibri" w:hAnsi="Calibri" w:cs="Calibri"/>
+        </w:rPr>
+        <w:t>. Assim, toda a equipa acompanha o andamento do trabalho sem ter de abrir a aplicação.</w:t>
+      </w:r>
+    </w:p>
+    <w:p>
+      <w:pPr>
+        <w:spacing w:after="160"/>
+        <w:rPr>
+          <w:rFonts w:ascii="Calibri" w:hAnsi="Calibri" w:cs="Calibri"/>
+        </w:rPr>
+      </w:pPr>
+      <w:r>
+        <w:rPr>
+          <w:rFonts w:ascii="Calibri" w:hAnsi="Calibri" w:cs="Calibri"/>
+        </w:rPr>
+        <w:t>Cada alteração é publicada uma só vez no canal, para todos verem. Os eventos incluem, por exemplo:</w:t>
+      </w:r>
+    </w:p>
+    <w:p>
+      <w:pPr>
+        <w:pStyle w:val="PargrafodaLista"/>
+        <w:numPr>
+          <w:ilvl w:val="0"/>
+          <w:numId w:val="2"/>
+        </w:numPr>
+        <w:spacing w:after="80"/>
+        <w:rPr>
+          <w:rFonts w:ascii="Calibri" w:hAnsi="Calibri" w:cs="Calibri"/>
+        </w:rPr>
+      </w:pPr>
+      <w:r>
+        <w:rPr>
+          <w:rFonts w:ascii="Calibri" w:hAnsi="Calibri" w:cs="Calibri"/>
+        </w:rPr>
+        <w:t>Tarefas: nova tarefa, mudança de estado, tarefa concluída, colaboradores alterados, prazo alterado ou prorrogado, nova ocorrência de uma tarefa recorrente, tarefa removida.</w:t>
+      </w:r>
+    </w:p>
+    <w:p>
+      <w:pPr>
+        <w:pStyle w:val="PargrafodaLista"/>
+        <w:numPr>
+          <w:ilvl w:val="0"/>
+          <w:numId w:val="2"/>
+        </w:numPr>
+        <w:spacing w:after="80"/>
+        <w:rPr>
+          <w:rFonts w:ascii="Calibri" w:hAnsi="Calibri" w:cs="Calibri"/>
+        </w:rPr>
+      </w:pPr>
+      <w:r>
+        <w:rPr>
+          <w:rFonts w:ascii="Calibri" w:hAnsi="Calibri" w:cs="Calibri"/>
+        </w:rPr>
+        <w:t>Projetos: novo projeto, mudança de estado, projeto concluído, colaboradores alterados, prazo alterado ou prorrogado, projeto removido.</w:t>
+      </w:r>
+    </w:p>
+    <w:p>
+      <w:pPr>
+        <w:pBdr>
+          <w:left w:val="single" w:sz="18" w:space="0" w:color="81A6F0"/>
+        </w:pBdr>
+        <w:shd w:val="clear" w:color="auto" w:fill="F2F2F2"/>
+        <w:spacing w:before="100" w:after="200"/>
+        <w:rPr>
+          <w:rFonts w:ascii="Calibri" w:hAnsi="Calibri" w:cs="Calibri"/>
+        </w:rPr>
+      </w:pPr>
+      <w:r>
+        <w:rPr>
+          <w:rFonts w:ascii="Calibri" w:hAnsi="Calibri" w:cs="Calibri"/>
+          <w:i/>
+          <w:iCs/>
+          <w:sz w:val="21"/>
+          <w:szCs w:val="21"/>
+        </w:rPr>
+        <w:t>Nota: Estas mensagens são avisos de grupo, visíveis a todos no canal — são diferentes das notificações pessoais do sino, que só tu vês (por exemplo, "foi-te atribuída uma tarefa" ou a decisão sobre um lançamento do Banco de Horas).</w:t>
+      </w:r>
+    </w:p>
+    <w:p>
+      <w:pPr>
+        <w:pStyle w:val="Ttulo1"/>
+        <w:spacing w:before="400" w:after="200"/>
+        <w:rPr>
+          <w:rFonts w:ascii="Calibri" w:hAnsi="Calibri" w:cs="Calibri"/>
+        </w:rPr>
+      </w:pPr>
+      <w:bookmarkStart w:id="12" w:name="sec_13"/>
+      <w:r>
+        <w:rPr>
+          <w:rFonts w:ascii="Calibri" w:hAnsi="Calibri" w:cs="Calibri"/>
+        </w:rPr>
+        <w:t>13. Pesquisa Global</w:t>
+      </w:r>
+      <w:bookmarkEnd w:id="12"/>
+    </w:p>
+    <w:p>
+      <w:pPr>
+        <w:spacing w:after="160"/>
+        <w:rPr>
+          <w:rFonts w:ascii="Calibri" w:hAnsi="Calibri" w:cs="Calibri"/>
+        </w:rPr>
+      </w:pPr>
+      <w:r>
+        <w:rPr>
+          <w:rFonts w:ascii="Calibri" w:hAnsi="Calibri" w:cs="Calibri"/>
+        </w:rPr>
+        <w:t>A barra de pesquisa no topo da página procura, ao mesmo tempo, em quatro categorias: Colaboradores, Projetos, Tarefas e Clientes — e mostra os resultados lado a lado.</w:t>
+      </w:r>
+    </w:p>
+    <w:p>
+      <w:pPr>
+        <w:spacing w:before="200" w:after="80"/>
+        <w:jc w:val="center"/>
+        <w:rPr>
+          <w:rFonts w:ascii="Calibri" w:hAnsi="Calibri" w:cs="Calibri"/>
+        </w:rPr>
+      </w:pPr>
+      <w:r>
+        <w:rPr>
+          <w:rFonts w:ascii="Calibri" w:hAnsi="Calibri" w:cs="Calibri"/>
+          <w:noProof/>
         </w:rPr>
         <w:lastRenderedPageBreak/>
-        <w:t xml:space="preserve">É possível marcar notificações individuais ou todas como lidas. Alguns destes avisos são também enviados para um canal do </w:t>
-      </w:r>
-      <w:proofErr w:type="spellStart"/>
-      <w:r>
-        <w:rPr>
-          <w:rFonts w:ascii="Calibri" w:hAnsi="Calibri" w:cs="Calibri"/>
-          <w:sz w:val="24"/>
-          <w:szCs w:val="24"/>
-        </w:rPr>
-        <w:t>Slack</w:t>
-      </w:r>
-      <w:proofErr w:type="spellEnd"/>
-      <w:r>
-        <w:rPr>
-          <w:rFonts w:ascii="Calibri" w:hAnsi="Calibri" w:cs="Calibri"/>
-          <w:sz w:val="24"/>
-          <w:szCs w:val="24"/>
-        </w:rPr>
-        <w:t xml:space="preserve"> da empresa, quando essa integração está ativa.</w:t>
-      </w:r>
-    </w:p>
-    <w:p>
-      <w:pPr>
-        <w:pStyle w:val="Ttulo1"/>
-        <w:spacing w:before="400" w:after="200" w:line="360" w:lineRule="auto"/>
-        <w:rPr>
-          <w:rFonts w:ascii="Calibri" w:hAnsi="Calibri" w:cs="Calibri"/>
-          <w:b/>
-          <w:bCs/>
-          <w:sz w:val="28"/>
-          <w:szCs w:val="28"/>
-        </w:rPr>
-      </w:pPr>
-      <w:r>
-        <w:rPr>
-          <w:rFonts w:ascii="Calibri" w:hAnsi="Calibri" w:cs="Calibri"/>
-          <w:b/>
-          <w:bCs/>
-          <w:sz w:val="28"/>
-          <w:szCs w:val="28"/>
-        </w:rPr>
-        <w:t>13. Pesquisa Global</w:t>
-      </w:r>
-    </w:p>
-    <w:p>
-      <w:pPr>
-        <w:spacing w:after="160" w:line="360" w:lineRule="auto"/>
-        <w:rPr>
-          <w:rFonts w:ascii="Calibri" w:hAnsi="Calibri" w:cs="Calibri"/>
-          <w:sz w:val="24"/>
-          <w:szCs w:val="24"/>
-        </w:rPr>
-      </w:pPr>
-      <w:r>
-        <w:rPr>
-          <w:rFonts w:ascii="Calibri" w:hAnsi="Calibri" w:cs="Calibri"/>
-          <w:sz w:val="24"/>
-          <w:szCs w:val="24"/>
-        </w:rPr>
-        <w:t>A barra de pesquisa no topo da página procura, ao mesmo tempo, em quatro categorias: Colaboradores, Projetos, Tarefas e Clientes — e mostra os resultados lado a lado.</w:t>
-      </w:r>
-    </w:p>
-    <w:p>
-      <w:pPr>
-        <w:spacing w:before="200" w:after="80" w:line="360" w:lineRule="auto"/>
-        <w:jc w:val="center"/>
-        <w:rPr>
-          <w:rFonts w:ascii="Calibri" w:hAnsi="Calibri" w:cs="Calibri"/>
-          <w:sz w:val="24"/>
-          <w:szCs w:val="24"/>
-        </w:rPr>
-      </w:pPr>
-      <w:r>
-        <w:rPr>
-          <w:rFonts w:ascii="Calibri" w:hAnsi="Calibri" w:cs="Calibri"/>
-          <w:noProof/>
-          <w:sz w:val="24"/>
-          <w:szCs w:val="24"/>
-        </w:rPr>
         <w:drawing>
-          <wp:inline distT="0" distB="0" distL="0" distR="0" wp14:anchorId="67768873" wp14:editId="495D91B2">
+          <wp:inline distT="0" distB="0" distL="0" distR="0" wp14:anchorId="7D62FE60" wp14:editId="59C596F2">
             <wp:extent cx="5524500" cy="2390775"/>
             <wp:effectExtent l="0" t="0" r="0" b="0"/>
             <wp:docPr id="22" name="Imagem 22"/>
@@ -4378,12 +3972,10 @@
     </w:p>
     <w:p>
       <w:pPr>
-        <w:spacing w:after="240" w:line="360" w:lineRule="auto"/>
+        <w:spacing w:after="240"/>
         <w:jc w:val="center"/>
         <w:rPr>
           <w:rFonts w:ascii="Calibri" w:hAnsi="Calibri" w:cs="Calibri"/>
-          <w:sz w:val="24"/>
-          <w:szCs w:val="24"/>
         </w:rPr>
       </w:pPr>
       <w:r>
@@ -4392,26 +3984,20 @@
           <w:i/>
           <w:iCs/>
           <w:color w:val="555555"/>
-          <w:sz w:val="24"/>
-          <w:szCs w:val="24"/>
         </w:rPr>
         <w:t>Resultados da Pesquisa Global para um termo, organizados por categoria.</w:t>
       </w:r>
     </w:p>
     <w:p>
       <w:pPr>
-        <w:spacing w:after="160" w:line="360" w:lineRule="auto"/>
-        <w:rPr>
-          <w:rFonts w:ascii="Calibri" w:hAnsi="Calibri" w:cs="Calibri"/>
-          <w:sz w:val="24"/>
-          <w:szCs w:val="24"/>
-        </w:rPr>
-      </w:pPr>
-      <w:r>
-        <w:rPr>
-          <w:rFonts w:ascii="Calibri" w:hAnsi="Calibri" w:cs="Calibri"/>
-          <w:sz w:val="24"/>
-          <w:szCs w:val="24"/>
+        <w:spacing w:after="160"/>
+        <w:rPr>
+          <w:rFonts w:ascii="Calibri" w:hAnsi="Calibri" w:cs="Calibri"/>
+        </w:rPr>
+      </w:pPr>
+      <w:r>
+        <w:rPr>
+          <w:rFonts w:ascii="Calibri" w:hAnsi="Calibri" w:cs="Calibri"/>
         </w:rPr>
         <w:t>A partir dos resultados podes ir diretamente para a ficha do colaborador, do projeto, do cliente, ou abrir a tarefa para edição.</w:t>
       </w:r>
@@ -4422,20 +4008,18 @@
           <w:left w:val="single" w:sz="18" w:space="0" w:color="81A6F0"/>
         </w:pBdr>
         <w:shd w:val="clear" w:color="auto" w:fill="F2F2F2"/>
-        <w:spacing w:before="100" w:after="200" w:line="360" w:lineRule="auto"/>
-        <w:rPr>
-          <w:rFonts w:ascii="Calibri" w:hAnsi="Calibri" w:cs="Calibri"/>
-          <w:sz w:val="24"/>
-          <w:szCs w:val="24"/>
-        </w:rPr>
-      </w:pPr>
-      <w:r>
-        <w:rPr>
-          <w:rFonts w:ascii="Calibri" w:hAnsi="Calibri" w:cs="Calibri"/>
-          <w:i/>
-          <w:iCs/>
-          <w:sz w:val="24"/>
-          <w:szCs w:val="24"/>
+        <w:spacing w:before="100" w:after="200"/>
+        <w:rPr>
+          <w:rFonts w:ascii="Calibri" w:hAnsi="Calibri" w:cs="Calibri"/>
+        </w:rPr>
+      </w:pPr>
+      <w:r>
+        <w:rPr>
+          <w:rFonts w:ascii="Calibri" w:hAnsi="Calibri" w:cs="Calibri"/>
+          <w:i/>
+          <w:iCs/>
+          <w:sz w:val="21"/>
+          <w:szCs w:val="21"/>
         </w:rPr>
         <w:t>Nota: A pesquisa de Tarefas procura apenas no texto da própria tarefa (descrição e estado) — não encontra uma tarefa só porque o nome do projeto ou do cliente coincide com o termo pesquisado. Esta limitação já foi identificada e está para correção.</w:t>
       </w:r>
@@ -4443,40 +4027,30 @@
     <w:p>
       <w:pPr>
         <w:pStyle w:val="Ttulo1"/>
-        <w:spacing w:before="400" w:after="200" w:line="360" w:lineRule="auto"/>
-        <w:rPr>
-          <w:rFonts w:ascii="Calibri" w:hAnsi="Calibri" w:cs="Calibri"/>
-          <w:b/>
-          <w:bCs/>
-          <w:sz w:val="28"/>
-          <w:szCs w:val="28"/>
-        </w:rPr>
-      </w:pPr>
-      <w:r>
-        <w:rPr>
-          <w:rFonts w:ascii="Calibri" w:hAnsi="Calibri" w:cs="Calibri"/>
-          <w:b/>
-          <w:bCs/>
-          <w:sz w:val="28"/>
-          <w:szCs w:val="28"/>
+        <w:spacing w:before="400" w:after="200"/>
+        <w:rPr>
+          <w:rFonts w:ascii="Calibri" w:hAnsi="Calibri" w:cs="Calibri"/>
+        </w:rPr>
+      </w:pPr>
+      <w:bookmarkStart w:id="13" w:name="sec_14"/>
+      <w:r>
+        <w:rPr>
+          <w:rFonts w:ascii="Calibri" w:hAnsi="Calibri" w:cs="Calibri"/>
         </w:rPr>
         <w:t>14. Banco de Horas</w:t>
       </w:r>
-    </w:p>
-    <w:p>
-      <w:pPr>
-        <w:spacing w:after="160" w:line="360" w:lineRule="auto"/>
-        <w:rPr>
-          <w:rFonts w:ascii="Calibri" w:hAnsi="Calibri" w:cs="Calibri"/>
-          <w:sz w:val="24"/>
-          <w:szCs w:val="24"/>
-        </w:rPr>
-      </w:pPr>
-      <w:r>
-        <w:rPr>
-          <w:rFonts w:ascii="Calibri" w:hAnsi="Calibri" w:cs="Calibri"/>
-          <w:sz w:val="24"/>
-          <w:szCs w:val="24"/>
+      <w:bookmarkEnd w:id="13"/>
+    </w:p>
+    <w:p>
+      <w:pPr>
+        <w:spacing w:after="160"/>
+        <w:rPr>
+          <w:rFonts w:ascii="Calibri" w:hAnsi="Calibri" w:cs="Calibri"/>
+        </w:rPr>
+      </w:pPr>
+      <w:r>
+        <w:rPr>
+          <w:rFonts w:ascii="Calibri" w:hAnsi="Calibri" w:cs="Calibri"/>
         </w:rPr>
         <w:t>O Banco de Horas regista horas extra e faltas de cada colaborador, com saldo acumulado, resumo mensal e semanal, e um histórico de lançamentos.</w:t>
       </w:r>
@@ -4484,36 +4058,28 @@
     <w:p>
       <w:pPr>
         <w:pStyle w:val="Ttulo2"/>
-        <w:spacing w:before="300" w:after="150" w:line="360" w:lineRule="auto"/>
-        <w:rPr>
-          <w:rFonts w:ascii="Calibri" w:hAnsi="Calibri" w:cs="Calibri"/>
-          <w:sz w:val="28"/>
-          <w:szCs w:val="28"/>
-        </w:rPr>
-      </w:pPr>
-      <w:r>
-        <w:rPr>
-          <w:rFonts w:ascii="Calibri" w:hAnsi="Calibri" w:cs="Calibri"/>
-          <w:sz w:val="28"/>
-          <w:szCs w:val="28"/>
+        <w:spacing w:before="300" w:after="150"/>
+        <w:rPr>
+          <w:rFonts w:ascii="Calibri" w:hAnsi="Calibri" w:cs="Calibri"/>
+        </w:rPr>
+      </w:pPr>
+      <w:r>
+        <w:rPr>
+          <w:rFonts w:ascii="Calibri" w:hAnsi="Calibri" w:cs="Calibri"/>
         </w:rPr>
         <w:t>Fluxo de aprovação</w:t>
       </w:r>
     </w:p>
     <w:p>
       <w:pPr>
-        <w:spacing w:after="160" w:line="360" w:lineRule="auto"/>
-        <w:rPr>
-          <w:rFonts w:ascii="Calibri" w:hAnsi="Calibri" w:cs="Calibri"/>
-          <w:sz w:val="24"/>
-          <w:szCs w:val="24"/>
-        </w:rPr>
-      </w:pPr>
-      <w:r>
-        <w:rPr>
-          <w:rFonts w:ascii="Calibri" w:hAnsi="Calibri" w:cs="Calibri"/>
-          <w:sz w:val="24"/>
-          <w:szCs w:val="24"/>
+        <w:spacing w:after="160"/>
+        <w:rPr>
+          <w:rFonts w:ascii="Calibri" w:hAnsi="Calibri" w:cs="Calibri"/>
+        </w:rPr>
+      </w:pPr>
+      <w:r>
+        <w:rPr>
+          <w:rFonts w:ascii="Calibri" w:hAnsi="Calibri" w:cs="Calibri"/>
         </w:rPr>
         <w:t>Desde a atualização mais recente, nenhum registo entra diretamente no saldo oficial — passa sempre por uma aprovação, tal como um pedido de férias:</w:t>
       </w:r>
@@ -4525,20 +4091,16 @@
           <w:ilvl w:val="0"/>
           <w:numId w:val="3"/>
         </w:numPr>
-        <w:spacing w:after="80" w:line="360" w:lineRule="auto"/>
-        <w:rPr>
-          <w:rFonts w:ascii="Calibri" w:hAnsi="Calibri" w:cs="Calibri"/>
-          <w:sz w:val="24"/>
-          <w:szCs w:val="24"/>
-        </w:rPr>
-      </w:pPr>
-      <w:r>
-        <w:rPr>
-          <w:rFonts w:ascii="Calibri" w:hAnsi="Calibri" w:cs="Calibri"/>
-          <w:sz w:val="24"/>
-          <w:szCs w:val="24"/>
-        </w:rPr>
-        <w:t>O colaborador lança uma hora extra ou uma falta.</w:t>
+        <w:spacing w:after="80"/>
+        <w:rPr>
+          <w:rFonts w:ascii="Calibri" w:hAnsi="Calibri" w:cs="Calibri"/>
+        </w:rPr>
+      </w:pPr>
+      <w:r>
+        <w:rPr>
+          <w:rFonts w:ascii="Calibri" w:hAnsi="Calibri" w:cs="Calibri"/>
+        </w:rPr>
+        <w:t>O colaborador lança uma hora extra ou uma falta, como sempre fez.</w:t>
       </w:r>
     </w:p>
     <w:p>
@@ -4548,20 +4110,15 @@
           <w:ilvl w:val="0"/>
           <w:numId w:val="3"/>
         </w:numPr>
-        <w:spacing w:after="80" w:line="360" w:lineRule="auto"/>
-        <w:rPr>
-          <w:rFonts w:ascii="Calibri" w:hAnsi="Calibri" w:cs="Calibri"/>
-          <w:sz w:val="24"/>
-          <w:szCs w:val="24"/>
-        </w:rPr>
-      </w:pPr>
-      <w:r>
-        <w:rPr>
-          <w:rFonts w:ascii="Calibri" w:hAnsi="Calibri" w:cs="Calibri"/>
-          <w:sz w:val="24"/>
-          <w:szCs w:val="24"/>
-        </w:rPr>
-        <w:lastRenderedPageBreak/>
+        <w:spacing w:after="80"/>
+        <w:rPr>
+          <w:rFonts w:ascii="Calibri" w:hAnsi="Calibri" w:cs="Calibri"/>
+        </w:rPr>
+      </w:pPr>
+      <w:r>
+        <w:rPr>
+          <w:rFonts w:ascii="Calibri" w:hAnsi="Calibri" w:cs="Calibri"/>
+        </w:rPr>
         <w:t>Em vez de contar logo para o saldo, o registo fica marcado como "Pendente".</w:t>
       </w:r>
     </w:p>
@@ -4572,18 +4129,14 @@
           <w:ilvl w:val="0"/>
           <w:numId w:val="3"/>
         </w:numPr>
-        <w:spacing w:after="80" w:line="360" w:lineRule="auto"/>
-        <w:rPr>
-          <w:rFonts w:ascii="Calibri" w:hAnsi="Calibri" w:cs="Calibri"/>
-          <w:sz w:val="24"/>
-          <w:szCs w:val="24"/>
-        </w:rPr>
-      </w:pPr>
-      <w:r>
-        <w:rPr>
-          <w:rFonts w:ascii="Calibri" w:hAnsi="Calibri" w:cs="Calibri"/>
-          <w:sz w:val="24"/>
-          <w:szCs w:val="24"/>
+        <w:spacing w:after="80"/>
+        <w:rPr>
+          <w:rFonts w:ascii="Calibri" w:hAnsi="Calibri" w:cs="Calibri"/>
+        </w:rPr>
+      </w:pPr>
+      <w:r>
+        <w:rPr>
+          <w:rFonts w:ascii="Calibri" w:hAnsi="Calibri" w:cs="Calibri"/>
         </w:rPr>
         <w:t>Um administrador é avisado de que há um novo registo à espera de decisão.</w:t>
       </w:r>
@@ -4595,18 +4148,14 @@
           <w:ilvl w:val="0"/>
           <w:numId w:val="3"/>
         </w:numPr>
-        <w:spacing w:after="80" w:line="360" w:lineRule="auto"/>
-        <w:rPr>
-          <w:rFonts w:ascii="Calibri" w:hAnsi="Calibri" w:cs="Calibri"/>
-          <w:sz w:val="24"/>
-          <w:szCs w:val="24"/>
-        </w:rPr>
-      </w:pPr>
-      <w:r>
-        <w:rPr>
-          <w:rFonts w:ascii="Calibri" w:hAnsi="Calibri" w:cs="Calibri"/>
-          <w:sz w:val="24"/>
-          <w:szCs w:val="24"/>
+        <w:spacing w:after="80"/>
+        <w:rPr>
+          <w:rFonts w:ascii="Calibri" w:hAnsi="Calibri" w:cs="Calibri"/>
+        </w:rPr>
+      </w:pPr>
+      <w:r>
+        <w:rPr>
+          <w:rFonts w:ascii="Calibri" w:hAnsi="Calibri" w:cs="Calibri"/>
         </w:rPr>
         <w:t>O administrador aprova ou rejeita, podendo explicar o motivo se rejeitar.</w:t>
       </w:r>
@@ -4618,28 +4167,16 @@
           <w:ilvl w:val="0"/>
           <w:numId w:val="3"/>
         </w:numPr>
-        <w:spacing w:after="80" w:line="360" w:lineRule="auto"/>
-        <w:rPr>
-          <w:rFonts w:ascii="Calibri" w:hAnsi="Calibri" w:cs="Calibri"/>
-          <w:sz w:val="24"/>
-          <w:szCs w:val="24"/>
-        </w:rPr>
-      </w:pPr>
-      <w:r>
-        <w:rPr>
-          <w:rFonts w:ascii="Calibri" w:hAnsi="Calibri" w:cs="Calibri"/>
-          <w:sz w:val="24"/>
-          <w:szCs w:val="24"/>
-        </w:rPr>
-        <w:t>O colaborador é avisado da decisão</w:t>
-      </w:r>
-      <w:r>
-        <w:rPr>
-          <w:rFonts w:ascii="Calibri" w:hAnsi="Calibri" w:cs="Calibri"/>
-          <w:sz w:val="24"/>
-          <w:szCs w:val="24"/>
-        </w:rPr>
-        <w:t xml:space="preserve"> via notificação.</w:t>
+        <w:spacing w:after="80"/>
+        <w:rPr>
+          <w:rFonts w:ascii="Calibri" w:hAnsi="Calibri" w:cs="Calibri"/>
+        </w:rPr>
+      </w:pPr>
+      <w:r>
+        <w:rPr>
+          <w:rFonts w:ascii="Calibri" w:hAnsi="Calibri" w:cs="Calibri"/>
+        </w:rPr>
+        <w:t>O colaborador é avisado da decisão.</w:t>
       </w:r>
     </w:p>
     <w:p>
@@ -4649,18 +4186,14 @@
           <w:ilvl w:val="0"/>
           <w:numId w:val="3"/>
         </w:numPr>
-        <w:spacing w:after="80" w:line="360" w:lineRule="auto"/>
-        <w:rPr>
-          <w:rFonts w:ascii="Calibri" w:hAnsi="Calibri" w:cs="Calibri"/>
-          <w:sz w:val="24"/>
-          <w:szCs w:val="24"/>
-        </w:rPr>
-      </w:pPr>
-      <w:r>
-        <w:rPr>
-          <w:rFonts w:ascii="Calibri" w:hAnsi="Calibri" w:cs="Calibri"/>
-          <w:sz w:val="24"/>
-          <w:szCs w:val="24"/>
+        <w:spacing w:after="80"/>
+        <w:rPr>
+          <w:rFonts w:ascii="Calibri" w:hAnsi="Calibri" w:cs="Calibri"/>
+        </w:rPr>
+      </w:pPr>
+      <w:r>
+        <w:rPr>
+          <w:rFonts w:ascii="Calibri" w:hAnsi="Calibri" w:cs="Calibri"/>
         </w:rPr>
         <w:t>Só depois de aprovado é que o registo passa a contar para o saldo de horas.</w:t>
       </w:r>
@@ -4671,61 +4204,52 @@
           <w:left w:val="single" w:sz="18" w:space="0" w:color="81A6F0"/>
         </w:pBdr>
         <w:shd w:val="clear" w:color="auto" w:fill="F2F2F2"/>
-        <w:spacing w:before="100" w:after="200" w:line="360" w:lineRule="auto"/>
-        <w:rPr>
-          <w:rFonts w:ascii="Calibri" w:hAnsi="Calibri" w:cs="Calibri"/>
-          <w:sz w:val="24"/>
-          <w:szCs w:val="24"/>
-        </w:rPr>
-      </w:pPr>
-      <w:r>
-        <w:rPr>
-          <w:rFonts w:ascii="Calibri" w:hAnsi="Calibri" w:cs="Calibri"/>
-          <w:i/>
-          <w:iCs/>
-          <w:sz w:val="24"/>
-          <w:szCs w:val="24"/>
+        <w:spacing w:before="100" w:after="200"/>
+        <w:rPr>
+          <w:rFonts w:ascii="Calibri" w:hAnsi="Calibri" w:cs="Calibri"/>
+        </w:rPr>
+      </w:pPr>
+      <w:r>
+        <w:rPr>
+          <w:rFonts w:ascii="Calibri" w:hAnsi="Calibri" w:cs="Calibri"/>
+          <w:i/>
+          <w:iCs/>
+          <w:sz w:val="21"/>
+          <w:szCs w:val="21"/>
         </w:rPr>
         <w:t>Nota: Todo o histórico anterior a esta funcionalidade foi automaticamente considerado "Aprovado", para não obrigar ninguém a rever lançamentos antigos.</w:t>
       </w:r>
     </w:p>
     <w:p>
       <w:pPr>
-        <w:spacing w:after="160" w:line="360" w:lineRule="auto"/>
-        <w:rPr>
-          <w:rFonts w:ascii="Calibri" w:hAnsi="Calibri" w:cs="Calibri"/>
-          <w:sz w:val="24"/>
-          <w:szCs w:val="24"/>
-        </w:rPr>
-      </w:pPr>
-      <w:r>
-        <w:rPr>
-          <w:rFonts w:ascii="Calibri" w:hAnsi="Calibri" w:cs="Calibri"/>
-          <w:sz w:val="24"/>
-          <w:szCs w:val="24"/>
+        <w:spacing w:after="160"/>
+        <w:rPr>
+          <w:rFonts w:ascii="Calibri" w:hAnsi="Calibri" w:cs="Calibri"/>
+        </w:rPr>
+      </w:pPr>
+      <w:r>
+        <w:rPr>
+          <w:rFonts w:ascii="Calibri" w:hAnsi="Calibri" w:cs="Calibri"/>
         </w:rPr>
         <w:t>Segue-se a sequência completa ilustrada, do lançamento à aprovação:</w:t>
       </w:r>
     </w:p>
     <w:p>
       <w:pPr>
-        <w:spacing w:before="200" w:after="80" w:line="360" w:lineRule="auto"/>
+        <w:spacing w:before="200" w:after="80"/>
         <w:jc w:val="center"/>
         <w:rPr>
           <w:rFonts w:ascii="Calibri" w:hAnsi="Calibri" w:cs="Calibri"/>
-          <w:sz w:val="24"/>
-          <w:szCs w:val="24"/>
         </w:rPr>
       </w:pPr>
       <w:r>
         <w:rPr>
           <w:rFonts w:ascii="Calibri" w:hAnsi="Calibri" w:cs="Calibri"/>
           <w:noProof/>
-          <w:sz w:val="24"/>
-          <w:szCs w:val="24"/>
-        </w:rPr>
+        </w:rPr>
+        <w:lastRenderedPageBreak/>
         <w:drawing>
-          <wp:inline distT="0" distB="0" distL="0" distR="0" wp14:anchorId="25AB456A" wp14:editId="3692AEA1">
+          <wp:inline distT="0" distB="0" distL="0" distR="0" wp14:anchorId="0C3C9550" wp14:editId="0B38D7E9">
             <wp:extent cx="5524500" cy="3143250"/>
             <wp:effectExtent l="0" t="0" r="0" b="0"/>
             <wp:docPr id="23" name="Imagem 23"/>
@@ -4766,12 +4290,10 @@
     </w:p>
     <w:p>
       <w:pPr>
-        <w:spacing w:after="240" w:line="360" w:lineRule="auto"/>
+        <w:spacing w:after="240"/>
         <w:jc w:val="center"/>
         <w:rPr>
           <w:rFonts w:ascii="Calibri" w:hAnsi="Calibri" w:cs="Calibri"/>
-          <w:sz w:val="24"/>
-          <w:szCs w:val="24"/>
         </w:rPr>
       </w:pPr>
       <w:r>
@@ -4780,31 +4302,25 @@
           <w:i/>
           <w:iCs/>
           <w:color w:val="555555"/>
-          <w:sz w:val="24"/>
-          <w:szCs w:val="24"/>
         </w:rPr>
         <w:t>Vista individual do Banco de Horas de um colaborador, antes de qualquer lançamento no período.</w:t>
       </w:r>
     </w:p>
     <w:p>
       <w:pPr>
-        <w:spacing w:before="200" w:after="80" w:line="360" w:lineRule="auto"/>
+        <w:spacing w:before="200" w:after="80"/>
         <w:jc w:val="center"/>
         <w:rPr>
           <w:rFonts w:ascii="Calibri" w:hAnsi="Calibri" w:cs="Calibri"/>
-          <w:sz w:val="24"/>
-          <w:szCs w:val="24"/>
         </w:rPr>
       </w:pPr>
       <w:r>
         <w:rPr>
           <w:rFonts w:ascii="Calibri" w:hAnsi="Calibri" w:cs="Calibri"/>
           <w:noProof/>
-          <w:sz w:val="24"/>
-          <w:szCs w:val="24"/>
         </w:rPr>
         <w:drawing>
-          <wp:inline distT="0" distB="0" distL="0" distR="0" wp14:anchorId="34421607" wp14:editId="6653E594">
+          <wp:inline distT="0" distB="0" distL="0" distR="0" wp14:anchorId="1EBFC1D0" wp14:editId="3D7B1CEF">
             <wp:extent cx="5524500" cy="2486025"/>
             <wp:effectExtent l="0" t="0" r="0" b="0"/>
             <wp:docPr id="24" name="Imagem 24"/>
@@ -4845,12 +4361,10 @@
     </w:p>
     <w:p>
       <w:pPr>
-        <w:spacing w:after="240" w:line="360" w:lineRule="auto"/>
+        <w:spacing w:after="240"/>
         <w:jc w:val="center"/>
         <w:rPr>
           <w:rFonts w:ascii="Calibri" w:hAnsi="Calibri" w:cs="Calibri"/>
-          <w:sz w:val="24"/>
-          <w:szCs w:val="24"/>
         </w:rPr>
       </w:pPr>
       <w:r>
@@ -4859,32 +4373,25 @@
           <w:i/>
           <w:iCs/>
           <w:color w:val="555555"/>
-          <w:sz w:val="24"/>
-          <w:szCs w:val="24"/>
         </w:rPr>
         <w:t>O colaborador lança uma falta ou hora extra clicando num dia do calendário.</w:t>
       </w:r>
     </w:p>
     <w:p>
       <w:pPr>
-        <w:spacing w:before="200" w:after="80" w:line="360" w:lineRule="auto"/>
+        <w:spacing w:before="200" w:after="80"/>
         <w:jc w:val="center"/>
         <w:rPr>
           <w:rFonts w:ascii="Calibri" w:hAnsi="Calibri" w:cs="Calibri"/>
-          <w:sz w:val="24"/>
-          <w:szCs w:val="24"/>
         </w:rPr>
       </w:pPr>
       <w:r>
         <w:rPr>
           <w:rFonts w:ascii="Calibri" w:hAnsi="Calibri" w:cs="Calibri"/>
           <w:noProof/>
-          <w:sz w:val="24"/>
-          <w:szCs w:val="24"/>
-        </w:rPr>
-        <w:lastRenderedPageBreak/>
+        </w:rPr>
         <w:drawing>
-          <wp:inline distT="0" distB="0" distL="0" distR="0" wp14:anchorId="3B9B5334" wp14:editId="50D3D612">
+          <wp:inline distT="0" distB="0" distL="0" distR="0" wp14:anchorId="3711C488" wp14:editId="3FAD68BA">
             <wp:extent cx="5524500" cy="1104900"/>
             <wp:effectExtent l="0" t="0" r="0" b="0"/>
             <wp:docPr id="25" name="Imagem 25"/>
@@ -4925,12 +4432,10 @@
     </w:p>
     <w:p>
       <w:pPr>
-        <w:spacing w:after="240" w:line="360" w:lineRule="auto"/>
+        <w:spacing w:after="240"/>
         <w:jc w:val="center"/>
         <w:rPr>
           <w:rFonts w:ascii="Calibri" w:hAnsi="Calibri" w:cs="Calibri"/>
-          <w:sz w:val="24"/>
-          <w:szCs w:val="24"/>
         </w:rPr>
       </w:pPr>
       <w:r>
@@ -4939,31 +4444,26 @@
           <w:i/>
           <w:iCs/>
           <w:color w:val="555555"/>
-          <w:sz w:val="24"/>
-          <w:szCs w:val="24"/>
         </w:rPr>
         <w:t>O lançamento aparece de imediato no calendário e no histórico com o estado "Pendente".</w:t>
       </w:r>
     </w:p>
     <w:p>
       <w:pPr>
-        <w:spacing w:before="200" w:after="80" w:line="360" w:lineRule="auto"/>
+        <w:spacing w:before="200" w:after="80"/>
         <w:jc w:val="center"/>
         <w:rPr>
           <w:rFonts w:ascii="Calibri" w:hAnsi="Calibri" w:cs="Calibri"/>
-          <w:sz w:val="24"/>
-          <w:szCs w:val="24"/>
         </w:rPr>
       </w:pPr>
       <w:r>
         <w:rPr>
           <w:rFonts w:ascii="Calibri" w:hAnsi="Calibri" w:cs="Calibri"/>
           <w:noProof/>
-          <w:sz w:val="24"/>
-          <w:szCs w:val="24"/>
-        </w:rPr>
+        </w:rPr>
+        <w:lastRenderedPageBreak/>
         <w:drawing>
-          <wp:inline distT="0" distB="0" distL="0" distR="0" wp14:anchorId="69C844C2" wp14:editId="4302A69C">
+          <wp:inline distT="0" distB="0" distL="0" distR="0" wp14:anchorId="7A9780CF" wp14:editId="21356BDA">
             <wp:extent cx="5524500" cy="2590800"/>
             <wp:effectExtent l="0" t="0" r="0" b="0"/>
             <wp:docPr id="26" name="Imagem 26"/>
@@ -5004,12 +4504,10 @@
     </w:p>
     <w:p>
       <w:pPr>
-        <w:spacing w:after="240" w:line="360" w:lineRule="auto"/>
+        <w:spacing w:after="240"/>
         <w:jc w:val="center"/>
         <w:rPr>
           <w:rFonts w:ascii="Calibri" w:hAnsi="Calibri" w:cs="Calibri"/>
-          <w:sz w:val="24"/>
-          <w:szCs w:val="24"/>
         </w:rPr>
       </w:pPr>
       <w:r>
@@ -5018,31 +4516,25 @@
           <w:i/>
           <w:iCs/>
           <w:color w:val="555555"/>
-          <w:sz w:val="24"/>
-          <w:szCs w:val="24"/>
         </w:rPr>
         <w:t>O administrador recebe uma notificação a avisar que há um lançamento à espera de decisão.</w:t>
       </w:r>
     </w:p>
     <w:p>
       <w:pPr>
-        <w:spacing w:before="200" w:after="80" w:line="360" w:lineRule="auto"/>
+        <w:spacing w:before="200" w:after="80"/>
         <w:jc w:val="center"/>
         <w:rPr>
           <w:rFonts w:ascii="Calibri" w:hAnsi="Calibri" w:cs="Calibri"/>
-          <w:sz w:val="24"/>
-          <w:szCs w:val="24"/>
         </w:rPr>
       </w:pPr>
       <w:r>
         <w:rPr>
           <w:rFonts w:ascii="Calibri" w:hAnsi="Calibri" w:cs="Calibri"/>
           <w:noProof/>
-          <w:sz w:val="24"/>
-          <w:szCs w:val="24"/>
         </w:rPr>
         <w:drawing>
-          <wp:inline distT="0" distB="0" distL="0" distR="0" wp14:anchorId="57BE8A3C" wp14:editId="43C9F84A">
+          <wp:inline distT="0" distB="0" distL="0" distR="0" wp14:anchorId="19775E58" wp14:editId="136B08C6">
             <wp:extent cx="5524500" cy="571500"/>
             <wp:effectExtent l="0" t="0" r="0" b="0"/>
             <wp:docPr id="27" name="Imagem 27"/>
@@ -5083,12 +4575,10 @@
     </w:p>
     <w:p>
       <w:pPr>
-        <w:spacing w:after="240" w:line="360" w:lineRule="auto"/>
+        <w:spacing w:after="240"/>
         <w:jc w:val="center"/>
         <w:rPr>
           <w:rFonts w:ascii="Calibri" w:hAnsi="Calibri" w:cs="Calibri"/>
-          <w:sz w:val="24"/>
-          <w:szCs w:val="24"/>
         </w:rPr>
       </w:pPr>
       <w:r>
@@ -5097,31 +4587,25 @@
           <w:i/>
           <w:iCs/>
           <w:color w:val="555555"/>
-          <w:sz w:val="24"/>
-          <w:szCs w:val="24"/>
         </w:rPr>
         <w:t>Página de Aprovações de Banco de Horas: o administrador aprova ou rejeita com um clique.</w:t>
       </w:r>
     </w:p>
     <w:p>
       <w:pPr>
-        <w:spacing w:before="200" w:after="80" w:line="360" w:lineRule="auto"/>
+        <w:spacing w:before="200" w:after="80"/>
         <w:jc w:val="center"/>
         <w:rPr>
           <w:rFonts w:ascii="Calibri" w:hAnsi="Calibri" w:cs="Calibri"/>
-          <w:sz w:val="24"/>
-          <w:szCs w:val="24"/>
         </w:rPr>
       </w:pPr>
       <w:r>
         <w:rPr>
           <w:rFonts w:ascii="Calibri" w:hAnsi="Calibri" w:cs="Calibri"/>
           <w:noProof/>
-          <w:sz w:val="24"/>
-          <w:szCs w:val="24"/>
         </w:rPr>
         <w:drawing>
-          <wp:inline distT="0" distB="0" distL="0" distR="0" wp14:anchorId="3646F637" wp14:editId="5B6072D2">
+          <wp:inline distT="0" distB="0" distL="0" distR="0" wp14:anchorId="0C3C4D41" wp14:editId="006C685F">
             <wp:extent cx="5524500" cy="733425"/>
             <wp:effectExtent l="0" t="0" r="0" b="0"/>
             <wp:docPr id="28" name="Imagem 28"/>
@@ -5162,12 +4646,10 @@
     </w:p>
     <w:p>
       <w:pPr>
-        <w:spacing w:after="240" w:line="360" w:lineRule="auto"/>
+        <w:spacing w:after="240"/>
         <w:jc w:val="center"/>
         <w:rPr>
           <w:rFonts w:ascii="Calibri" w:hAnsi="Calibri" w:cs="Calibri"/>
-          <w:sz w:val="24"/>
-          <w:szCs w:val="24"/>
         </w:rPr>
       </w:pPr>
       <w:r>
@@ -5176,32 +4658,25 @@
           <w:i/>
           <w:iCs/>
           <w:color w:val="555555"/>
-          <w:sz w:val="24"/>
-          <w:szCs w:val="24"/>
         </w:rPr>
         <w:t>Só depois de aprovado é que o valor passa a contar para o saldo acumulado do colaborador.</w:t>
       </w:r>
     </w:p>
     <w:p>
       <w:pPr>
-        <w:spacing w:before="200" w:after="80" w:line="360" w:lineRule="auto"/>
+        <w:spacing w:before="200" w:after="80"/>
         <w:jc w:val="center"/>
         <w:rPr>
           <w:rFonts w:ascii="Calibri" w:hAnsi="Calibri" w:cs="Calibri"/>
-          <w:sz w:val="24"/>
-          <w:szCs w:val="24"/>
         </w:rPr>
       </w:pPr>
       <w:r>
         <w:rPr>
           <w:rFonts w:ascii="Calibri" w:hAnsi="Calibri" w:cs="Calibri"/>
           <w:noProof/>
-          <w:sz w:val="24"/>
-          <w:szCs w:val="24"/>
-        </w:rPr>
-        <w:lastRenderedPageBreak/>
+        </w:rPr>
         <w:drawing>
-          <wp:inline distT="0" distB="0" distL="0" distR="0" wp14:anchorId="1E21D023" wp14:editId="123A8D22">
+          <wp:inline distT="0" distB="0" distL="0" distR="0" wp14:anchorId="59ECA900" wp14:editId="671C5072">
             <wp:extent cx="5524500" cy="2486025"/>
             <wp:effectExtent l="0" t="0" r="0" b="0"/>
             <wp:docPr id="29" name="Imagem 29"/>
@@ -5242,12 +4717,10 @@
     </w:p>
     <w:p>
       <w:pPr>
-        <w:spacing w:after="240" w:line="360" w:lineRule="auto"/>
+        <w:spacing w:after="240"/>
         <w:jc w:val="center"/>
         <w:rPr>
           <w:rFonts w:ascii="Calibri" w:hAnsi="Calibri" w:cs="Calibri"/>
-          <w:sz w:val="24"/>
-          <w:szCs w:val="24"/>
         </w:rPr>
       </w:pPr>
       <w:r>
@@ -5256,31 +4729,25 @@
           <w:i/>
           <w:iCs/>
           <w:color w:val="555555"/>
-          <w:sz w:val="24"/>
-          <w:szCs w:val="24"/>
         </w:rPr>
         <w:t>O colaborador recebe uma notificação com a decisão do administrador.</w:t>
       </w:r>
     </w:p>
     <w:p>
       <w:pPr>
-        <w:spacing w:before="200" w:after="80" w:line="360" w:lineRule="auto"/>
+        <w:spacing w:before="200" w:after="80"/>
         <w:jc w:val="center"/>
         <w:rPr>
           <w:rFonts w:ascii="Calibri" w:hAnsi="Calibri" w:cs="Calibri"/>
-          <w:sz w:val="24"/>
-          <w:szCs w:val="24"/>
         </w:rPr>
       </w:pPr>
       <w:r>
         <w:rPr>
           <w:rFonts w:ascii="Calibri" w:hAnsi="Calibri" w:cs="Calibri"/>
           <w:noProof/>
-          <w:sz w:val="24"/>
-          <w:szCs w:val="24"/>
         </w:rPr>
         <w:drawing>
-          <wp:inline distT="0" distB="0" distL="0" distR="0" wp14:anchorId="6B451097" wp14:editId="539A5662">
+          <wp:inline distT="0" distB="0" distL="0" distR="0" wp14:anchorId="44471CDA" wp14:editId="772A9F33">
             <wp:extent cx="5524500" cy="1047750"/>
             <wp:effectExtent l="0" t="0" r="0" b="0"/>
             <wp:docPr id="30" name="Imagem 30"/>
@@ -5321,12 +4788,10 @@
     </w:p>
     <w:p>
       <w:pPr>
-        <w:spacing w:after="240" w:line="360" w:lineRule="auto"/>
+        <w:spacing w:after="240"/>
         <w:jc w:val="center"/>
         <w:rPr>
           <w:rFonts w:ascii="Calibri" w:hAnsi="Calibri" w:cs="Calibri"/>
-          <w:sz w:val="24"/>
-          <w:szCs w:val="24"/>
         </w:rPr>
       </w:pPr>
       <w:r>
@@ -5335,8 +4800,6 @@
           <w:i/>
           <w:iCs/>
           <w:color w:val="555555"/>
-          <w:sz w:val="24"/>
-          <w:szCs w:val="24"/>
         </w:rPr>
         <w:t>O registo passa a mostrar o estado "Aprovado" no histórico do colaborador.</w:t>
       </w:r>
@@ -5347,21 +4810,20 @@
           <w:left w:val="single" w:sz="18" w:space="0" w:color="81A6F0"/>
         </w:pBdr>
         <w:shd w:val="clear" w:color="auto" w:fill="F2F2F2"/>
-        <w:spacing w:before="100" w:after="200" w:line="360" w:lineRule="auto"/>
-        <w:rPr>
-          <w:rFonts w:ascii="Calibri" w:hAnsi="Calibri" w:cs="Calibri"/>
-          <w:sz w:val="24"/>
-          <w:szCs w:val="24"/>
-        </w:rPr>
-      </w:pPr>
-      <w:r>
-        <w:rPr>
-          <w:rFonts w:ascii="Calibri" w:hAnsi="Calibri" w:cs="Calibri"/>
-          <w:i/>
-          <w:iCs/>
-          <w:sz w:val="24"/>
-          <w:szCs w:val="24"/>
-        </w:rPr>
+        <w:spacing w:before="100" w:after="200"/>
+        <w:rPr>
+          <w:rFonts w:ascii="Calibri" w:hAnsi="Calibri" w:cs="Calibri"/>
+        </w:rPr>
+      </w:pPr>
+      <w:r>
+        <w:rPr>
+          <w:rFonts w:ascii="Calibri" w:hAnsi="Calibri" w:cs="Calibri"/>
+          <w:i/>
+          <w:iCs/>
+          <w:sz w:val="21"/>
+          <w:szCs w:val="21"/>
+        </w:rPr>
+        <w:lastRenderedPageBreak/>
         <w:t>Nota: Um registo já aprovado só pode ser editado ou apagado por um administrador — o colaborador deixa de poder alterá-lo sozinho.</w:t>
       </w:r>
     </w:p>
@@ -5371,20 +4833,18 @@
           <w:left w:val="single" w:sz="18" w:space="0" w:color="81A6F0"/>
         </w:pBdr>
         <w:shd w:val="clear" w:color="auto" w:fill="F2F2F2"/>
-        <w:spacing w:before="100" w:after="200" w:line="360" w:lineRule="auto"/>
-        <w:rPr>
-          <w:rFonts w:ascii="Calibri" w:hAnsi="Calibri" w:cs="Calibri"/>
-          <w:sz w:val="24"/>
-          <w:szCs w:val="24"/>
-        </w:rPr>
-      </w:pPr>
-      <w:r>
-        <w:rPr>
-          <w:rFonts w:ascii="Calibri" w:hAnsi="Calibri" w:cs="Calibri"/>
-          <w:i/>
-          <w:iCs/>
-          <w:sz w:val="24"/>
-          <w:szCs w:val="24"/>
+        <w:spacing w:before="100" w:after="200"/>
+        <w:rPr>
+          <w:rFonts w:ascii="Calibri" w:hAnsi="Calibri" w:cs="Calibri"/>
+        </w:rPr>
+      </w:pPr>
+      <w:r>
+        <w:rPr>
+          <w:rFonts w:ascii="Calibri" w:hAnsi="Calibri" w:cs="Calibri"/>
+          <w:i/>
+          <w:iCs/>
+          <w:sz w:val="21"/>
+          <w:szCs w:val="21"/>
         </w:rPr>
         <w:t>Nota: Um Gestor pode lançar horas em nome de qualquer colaborador, mas esse lançamento fica igualmente pendente — a decisão final é sempre de um Administrador.</w:t>
       </w:r>
@@ -5392,40 +4852,30 @@
     <w:p>
       <w:pPr>
         <w:pStyle w:val="Ttulo1"/>
-        <w:spacing w:before="400" w:after="200" w:line="360" w:lineRule="auto"/>
-        <w:rPr>
-          <w:rFonts w:ascii="Calibri" w:hAnsi="Calibri" w:cs="Calibri"/>
-          <w:b/>
-          <w:bCs/>
-          <w:sz w:val="28"/>
-          <w:szCs w:val="28"/>
-        </w:rPr>
-      </w:pPr>
-      <w:r>
-        <w:rPr>
-          <w:rFonts w:ascii="Calibri" w:hAnsi="Calibri" w:cs="Calibri"/>
-          <w:b/>
-          <w:bCs/>
-          <w:sz w:val="28"/>
-          <w:szCs w:val="28"/>
+        <w:spacing w:before="400" w:after="200"/>
+        <w:rPr>
+          <w:rFonts w:ascii="Calibri" w:hAnsi="Calibri" w:cs="Calibri"/>
+        </w:rPr>
+      </w:pPr>
+      <w:bookmarkStart w:id="14" w:name="sec_15"/>
+      <w:r>
+        <w:rPr>
+          <w:rFonts w:ascii="Calibri" w:hAnsi="Calibri" w:cs="Calibri"/>
         </w:rPr>
         <w:t>15. Relatórios</w:t>
       </w:r>
-    </w:p>
-    <w:p>
-      <w:pPr>
-        <w:spacing w:after="160" w:line="360" w:lineRule="auto"/>
-        <w:rPr>
-          <w:rFonts w:ascii="Calibri" w:hAnsi="Calibri" w:cs="Calibri"/>
-          <w:sz w:val="24"/>
-          <w:szCs w:val="24"/>
-        </w:rPr>
-      </w:pPr>
-      <w:r>
-        <w:rPr>
-          <w:rFonts w:ascii="Calibri" w:hAnsi="Calibri" w:cs="Calibri"/>
-          <w:sz w:val="24"/>
-          <w:szCs w:val="24"/>
+      <w:bookmarkEnd w:id="14"/>
+    </w:p>
+    <w:p>
+      <w:pPr>
+        <w:spacing w:after="160"/>
+        <w:rPr>
+          <w:rFonts w:ascii="Calibri" w:hAnsi="Calibri" w:cs="Calibri"/>
+        </w:rPr>
+      </w:pPr>
+      <w:r>
+        <w:rPr>
+          <w:rFonts w:ascii="Calibri" w:hAnsi="Calibri" w:cs="Calibri"/>
         </w:rPr>
         <w:t>A área de Relatórios reúne vistas agregadas sobre a equipa, disponíveis apenas a Gestores e Administradores.</w:t>
       </w:r>
@@ -5433,60 +4883,47 @@
     <w:p>
       <w:pPr>
         <w:pStyle w:val="Ttulo2"/>
-        <w:spacing w:before="300" w:after="150" w:line="360" w:lineRule="auto"/>
-        <w:rPr>
-          <w:rFonts w:ascii="Calibri" w:hAnsi="Calibri" w:cs="Calibri"/>
-          <w:sz w:val="28"/>
-          <w:szCs w:val="28"/>
-        </w:rPr>
-      </w:pPr>
-      <w:r>
-        <w:rPr>
-          <w:rFonts w:ascii="Calibri" w:hAnsi="Calibri" w:cs="Calibri"/>
-          <w:sz w:val="28"/>
-          <w:szCs w:val="28"/>
+        <w:spacing w:before="300" w:after="150"/>
+        <w:rPr>
+          <w:rFonts w:ascii="Calibri" w:hAnsi="Calibri" w:cs="Calibri"/>
+        </w:rPr>
+      </w:pPr>
+      <w:r>
+        <w:rPr>
+          <w:rFonts w:ascii="Calibri" w:hAnsi="Calibri" w:cs="Calibri"/>
         </w:rPr>
         <w:t>Relatório de Colaboradores</w:t>
       </w:r>
     </w:p>
     <w:p>
       <w:pPr>
-        <w:spacing w:after="160" w:line="360" w:lineRule="auto"/>
-        <w:rPr>
-          <w:rFonts w:ascii="Calibri" w:hAnsi="Calibri" w:cs="Calibri"/>
-          <w:sz w:val="24"/>
-          <w:szCs w:val="24"/>
-        </w:rPr>
-      </w:pPr>
-      <w:r>
-        <w:rPr>
-          <w:rFonts w:ascii="Calibri" w:hAnsi="Calibri" w:cs="Calibri"/>
-          <w:sz w:val="24"/>
-          <w:szCs w:val="24"/>
+        <w:spacing w:after="160"/>
+        <w:rPr>
+          <w:rFonts w:ascii="Calibri" w:hAnsi="Calibri" w:cs="Calibri"/>
+        </w:rPr>
+      </w:pPr>
+      <w:r>
+        <w:rPr>
+          <w:rFonts w:ascii="Calibri" w:hAnsi="Calibri" w:cs="Calibri"/>
         </w:rPr>
         <w:t>Mostra, para cada colaborador, o total de projetos e tarefas, quantas estão concluídas, em progresso ou pendentes, e a respetiva taxa de conclusão.</w:t>
       </w:r>
     </w:p>
     <w:p>
       <w:pPr>
-        <w:spacing w:before="200" w:after="80" w:line="360" w:lineRule="auto"/>
+        <w:spacing w:before="200" w:after="80"/>
         <w:jc w:val="center"/>
         <w:rPr>
           <w:rFonts w:ascii="Calibri" w:hAnsi="Calibri" w:cs="Calibri"/>
-          <w:sz w:val="24"/>
-          <w:szCs w:val="24"/>
         </w:rPr>
       </w:pPr>
       <w:r>
         <w:rPr>
           <w:rFonts w:ascii="Calibri" w:hAnsi="Calibri" w:cs="Calibri"/>
           <w:noProof/>
-          <w:sz w:val="24"/>
-          <w:szCs w:val="24"/>
-        </w:rPr>
-        <w:lastRenderedPageBreak/>
+        </w:rPr>
         <w:drawing>
-          <wp:inline distT="0" distB="0" distL="0" distR="0" wp14:anchorId="62F0CC3C" wp14:editId="4AD80372">
+          <wp:inline distT="0" distB="0" distL="0" distR="0" wp14:anchorId="392A56B9" wp14:editId="284DBFF7">
             <wp:extent cx="5524500" cy="1828800"/>
             <wp:effectExtent l="0" t="0" r="0" b="0"/>
             <wp:docPr id="31" name="Imagem 31"/>
@@ -5527,12 +4964,10 @@
     </w:p>
     <w:p>
       <w:pPr>
-        <w:spacing w:after="240" w:line="360" w:lineRule="auto"/>
+        <w:spacing w:after="240"/>
         <w:jc w:val="center"/>
         <w:rPr>
           <w:rFonts w:ascii="Calibri" w:hAnsi="Calibri" w:cs="Calibri"/>
-          <w:sz w:val="24"/>
-          <w:szCs w:val="24"/>
         </w:rPr>
       </w:pPr>
       <w:r>
@@ -5541,49 +4976,39 @@
           <w:i/>
           <w:iCs/>
           <w:color w:val="555555"/>
-          <w:sz w:val="24"/>
-          <w:szCs w:val="24"/>
         </w:rPr>
         <w:t>Relatório de Colaboradores: totais gerais por colaborador.</w:t>
       </w:r>
     </w:p>
     <w:p>
       <w:pPr>
-        <w:spacing w:after="160" w:line="360" w:lineRule="auto"/>
-        <w:rPr>
-          <w:rFonts w:ascii="Calibri" w:hAnsi="Calibri" w:cs="Calibri"/>
-          <w:sz w:val="24"/>
-          <w:szCs w:val="24"/>
-        </w:rPr>
-      </w:pPr>
-      <w:r>
-        <w:rPr>
-          <w:rFonts w:ascii="Calibri" w:hAnsi="Calibri" w:cs="Calibri"/>
-          <w:sz w:val="24"/>
-          <w:szCs w:val="24"/>
+        <w:spacing w:after="160"/>
+        <w:rPr>
+          <w:rFonts w:ascii="Calibri" w:hAnsi="Calibri" w:cs="Calibri"/>
+        </w:rPr>
+      </w:pPr>
+      <w:r>
+        <w:rPr>
+          <w:rFonts w:ascii="Calibri" w:hAnsi="Calibri" w:cs="Calibri"/>
         </w:rPr>
         <w:t>Ao expandir um colaborador, vê-se o detalhe de cada uma das suas tarefas, com o projeto, estado e dias úteis gastos.</w:t>
       </w:r>
     </w:p>
     <w:p>
       <w:pPr>
-        <w:spacing w:before="200" w:after="80" w:line="360" w:lineRule="auto"/>
+        <w:spacing w:before="200" w:after="80"/>
         <w:jc w:val="center"/>
         <w:rPr>
           <w:rFonts w:ascii="Calibri" w:hAnsi="Calibri" w:cs="Calibri"/>
-          <w:sz w:val="24"/>
-          <w:szCs w:val="24"/>
         </w:rPr>
       </w:pPr>
       <w:r>
         <w:rPr>
           <w:rFonts w:ascii="Calibri" w:hAnsi="Calibri" w:cs="Calibri"/>
           <w:noProof/>
-          <w:sz w:val="24"/>
-          <w:szCs w:val="24"/>
         </w:rPr>
         <w:drawing>
-          <wp:inline distT="0" distB="0" distL="0" distR="0" wp14:anchorId="5C090A99" wp14:editId="61E875C8">
+          <wp:inline distT="0" distB="0" distL="0" distR="0" wp14:anchorId="49CA2884" wp14:editId="6B813C39">
             <wp:extent cx="5524500" cy="2867025"/>
             <wp:effectExtent l="0" t="0" r="0" b="0"/>
             <wp:docPr id="32" name="Imagem 32"/>
@@ -5624,25 +5049,18 @@
     </w:p>
     <w:p>
       <w:pPr>
-        <w:spacing w:after="240" w:line="360" w:lineRule="auto"/>
+        <w:spacing w:after="240"/>
         <w:jc w:val="center"/>
         <w:rPr>
           <w:rFonts w:ascii="Calibri" w:hAnsi="Calibri" w:cs="Calibri"/>
+        </w:rPr>
+      </w:pPr>
+      <w:r>
+        <w:rPr>
+          <w:rFonts w:ascii="Calibri" w:hAnsi="Calibri" w:cs="Calibri"/>
           <w:i/>
           <w:iCs/>
           <w:color w:val="555555"/>
-          <w:sz w:val="24"/>
-          <w:szCs w:val="24"/>
-        </w:rPr>
-      </w:pPr>
-      <w:r>
-        <w:rPr>
-          <w:rFonts w:ascii="Calibri" w:hAnsi="Calibri" w:cs="Calibri"/>
-          <w:i/>
-          <w:iCs/>
-          <w:color w:val="555555"/>
-          <w:sz w:val="24"/>
-          <w:szCs w:val="24"/>
         </w:rPr>
         <w:t>Relatório de Colaboradores: detalhe de tarefas de um colaborador.</w:t>
       </w:r>
@@ -5650,101 +5068,99 @@
     <w:p>
       <w:pPr>
         <w:pStyle w:val="Ttulo2"/>
-        <w:spacing w:before="300" w:after="150" w:line="360" w:lineRule="auto"/>
-        <w:rPr>
-          <w:rFonts w:ascii="Calibri" w:hAnsi="Calibri" w:cs="Calibri"/>
-          <w:sz w:val="28"/>
-          <w:szCs w:val="28"/>
-        </w:rPr>
-      </w:pPr>
-      <w:r>
-        <w:rPr>
-          <w:rFonts w:ascii="Calibri" w:hAnsi="Calibri" w:cs="Calibri"/>
-          <w:sz w:val="28"/>
-          <w:szCs w:val="28"/>
+        <w:spacing w:before="300" w:after="150"/>
+        <w:rPr>
+          <w:rFonts w:ascii="Calibri" w:hAnsi="Calibri" w:cs="Calibri"/>
+        </w:rPr>
+      </w:pPr>
+      <w:r>
+        <w:rPr>
+          <w:rFonts w:ascii="Calibri" w:hAnsi="Calibri" w:cs="Calibri"/>
         </w:rPr>
         <w:t>Relatório de Banco de Horas</w:t>
       </w:r>
     </w:p>
     <w:p>
       <w:pPr>
-        <w:spacing w:after="160" w:line="360" w:lineRule="auto"/>
-        <w:rPr>
-          <w:rFonts w:ascii="Calibri" w:hAnsi="Calibri" w:cs="Calibri"/>
-          <w:sz w:val="24"/>
-          <w:szCs w:val="24"/>
-        </w:rPr>
-      </w:pPr>
-      <w:r>
-        <w:rPr>
-          <w:rFonts w:ascii="Calibri" w:hAnsi="Calibri" w:cs="Calibri"/>
-          <w:sz w:val="24"/>
-          <w:szCs w:val="24"/>
+        <w:spacing w:after="160"/>
+        <w:rPr>
+          <w:rFonts w:ascii="Calibri" w:hAnsi="Calibri" w:cs="Calibri"/>
+        </w:rPr>
+      </w:pPr>
+      <w:r>
+        <w:rPr>
+          <w:rFonts w:ascii="Calibri" w:hAnsi="Calibri" w:cs="Calibri"/>
         </w:rPr>
         <w:t>Mostra o saldo acumulado de todos os colaboradores num único ecrã, com acesso direto à página de Aprovações Pendentes (ver secção anterior, imagem "Só depois de aprovado...").</w:t>
       </w:r>
     </w:p>
     <w:p>
       <w:pPr>
+        <w:rPr>
+          <w:rFonts w:ascii="Calibri" w:hAnsi="Calibri" w:cs="Calibri"/>
+        </w:rPr>
+      </w:pPr>
+      <w:r>
+        <w:rPr>
+          <w:rFonts w:ascii="Calibri" w:hAnsi="Calibri" w:cs="Calibri"/>
+        </w:rPr>
+        <w:br w:type="page"/>
+      </w:r>
+    </w:p>
+    <w:p>
+      <w:pPr>
+        <w:spacing w:after="160"/>
+        <w:rPr>
+          <w:rFonts w:ascii="Calibri" w:hAnsi="Calibri" w:cs="Calibri"/>
+        </w:rPr>
+      </w:pPr>
+    </w:p>
+    <w:p>
+      <w:pPr>
         <w:pStyle w:val="Ttulo1"/>
-        <w:spacing w:before="400" w:after="200" w:line="360" w:lineRule="auto"/>
-        <w:rPr>
-          <w:rFonts w:ascii="Calibri" w:hAnsi="Calibri" w:cs="Calibri"/>
-          <w:b/>
-          <w:bCs/>
-          <w:sz w:val="28"/>
-          <w:szCs w:val="28"/>
-        </w:rPr>
-      </w:pPr>
-      <w:r>
-        <w:rPr>
-          <w:rFonts w:ascii="Calibri" w:hAnsi="Calibri" w:cs="Calibri"/>
-          <w:b/>
-          <w:bCs/>
-          <w:sz w:val="28"/>
-          <w:szCs w:val="28"/>
+        <w:spacing w:before="400" w:after="200"/>
+        <w:rPr>
+          <w:rFonts w:ascii="Calibri" w:hAnsi="Calibri" w:cs="Calibri"/>
+        </w:rPr>
+      </w:pPr>
+      <w:bookmarkStart w:id="15" w:name="sec_16"/>
+      <w:r>
+        <w:rPr>
+          <w:rFonts w:ascii="Calibri" w:hAnsi="Calibri" w:cs="Calibri"/>
         </w:rPr>
         <w:t>16. Gestão de Colaboradores</w:t>
       </w:r>
-    </w:p>
-    <w:p>
-      <w:pPr>
-        <w:spacing w:after="160" w:line="360" w:lineRule="auto"/>
-        <w:rPr>
-          <w:rFonts w:ascii="Calibri" w:hAnsi="Calibri" w:cs="Calibri"/>
-          <w:sz w:val="24"/>
-          <w:szCs w:val="24"/>
-        </w:rPr>
-      </w:pPr>
-      <w:r>
-        <w:rPr>
-          <w:rFonts w:ascii="Calibri" w:hAnsi="Calibri" w:cs="Calibri"/>
-          <w:sz w:val="24"/>
-          <w:szCs w:val="24"/>
+      <w:bookmarkEnd w:id="15"/>
+    </w:p>
+    <w:p>
+      <w:pPr>
+        <w:spacing w:after="160"/>
+        <w:rPr>
+          <w:rFonts w:ascii="Calibri" w:hAnsi="Calibri" w:cs="Calibri"/>
+        </w:rPr>
+      </w:pPr>
+      <w:r>
+        <w:rPr>
+          <w:rFonts w:ascii="Calibri" w:hAnsi="Calibri" w:cs="Calibri"/>
         </w:rPr>
         <w:t>Esta área lista todos os colaboradores internos, com função, cargo, email e foto de perfil.</w:t>
       </w:r>
     </w:p>
     <w:p>
       <w:pPr>
-        <w:spacing w:before="200" w:after="80" w:line="360" w:lineRule="auto"/>
+        <w:spacing w:before="200" w:after="80"/>
         <w:jc w:val="center"/>
         <w:rPr>
           <w:rFonts w:ascii="Calibri" w:hAnsi="Calibri" w:cs="Calibri"/>
-          <w:sz w:val="24"/>
-          <w:szCs w:val="24"/>
         </w:rPr>
       </w:pPr>
       <w:r>
         <w:rPr>
           <w:rFonts w:ascii="Calibri" w:hAnsi="Calibri" w:cs="Calibri"/>
           <w:noProof/>
-          <w:sz w:val="24"/>
-          <w:szCs w:val="24"/>
-        </w:rPr>
-        <w:lastRenderedPageBreak/>
+        </w:rPr>
         <w:drawing>
-          <wp:inline distT="0" distB="0" distL="0" distR="0" wp14:anchorId="2DFB7092" wp14:editId="221A4EA2">
+          <wp:inline distT="0" distB="0" distL="0" distR="0" wp14:anchorId="57F0429A" wp14:editId="3737FD5D">
             <wp:extent cx="5524500" cy="2771775"/>
             <wp:effectExtent l="0" t="0" r="0" b="0"/>
             <wp:docPr id="33" name="Imagem 33"/>
@@ -5785,12 +5201,10 @@
     </w:p>
     <w:p>
       <w:pPr>
-        <w:spacing w:after="240" w:line="360" w:lineRule="auto"/>
+        <w:spacing w:after="240"/>
         <w:jc w:val="center"/>
         <w:rPr>
           <w:rFonts w:ascii="Calibri" w:hAnsi="Calibri" w:cs="Calibri"/>
-          <w:sz w:val="24"/>
-          <w:szCs w:val="24"/>
         </w:rPr>
       </w:pPr>
       <w:r>
@@ -5799,26 +5213,20 @@
           <w:i/>
           <w:iCs/>
           <w:color w:val="555555"/>
-          <w:sz w:val="24"/>
-          <w:szCs w:val="24"/>
         </w:rPr>
         <w:t>Lista de Colaboradores, com atalhos de ação e o botão "Gerir Senhas".</w:t>
       </w:r>
     </w:p>
     <w:p>
       <w:pPr>
-        <w:spacing w:after="160" w:line="360" w:lineRule="auto"/>
-        <w:rPr>
-          <w:rFonts w:ascii="Calibri" w:hAnsi="Calibri" w:cs="Calibri"/>
-          <w:sz w:val="24"/>
-          <w:szCs w:val="24"/>
-        </w:rPr>
-      </w:pPr>
-      <w:r>
-        <w:rPr>
-          <w:rFonts w:ascii="Calibri" w:hAnsi="Calibri" w:cs="Calibri"/>
-          <w:sz w:val="24"/>
-          <w:szCs w:val="24"/>
+        <w:spacing w:after="160"/>
+        <w:rPr>
+          <w:rFonts w:ascii="Calibri" w:hAnsi="Calibri" w:cs="Calibri"/>
+        </w:rPr>
+      </w:pPr>
+      <w:r>
+        <w:rPr>
+          <w:rFonts w:ascii="Calibri" w:hAnsi="Calibri" w:cs="Calibri"/>
         </w:rPr>
         <w:t>Um Administrador pode adicionar novos utilizadores e, através do botão "Gerir Senhas", repor a password de qualquer colaborador — útil quando alguém se esquece da sua.</w:t>
       </w:r>
@@ -5826,51 +5234,39 @@
     <w:p>
       <w:pPr>
         <w:pStyle w:val="Ttulo1"/>
-        <w:spacing w:before="400" w:after="200" w:line="360" w:lineRule="auto"/>
-        <w:rPr>
-          <w:rFonts w:ascii="Calibri" w:hAnsi="Calibri" w:cs="Calibri"/>
-          <w:b/>
-          <w:bCs/>
-          <w:sz w:val="28"/>
-          <w:szCs w:val="28"/>
-        </w:rPr>
-      </w:pPr>
-      <w:r>
-        <w:rPr>
-          <w:rFonts w:ascii="Calibri" w:hAnsi="Calibri" w:cs="Calibri"/>
-          <w:b/>
-          <w:bCs/>
-          <w:sz w:val="28"/>
-          <w:szCs w:val="28"/>
+        <w:spacing w:before="400" w:after="200"/>
+        <w:rPr>
+          <w:rFonts w:ascii="Calibri" w:hAnsi="Calibri" w:cs="Calibri"/>
+        </w:rPr>
+      </w:pPr>
+      <w:bookmarkStart w:id="16" w:name="sec_17"/>
+      <w:r>
+        <w:rPr>
+          <w:rFonts w:ascii="Calibri" w:hAnsi="Calibri" w:cs="Calibri"/>
         </w:rPr>
         <w:t>17. Perfis e Permissões</w:t>
       </w:r>
-    </w:p>
-    <w:p>
-      <w:pPr>
-        <w:spacing w:after="160" w:line="360" w:lineRule="auto"/>
-        <w:rPr>
-          <w:rFonts w:ascii="Calibri" w:hAnsi="Calibri" w:cs="Calibri"/>
-          <w:sz w:val="24"/>
-          <w:szCs w:val="24"/>
-        </w:rPr>
-      </w:pPr>
-      <w:r>
-        <w:rPr>
-          <w:rFonts w:ascii="Calibri" w:hAnsi="Calibri" w:cs="Calibri"/>
-          <w:sz w:val="24"/>
-          <w:szCs w:val="24"/>
+      <w:bookmarkEnd w:id="16"/>
+    </w:p>
+    <w:p>
+      <w:pPr>
+        <w:spacing w:after="160"/>
+        <w:rPr>
+          <w:rFonts w:ascii="Calibri" w:hAnsi="Calibri" w:cs="Calibri"/>
+        </w:rPr>
+      </w:pPr>
+      <w:r>
+        <w:rPr>
+          <w:rFonts w:ascii="Calibri" w:hAnsi="Calibri" w:cs="Calibri"/>
         </w:rPr>
         <w:t>Existem três perfis na aplicação. O que cada um vê e pode fazer resume-se nesta tabela:</w:t>
       </w:r>
     </w:p>
     <w:p>
       <w:pPr>
-        <w:spacing w:before="100" w:after="300" w:line="360" w:lineRule="auto"/>
-        <w:rPr>
-          <w:rFonts w:ascii="Calibri" w:hAnsi="Calibri" w:cs="Calibri"/>
-          <w:sz w:val="24"/>
-          <w:szCs w:val="24"/>
+        <w:spacing w:before="100" w:after="300"/>
+        <w:rPr>
+          <w:rFonts w:ascii="Calibri" w:hAnsi="Calibri" w:cs="Calibri"/>
         </w:rPr>
       </w:pPr>
     </w:p>
@@ -5921,11 +5317,8 @@
           </w:tcPr>
           <w:p>
             <w:pPr>
-              <w:spacing w:line="360" w:lineRule="auto"/>
               <w:rPr>
                 <w:rFonts w:ascii="Calibri" w:hAnsi="Calibri" w:cs="Calibri"/>
-                <w:sz w:val="24"/>
-                <w:szCs w:val="24"/>
               </w:rPr>
             </w:pPr>
             <w:r>
@@ -5934,8 +5327,8 @@
                 <w:b/>
                 <w:bCs/>
                 <w:color w:val="FFFFFF"/>
-                <w:sz w:val="24"/>
-                <w:szCs w:val="24"/>
+                <w:sz w:val="19"/>
+                <w:szCs w:val="19"/>
               </w:rPr>
               <w:t>Área</w:t>
             </w:r>
@@ -5955,11 +5348,8 @@
           </w:tcPr>
           <w:p>
             <w:pPr>
-              <w:spacing w:line="360" w:lineRule="auto"/>
               <w:rPr>
                 <w:rFonts w:ascii="Calibri" w:hAnsi="Calibri" w:cs="Calibri"/>
-                <w:sz w:val="24"/>
-                <w:szCs w:val="24"/>
               </w:rPr>
             </w:pPr>
             <w:r>
@@ -5968,8 +5358,8 @@
                 <w:b/>
                 <w:bCs/>
                 <w:color w:val="FFFFFF"/>
-                <w:sz w:val="24"/>
-                <w:szCs w:val="24"/>
+                <w:sz w:val="19"/>
+                <w:szCs w:val="19"/>
               </w:rPr>
               <w:t>ADMIN</w:t>
             </w:r>
@@ -5989,11 +5379,8 @@
           </w:tcPr>
           <w:p>
             <w:pPr>
-              <w:spacing w:line="360" w:lineRule="auto"/>
               <w:rPr>
                 <w:rFonts w:ascii="Calibri" w:hAnsi="Calibri" w:cs="Calibri"/>
-                <w:sz w:val="24"/>
-                <w:szCs w:val="24"/>
               </w:rPr>
             </w:pPr>
             <w:r>
@@ -6002,8 +5389,8 @@
                 <w:b/>
                 <w:bCs/>
                 <w:color w:val="FFFFFF"/>
-                <w:sz w:val="24"/>
-                <w:szCs w:val="24"/>
+                <w:sz w:val="19"/>
+                <w:szCs w:val="19"/>
               </w:rPr>
               <w:t>MANAGER</w:t>
             </w:r>
@@ -6023,11 +5410,8 @@
           </w:tcPr>
           <w:p>
             <w:pPr>
-              <w:spacing w:line="360" w:lineRule="auto"/>
               <w:rPr>
                 <w:rFonts w:ascii="Calibri" w:hAnsi="Calibri" w:cs="Calibri"/>
-                <w:sz w:val="24"/>
-                <w:szCs w:val="24"/>
               </w:rPr>
             </w:pPr>
             <w:r>
@@ -6036,8 +5420,8 @@
                 <w:b/>
                 <w:bCs/>
                 <w:color w:val="FFFFFF"/>
-                <w:sz w:val="24"/>
-                <w:szCs w:val="24"/>
+                <w:sz w:val="19"/>
+                <w:szCs w:val="19"/>
               </w:rPr>
               <w:t>EMPLOYEE</w:t>
             </w:r>
@@ -6064,19 +5448,16 @@
           </w:tcPr>
           <w:p>
             <w:pPr>
-              <w:spacing w:line="360" w:lineRule="auto"/>
               <w:rPr>
                 <w:rFonts w:ascii="Calibri" w:hAnsi="Calibri" w:cs="Calibri"/>
-                <w:sz w:val="24"/>
-                <w:szCs w:val="24"/>
               </w:rPr>
             </w:pPr>
             <w:r>
               <w:rPr>
                 <w:rFonts w:ascii="Calibri" w:hAnsi="Calibri" w:cs="Calibri"/>
                 <w:color w:val="000000"/>
-                <w:sz w:val="24"/>
-                <w:szCs w:val="24"/>
+                <w:sz w:val="19"/>
+                <w:szCs w:val="19"/>
               </w:rPr>
               <w:t xml:space="preserve">Quadro </w:t>
             </w:r>
@@ -6085,8 +5466,8 @@
               <w:rPr>
                 <w:rFonts w:ascii="Calibri" w:hAnsi="Calibri" w:cs="Calibri"/>
                 <w:color w:val="000000"/>
-                <w:sz w:val="24"/>
-                <w:szCs w:val="24"/>
+                <w:sz w:val="19"/>
+                <w:szCs w:val="19"/>
               </w:rPr>
               <w:t>Kanban</w:t>
             </w:r>
@@ -6106,19 +5487,16 @@
           </w:tcPr>
           <w:p>
             <w:pPr>
-              <w:spacing w:line="360" w:lineRule="auto"/>
               <w:rPr>
                 <w:rFonts w:ascii="Calibri" w:hAnsi="Calibri" w:cs="Calibri"/>
-                <w:sz w:val="24"/>
-                <w:szCs w:val="24"/>
               </w:rPr>
             </w:pPr>
             <w:r>
               <w:rPr>
                 <w:rFonts w:ascii="Calibri" w:hAnsi="Calibri" w:cs="Calibri"/>
                 <w:color w:val="000000"/>
-                <w:sz w:val="24"/>
-                <w:szCs w:val="24"/>
+                <w:sz w:val="19"/>
+                <w:szCs w:val="19"/>
               </w:rPr>
               <w:t>Move qualquer cartão, para qualquer coluna</w:t>
             </w:r>
@@ -6137,19 +5515,16 @@
           </w:tcPr>
           <w:p>
             <w:pPr>
-              <w:spacing w:line="360" w:lineRule="auto"/>
               <w:rPr>
                 <w:rFonts w:ascii="Calibri" w:hAnsi="Calibri" w:cs="Calibri"/>
-                <w:sz w:val="24"/>
-                <w:szCs w:val="24"/>
               </w:rPr>
             </w:pPr>
             <w:r>
               <w:rPr>
                 <w:rFonts w:ascii="Calibri" w:hAnsi="Calibri" w:cs="Calibri"/>
                 <w:color w:val="000000"/>
-                <w:sz w:val="24"/>
-                <w:szCs w:val="24"/>
+                <w:sz w:val="19"/>
+                <w:szCs w:val="19"/>
               </w:rPr>
               <w:t xml:space="preserve">Move qualquer cartão, </w:t>
             </w:r>
@@ -6158,8 +5533,8 @@
               <w:rPr>
                 <w:rFonts w:ascii="Calibri" w:hAnsi="Calibri" w:cs="Calibri"/>
                 <w:color w:val="000000"/>
-                <w:sz w:val="24"/>
-                <w:szCs w:val="24"/>
+                <w:sz w:val="19"/>
+                <w:szCs w:val="19"/>
               </w:rPr>
               <w:t>incl</w:t>
             </w:r>
@@ -6168,8 +5543,8 @@
               <w:rPr>
                 <w:rFonts w:ascii="Calibri" w:hAnsi="Calibri" w:cs="Calibri"/>
                 <w:color w:val="000000"/>
-                <w:sz w:val="24"/>
-                <w:szCs w:val="24"/>
+                <w:sz w:val="19"/>
+                <w:szCs w:val="19"/>
               </w:rPr>
               <w:t>. para Concluído</w:t>
             </w:r>
@@ -6188,19 +5563,16 @@
           </w:tcPr>
           <w:p>
             <w:pPr>
-              <w:spacing w:line="360" w:lineRule="auto"/>
               <w:rPr>
                 <w:rFonts w:ascii="Calibri" w:hAnsi="Calibri" w:cs="Calibri"/>
-                <w:sz w:val="24"/>
-                <w:szCs w:val="24"/>
               </w:rPr>
             </w:pPr>
             <w:r>
               <w:rPr>
                 <w:rFonts w:ascii="Calibri" w:hAnsi="Calibri" w:cs="Calibri"/>
                 <w:color w:val="000000"/>
-                <w:sz w:val="24"/>
-                <w:szCs w:val="24"/>
+                <w:sz w:val="19"/>
+                <w:szCs w:val="19"/>
               </w:rPr>
               <w:t>Não pode mover cartões para Concluído</w:t>
             </w:r>
@@ -6227,19 +5599,16 @@
           </w:tcPr>
           <w:p>
             <w:pPr>
-              <w:spacing w:line="360" w:lineRule="auto"/>
               <w:rPr>
                 <w:rFonts w:ascii="Calibri" w:hAnsi="Calibri" w:cs="Calibri"/>
-                <w:sz w:val="24"/>
-                <w:szCs w:val="24"/>
               </w:rPr>
             </w:pPr>
             <w:r>
               <w:rPr>
                 <w:rFonts w:ascii="Calibri" w:hAnsi="Calibri" w:cs="Calibri"/>
                 <w:color w:val="000000"/>
-                <w:sz w:val="24"/>
-                <w:szCs w:val="24"/>
+                <w:sz w:val="19"/>
+                <w:szCs w:val="19"/>
               </w:rPr>
               <w:t>Projetos</w:t>
             </w:r>
@@ -6258,19 +5627,16 @@
           </w:tcPr>
           <w:p>
             <w:pPr>
-              <w:spacing w:line="360" w:lineRule="auto"/>
               <w:rPr>
                 <w:rFonts w:ascii="Calibri" w:hAnsi="Calibri" w:cs="Calibri"/>
-                <w:sz w:val="24"/>
-                <w:szCs w:val="24"/>
               </w:rPr>
             </w:pPr>
             <w:r>
               <w:rPr>
                 <w:rFonts w:ascii="Calibri" w:hAnsi="Calibri" w:cs="Calibri"/>
                 <w:color w:val="000000"/>
-                <w:sz w:val="24"/>
-                <w:szCs w:val="24"/>
+                <w:sz w:val="19"/>
+                <w:szCs w:val="19"/>
               </w:rPr>
               <w:t>Vê e gere todos</w:t>
             </w:r>
@@ -6289,19 +5655,16 @@
           </w:tcPr>
           <w:p>
             <w:pPr>
-              <w:spacing w:line="360" w:lineRule="auto"/>
               <w:rPr>
                 <w:rFonts w:ascii="Calibri" w:hAnsi="Calibri" w:cs="Calibri"/>
-                <w:sz w:val="24"/>
-                <w:szCs w:val="24"/>
               </w:rPr>
             </w:pPr>
             <w:r>
               <w:rPr>
                 <w:rFonts w:ascii="Calibri" w:hAnsi="Calibri" w:cs="Calibri"/>
                 <w:color w:val="000000"/>
-                <w:sz w:val="24"/>
-                <w:szCs w:val="24"/>
+                <w:sz w:val="19"/>
+                <w:szCs w:val="19"/>
               </w:rPr>
               <w:t>Vê e gere todos</w:t>
             </w:r>
@@ -6320,19 +5683,16 @@
           </w:tcPr>
           <w:p>
             <w:pPr>
-              <w:spacing w:line="360" w:lineRule="auto"/>
               <w:rPr>
                 <w:rFonts w:ascii="Calibri" w:hAnsi="Calibri" w:cs="Calibri"/>
-                <w:sz w:val="24"/>
-                <w:szCs w:val="24"/>
               </w:rPr>
             </w:pPr>
             <w:r>
               <w:rPr>
                 <w:rFonts w:ascii="Calibri" w:hAnsi="Calibri" w:cs="Calibri"/>
                 <w:color w:val="000000"/>
-                <w:sz w:val="24"/>
-                <w:szCs w:val="24"/>
+                <w:sz w:val="19"/>
+                <w:szCs w:val="19"/>
               </w:rPr>
               <w:t>Só vê os projetos onde está atribuído</w:t>
             </w:r>
@@ -6359,19 +5719,16 @@
           </w:tcPr>
           <w:p>
             <w:pPr>
-              <w:spacing w:line="360" w:lineRule="auto"/>
               <w:rPr>
                 <w:rFonts w:ascii="Calibri" w:hAnsi="Calibri" w:cs="Calibri"/>
-                <w:sz w:val="24"/>
-                <w:szCs w:val="24"/>
               </w:rPr>
             </w:pPr>
             <w:r>
               <w:rPr>
                 <w:rFonts w:ascii="Calibri" w:hAnsi="Calibri" w:cs="Calibri"/>
                 <w:color w:val="000000"/>
-                <w:sz w:val="24"/>
-                <w:szCs w:val="24"/>
+                <w:sz w:val="19"/>
+                <w:szCs w:val="19"/>
               </w:rPr>
               <w:t>Tarefas</w:t>
             </w:r>
@@ -6390,19 +5747,16 @@
           </w:tcPr>
           <w:p>
             <w:pPr>
-              <w:spacing w:line="360" w:lineRule="auto"/>
               <w:rPr>
                 <w:rFonts w:ascii="Calibri" w:hAnsi="Calibri" w:cs="Calibri"/>
-                <w:sz w:val="24"/>
-                <w:szCs w:val="24"/>
               </w:rPr>
             </w:pPr>
             <w:r>
               <w:rPr>
                 <w:rFonts w:ascii="Calibri" w:hAnsi="Calibri" w:cs="Calibri"/>
                 <w:color w:val="000000"/>
-                <w:sz w:val="24"/>
-                <w:szCs w:val="24"/>
+                <w:sz w:val="19"/>
+                <w:szCs w:val="19"/>
               </w:rPr>
               <w:t>Todas; pode atribuir a qualquer um</w:t>
             </w:r>
@@ -6421,19 +5775,16 @@
           </w:tcPr>
           <w:p>
             <w:pPr>
-              <w:spacing w:line="360" w:lineRule="auto"/>
               <w:rPr>
                 <w:rFonts w:ascii="Calibri" w:hAnsi="Calibri" w:cs="Calibri"/>
-                <w:sz w:val="24"/>
-                <w:szCs w:val="24"/>
               </w:rPr>
             </w:pPr>
             <w:r>
               <w:rPr>
                 <w:rFonts w:ascii="Calibri" w:hAnsi="Calibri" w:cs="Calibri"/>
                 <w:color w:val="000000"/>
-                <w:sz w:val="24"/>
-                <w:szCs w:val="24"/>
+                <w:sz w:val="19"/>
+                <w:szCs w:val="19"/>
               </w:rPr>
               <w:t>Todas; pode atribuir a qualquer um</w:t>
             </w:r>
@@ -6452,19 +5803,16 @@
           </w:tcPr>
           <w:p>
             <w:pPr>
-              <w:spacing w:line="360" w:lineRule="auto"/>
               <w:rPr>
                 <w:rFonts w:ascii="Calibri" w:hAnsi="Calibri" w:cs="Calibri"/>
-                <w:sz w:val="24"/>
-                <w:szCs w:val="24"/>
               </w:rPr>
             </w:pPr>
             <w:r>
               <w:rPr>
                 <w:rFonts w:ascii="Calibri" w:hAnsi="Calibri" w:cs="Calibri"/>
                 <w:color w:val="000000"/>
-                <w:sz w:val="24"/>
-                <w:szCs w:val="24"/>
+                <w:sz w:val="19"/>
+                <w:szCs w:val="19"/>
               </w:rPr>
               <w:t>Cria tarefas; só edita as próprias</w:t>
             </w:r>
@@ -6491,19 +5839,16 @@
           </w:tcPr>
           <w:p>
             <w:pPr>
-              <w:spacing w:line="360" w:lineRule="auto"/>
               <w:rPr>
                 <w:rFonts w:ascii="Calibri" w:hAnsi="Calibri" w:cs="Calibri"/>
-                <w:sz w:val="24"/>
-                <w:szCs w:val="24"/>
               </w:rPr>
             </w:pPr>
             <w:r>
               <w:rPr>
                 <w:rFonts w:ascii="Calibri" w:hAnsi="Calibri" w:cs="Calibri"/>
                 <w:color w:val="000000"/>
-                <w:sz w:val="24"/>
-                <w:szCs w:val="24"/>
+                <w:sz w:val="19"/>
+                <w:szCs w:val="19"/>
               </w:rPr>
               <w:t>Clientes / Externos</w:t>
             </w:r>
@@ -6522,19 +5867,16 @@
           </w:tcPr>
           <w:p>
             <w:pPr>
-              <w:spacing w:line="360" w:lineRule="auto"/>
               <w:rPr>
                 <w:rFonts w:ascii="Calibri" w:hAnsi="Calibri" w:cs="Calibri"/>
-                <w:sz w:val="24"/>
-                <w:szCs w:val="24"/>
               </w:rPr>
             </w:pPr>
             <w:r>
               <w:rPr>
                 <w:rFonts w:ascii="Calibri" w:hAnsi="Calibri" w:cs="Calibri"/>
                 <w:color w:val="000000"/>
-                <w:sz w:val="24"/>
-                <w:szCs w:val="24"/>
+                <w:sz w:val="19"/>
+                <w:szCs w:val="19"/>
               </w:rPr>
               <w:t>Gere todos</w:t>
             </w:r>
@@ -6553,19 +5895,16 @@
           </w:tcPr>
           <w:p>
             <w:pPr>
-              <w:spacing w:line="360" w:lineRule="auto"/>
               <w:rPr>
                 <w:rFonts w:ascii="Calibri" w:hAnsi="Calibri" w:cs="Calibri"/>
-                <w:sz w:val="24"/>
-                <w:szCs w:val="24"/>
               </w:rPr>
             </w:pPr>
             <w:r>
               <w:rPr>
                 <w:rFonts w:ascii="Calibri" w:hAnsi="Calibri" w:cs="Calibri"/>
                 <w:color w:val="000000"/>
-                <w:sz w:val="24"/>
-                <w:szCs w:val="24"/>
+                <w:sz w:val="19"/>
+                <w:szCs w:val="19"/>
               </w:rPr>
               <w:t>Gere todos</w:t>
             </w:r>
@@ -6584,19 +5923,16 @@
           </w:tcPr>
           <w:p>
             <w:pPr>
-              <w:spacing w:line="360" w:lineRule="auto"/>
               <w:rPr>
                 <w:rFonts w:ascii="Calibri" w:hAnsi="Calibri" w:cs="Calibri"/>
-                <w:sz w:val="24"/>
-                <w:szCs w:val="24"/>
               </w:rPr>
             </w:pPr>
             <w:r>
               <w:rPr>
                 <w:rFonts w:ascii="Calibri" w:hAnsi="Calibri" w:cs="Calibri"/>
                 <w:color w:val="000000"/>
-                <w:sz w:val="24"/>
-                <w:szCs w:val="24"/>
+                <w:sz w:val="19"/>
+                <w:szCs w:val="19"/>
               </w:rPr>
               <w:t>Só vê os que lhe estão atribuídos</w:t>
             </w:r>
@@ -6623,19 +5959,16 @@
           </w:tcPr>
           <w:p>
             <w:pPr>
-              <w:spacing w:line="360" w:lineRule="auto"/>
               <w:rPr>
                 <w:rFonts w:ascii="Calibri" w:hAnsi="Calibri" w:cs="Calibri"/>
-                <w:sz w:val="24"/>
-                <w:szCs w:val="24"/>
               </w:rPr>
             </w:pPr>
             <w:r>
               <w:rPr>
                 <w:rFonts w:ascii="Calibri" w:hAnsi="Calibri" w:cs="Calibri"/>
                 <w:color w:val="000000"/>
-                <w:sz w:val="24"/>
-                <w:szCs w:val="24"/>
+                <w:sz w:val="19"/>
+                <w:szCs w:val="19"/>
               </w:rPr>
               <w:t>Propostas</w:t>
             </w:r>
@@ -6654,19 +5987,16 @@
           </w:tcPr>
           <w:p>
             <w:pPr>
-              <w:spacing w:line="360" w:lineRule="auto"/>
               <w:rPr>
                 <w:rFonts w:ascii="Calibri" w:hAnsi="Calibri" w:cs="Calibri"/>
-                <w:sz w:val="24"/>
-                <w:szCs w:val="24"/>
               </w:rPr>
             </w:pPr>
             <w:r>
               <w:rPr>
                 <w:rFonts w:ascii="Calibri" w:hAnsi="Calibri" w:cs="Calibri"/>
                 <w:color w:val="000000"/>
-                <w:sz w:val="24"/>
-                <w:szCs w:val="24"/>
+                <w:sz w:val="19"/>
+                <w:szCs w:val="19"/>
               </w:rPr>
               <w:t>Gere todas, adjudica</w:t>
             </w:r>
@@ -6685,19 +6015,16 @@
           </w:tcPr>
           <w:p>
             <w:pPr>
-              <w:spacing w:line="360" w:lineRule="auto"/>
               <w:rPr>
                 <w:rFonts w:ascii="Calibri" w:hAnsi="Calibri" w:cs="Calibri"/>
-                <w:sz w:val="24"/>
-                <w:szCs w:val="24"/>
               </w:rPr>
             </w:pPr>
             <w:r>
               <w:rPr>
                 <w:rFonts w:ascii="Calibri" w:hAnsi="Calibri" w:cs="Calibri"/>
                 <w:color w:val="000000"/>
-                <w:sz w:val="24"/>
-                <w:szCs w:val="24"/>
+                <w:sz w:val="19"/>
+                <w:szCs w:val="19"/>
               </w:rPr>
               <w:t>Gere todas, adjudica</w:t>
             </w:r>
@@ -6716,19 +6043,16 @@
           </w:tcPr>
           <w:p>
             <w:pPr>
-              <w:spacing w:line="360" w:lineRule="auto"/>
               <w:rPr>
                 <w:rFonts w:ascii="Calibri" w:hAnsi="Calibri" w:cs="Calibri"/>
-                <w:sz w:val="24"/>
-                <w:szCs w:val="24"/>
               </w:rPr>
             </w:pPr>
             <w:r>
               <w:rPr>
                 <w:rFonts w:ascii="Calibri" w:hAnsi="Calibri" w:cs="Calibri"/>
                 <w:color w:val="000000"/>
-                <w:sz w:val="24"/>
-                <w:szCs w:val="24"/>
+                <w:sz w:val="19"/>
+                <w:szCs w:val="19"/>
               </w:rPr>
               <w:t>Sem acesso a esta área</w:t>
             </w:r>
@@ -6755,21 +6079,17 @@
           </w:tcPr>
           <w:p>
             <w:pPr>
-              <w:spacing w:line="360" w:lineRule="auto"/>
               <w:rPr>
                 <w:rFonts w:ascii="Calibri" w:hAnsi="Calibri" w:cs="Calibri"/>
-                <w:sz w:val="24"/>
-                <w:szCs w:val="24"/>
               </w:rPr>
             </w:pPr>
             <w:r>
               <w:rPr>
                 <w:rFonts w:ascii="Calibri" w:hAnsi="Calibri" w:cs="Calibri"/>
                 <w:color w:val="000000"/>
-                <w:sz w:val="24"/>
-                <w:szCs w:val="24"/>
+                <w:sz w:val="19"/>
+                <w:szCs w:val="19"/>
               </w:rPr>
-              <w:lastRenderedPageBreak/>
               <w:t>Banco de Horas</w:t>
             </w:r>
           </w:p>
@@ -6787,19 +6107,16 @@
           </w:tcPr>
           <w:p>
             <w:pPr>
-              <w:spacing w:line="360" w:lineRule="auto"/>
               <w:rPr>
                 <w:rFonts w:ascii="Calibri" w:hAnsi="Calibri" w:cs="Calibri"/>
-                <w:sz w:val="24"/>
-                <w:szCs w:val="24"/>
               </w:rPr>
             </w:pPr>
             <w:r>
               <w:rPr>
                 <w:rFonts w:ascii="Calibri" w:hAnsi="Calibri" w:cs="Calibri"/>
                 <w:color w:val="000000"/>
-                <w:sz w:val="24"/>
-                <w:szCs w:val="24"/>
+                <w:sz w:val="19"/>
+                <w:szCs w:val="19"/>
               </w:rPr>
               <w:t>Lança para si (</w:t>
             </w:r>
@@ -6808,8 +6125,8 @@
               <w:rPr>
                 <w:rFonts w:ascii="Calibri" w:hAnsi="Calibri" w:cs="Calibri"/>
                 <w:color w:val="000000"/>
-                <w:sz w:val="24"/>
-                <w:szCs w:val="24"/>
+                <w:sz w:val="19"/>
+                <w:szCs w:val="19"/>
               </w:rPr>
               <w:t>auto-aprovado</w:t>
             </w:r>
@@ -6818,8 +6135,8 @@
               <w:rPr>
                 <w:rFonts w:ascii="Calibri" w:hAnsi="Calibri" w:cs="Calibri"/>
                 <w:color w:val="000000"/>
-                <w:sz w:val="24"/>
-                <w:szCs w:val="24"/>
+                <w:sz w:val="19"/>
+                <w:szCs w:val="19"/>
               </w:rPr>
               <w:t>); aprova/rejeita de todos</w:t>
             </w:r>
@@ -6838,19 +6155,16 @@
           </w:tcPr>
           <w:p>
             <w:pPr>
-              <w:spacing w:line="360" w:lineRule="auto"/>
               <w:rPr>
                 <w:rFonts w:ascii="Calibri" w:hAnsi="Calibri" w:cs="Calibri"/>
-                <w:sz w:val="24"/>
-                <w:szCs w:val="24"/>
               </w:rPr>
             </w:pPr>
             <w:r>
               <w:rPr>
                 <w:rFonts w:ascii="Calibri" w:hAnsi="Calibri" w:cs="Calibri"/>
                 <w:color w:val="000000"/>
-                <w:sz w:val="24"/>
-                <w:szCs w:val="24"/>
+                <w:sz w:val="19"/>
+                <w:szCs w:val="19"/>
               </w:rPr>
               <w:t>Lança para si ou por outros (fica pendente); não aprova</w:t>
             </w:r>
@@ -6869,19 +6183,16 @@
           </w:tcPr>
           <w:p>
             <w:pPr>
-              <w:spacing w:line="360" w:lineRule="auto"/>
               <w:rPr>
                 <w:rFonts w:ascii="Calibri" w:hAnsi="Calibri" w:cs="Calibri"/>
-                <w:sz w:val="24"/>
-                <w:szCs w:val="24"/>
               </w:rPr>
             </w:pPr>
             <w:r>
               <w:rPr>
                 <w:rFonts w:ascii="Calibri" w:hAnsi="Calibri" w:cs="Calibri"/>
                 <w:color w:val="000000"/>
-                <w:sz w:val="24"/>
-                <w:szCs w:val="24"/>
+                <w:sz w:val="19"/>
+                <w:szCs w:val="19"/>
               </w:rPr>
               <w:t>Lança só para si (fica pendente até aprovação)</w:t>
             </w:r>
@@ -6908,19 +6219,16 @@
           </w:tcPr>
           <w:p>
             <w:pPr>
-              <w:spacing w:line="360" w:lineRule="auto"/>
               <w:rPr>
                 <w:rFonts w:ascii="Calibri" w:hAnsi="Calibri" w:cs="Calibri"/>
-                <w:sz w:val="24"/>
-                <w:szCs w:val="24"/>
               </w:rPr>
             </w:pPr>
             <w:r>
               <w:rPr>
                 <w:rFonts w:ascii="Calibri" w:hAnsi="Calibri" w:cs="Calibri"/>
                 <w:color w:val="000000"/>
-                <w:sz w:val="24"/>
-                <w:szCs w:val="24"/>
+                <w:sz w:val="19"/>
+                <w:szCs w:val="19"/>
               </w:rPr>
               <w:t>Relatórios</w:t>
             </w:r>
@@ -6939,19 +6247,16 @@
           </w:tcPr>
           <w:p>
             <w:pPr>
-              <w:spacing w:line="360" w:lineRule="auto"/>
               <w:rPr>
                 <w:rFonts w:ascii="Calibri" w:hAnsi="Calibri" w:cs="Calibri"/>
-                <w:sz w:val="24"/>
-                <w:szCs w:val="24"/>
               </w:rPr>
             </w:pPr>
             <w:r>
               <w:rPr>
                 <w:rFonts w:ascii="Calibri" w:hAnsi="Calibri" w:cs="Calibri"/>
                 <w:color w:val="000000"/>
-                <w:sz w:val="24"/>
-                <w:szCs w:val="24"/>
+                <w:sz w:val="19"/>
+                <w:szCs w:val="19"/>
               </w:rPr>
               <w:t>Vê todos os relatórios</w:t>
             </w:r>
@@ -6970,19 +6275,16 @@
           </w:tcPr>
           <w:p>
             <w:pPr>
-              <w:spacing w:line="360" w:lineRule="auto"/>
               <w:rPr>
                 <w:rFonts w:ascii="Calibri" w:hAnsi="Calibri" w:cs="Calibri"/>
-                <w:sz w:val="24"/>
-                <w:szCs w:val="24"/>
               </w:rPr>
             </w:pPr>
             <w:r>
               <w:rPr>
                 <w:rFonts w:ascii="Calibri" w:hAnsi="Calibri" w:cs="Calibri"/>
                 <w:color w:val="000000"/>
-                <w:sz w:val="24"/>
-                <w:szCs w:val="24"/>
+                <w:sz w:val="19"/>
+                <w:szCs w:val="19"/>
               </w:rPr>
               <w:t>Vê todos os relatórios</w:t>
             </w:r>
@@ -7001,19 +6303,16 @@
           </w:tcPr>
           <w:p>
             <w:pPr>
-              <w:spacing w:line="360" w:lineRule="auto"/>
               <w:rPr>
                 <w:rFonts w:ascii="Calibri" w:hAnsi="Calibri" w:cs="Calibri"/>
-                <w:sz w:val="24"/>
-                <w:szCs w:val="24"/>
               </w:rPr>
             </w:pPr>
             <w:r>
               <w:rPr>
                 <w:rFonts w:ascii="Calibri" w:hAnsi="Calibri" w:cs="Calibri"/>
                 <w:color w:val="000000"/>
-                <w:sz w:val="24"/>
-                <w:szCs w:val="24"/>
+                <w:sz w:val="19"/>
+                <w:szCs w:val="19"/>
               </w:rPr>
               <w:t>Sem acesso a esta área</w:t>
             </w:r>
@@ -7040,19 +6339,16 @@
           </w:tcPr>
           <w:p>
             <w:pPr>
-              <w:spacing w:line="360" w:lineRule="auto"/>
               <w:rPr>
                 <w:rFonts w:ascii="Calibri" w:hAnsi="Calibri" w:cs="Calibri"/>
-                <w:sz w:val="24"/>
-                <w:szCs w:val="24"/>
               </w:rPr>
             </w:pPr>
             <w:r>
               <w:rPr>
                 <w:rFonts w:ascii="Calibri" w:hAnsi="Calibri" w:cs="Calibri"/>
                 <w:color w:val="000000"/>
-                <w:sz w:val="24"/>
-                <w:szCs w:val="24"/>
+                <w:sz w:val="19"/>
+                <w:szCs w:val="19"/>
               </w:rPr>
               <w:t>Administração (utilizadores, senhas)</w:t>
             </w:r>
@@ -7071,19 +6367,16 @@
           </w:tcPr>
           <w:p>
             <w:pPr>
-              <w:spacing w:line="360" w:lineRule="auto"/>
               <w:rPr>
                 <w:rFonts w:ascii="Calibri" w:hAnsi="Calibri" w:cs="Calibri"/>
-                <w:sz w:val="24"/>
-                <w:szCs w:val="24"/>
               </w:rPr>
             </w:pPr>
             <w:r>
               <w:rPr>
                 <w:rFonts w:ascii="Calibri" w:hAnsi="Calibri" w:cs="Calibri"/>
                 <w:color w:val="000000"/>
-                <w:sz w:val="24"/>
-                <w:szCs w:val="24"/>
+                <w:sz w:val="19"/>
+                <w:szCs w:val="19"/>
               </w:rPr>
               <w:t>Sim</w:t>
             </w:r>
@@ -7102,19 +6395,16 @@
           </w:tcPr>
           <w:p>
             <w:pPr>
-              <w:spacing w:line="360" w:lineRule="auto"/>
               <w:rPr>
                 <w:rFonts w:ascii="Calibri" w:hAnsi="Calibri" w:cs="Calibri"/>
-                <w:sz w:val="24"/>
-                <w:szCs w:val="24"/>
               </w:rPr>
             </w:pPr>
             <w:r>
               <w:rPr>
                 <w:rFonts w:ascii="Calibri" w:hAnsi="Calibri" w:cs="Calibri"/>
                 <w:color w:val="000000"/>
-                <w:sz w:val="24"/>
-                <w:szCs w:val="24"/>
+                <w:sz w:val="19"/>
+                <w:szCs w:val="19"/>
               </w:rPr>
               <w:t>Não</w:t>
             </w:r>
@@ -7133,19 +6423,16 @@
           </w:tcPr>
           <w:p>
             <w:pPr>
-              <w:spacing w:line="360" w:lineRule="auto"/>
               <w:rPr>
                 <w:rFonts w:ascii="Calibri" w:hAnsi="Calibri" w:cs="Calibri"/>
-                <w:sz w:val="24"/>
-                <w:szCs w:val="24"/>
               </w:rPr>
             </w:pPr>
             <w:r>
               <w:rPr>
                 <w:rFonts w:ascii="Calibri" w:hAnsi="Calibri" w:cs="Calibri"/>
                 <w:color w:val="000000"/>
-                <w:sz w:val="24"/>
-                <w:szCs w:val="24"/>
+                <w:sz w:val="19"/>
+                <w:szCs w:val="19"/>
               </w:rPr>
               <w:t>Não</w:t>
             </w:r>
@@ -7155,114 +6442,97 @@
     </w:tbl>
     <w:p>
       <w:pPr>
-        <w:rPr>
-          <w:rFonts w:ascii="Calibri" w:hAnsi="Calibri" w:cs="Calibri"/>
-          <w:sz w:val="24"/>
-          <w:szCs w:val="24"/>
+        <w:spacing w:before="300"/>
+        <w:rPr>
+          <w:rFonts w:ascii="Calibri" w:hAnsi="Calibri" w:cs="Calibri"/>
         </w:rPr>
       </w:pPr>
     </w:p>
     <w:p>
       <w:pPr>
         <w:pStyle w:val="Ttulo1"/>
-        <w:spacing w:before="400" w:after="200" w:line="360" w:lineRule="auto"/>
-        <w:rPr>
-          <w:rFonts w:ascii="Calibri" w:hAnsi="Calibri" w:cs="Calibri"/>
-          <w:b/>
-          <w:bCs/>
-          <w:sz w:val="28"/>
-          <w:szCs w:val="28"/>
-        </w:rPr>
-      </w:pPr>
-      <w:r>
-        <w:rPr>
-          <w:rFonts w:ascii="Calibri" w:hAnsi="Calibri" w:cs="Calibri"/>
-          <w:b/>
-          <w:bCs/>
-          <w:sz w:val="28"/>
-          <w:szCs w:val="28"/>
+        <w:spacing w:before="400" w:after="200"/>
+        <w:rPr>
+          <w:rFonts w:ascii="Calibri" w:hAnsi="Calibri" w:cs="Calibri"/>
+        </w:rPr>
+      </w:pPr>
+      <w:bookmarkStart w:id="17" w:name="sec_18"/>
+      <w:r>
+        <w:rPr>
+          <w:rFonts w:ascii="Calibri" w:hAnsi="Calibri" w:cs="Calibri"/>
         </w:rPr>
         <w:t>18. Perguntas Frequentes</w:t>
       </w:r>
+      <w:bookmarkEnd w:id="17"/>
     </w:p>
     <w:p>
       <w:pPr>
         <w:pStyle w:val="Ttulo2"/>
-        <w:spacing w:before="300" w:after="150" w:line="360" w:lineRule="auto"/>
-        <w:rPr>
-          <w:rFonts w:ascii="Calibri" w:hAnsi="Calibri" w:cs="Calibri"/>
-          <w:b/>
-          <w:bCs/>
-          <w:sz w:val="24"/>
-          <w:szCs w:val="24"/>
-        </w:rPr>
-      </w:pPr>
-      <w:r>
-        <w:rPr>
-          <w:rFonts w:ascii="Calibri" w:hAnsi="Calibri" w:cs="Calibri"/>
-          <w:b/>
-          <w:bCs/>
-          <w:sz w:val="24"/>
-          <w:szCs w:val="24"/>
+        <w:spacing w:before="300" w:after="150"/>
+        <w:rPr>
+          <w:rFonts w:ascii="Calibri" w:hAnsi="Calibri" w:cs="Calibri"/>
+        </w:rPr>
+      </w:pPr>
+      <w:r>
+        <w:rPr>
+          <w:rFonts w:ascii="Calibri" w:hAnsi="Calibri" w:cs="Calibri"/>
         </w:rPr>
         <w:t>Esqueci-me da password. O que faço?</w:t>
       </w:r>
     </w:p>
     <w:p>
       <w:pPr>
-        <w:spacing w:after="160" w:line="360" w:lineRule="auto"/>
-        <w:rPr>
-          <w:rFonts w:ascii="Calibri" w:hAnsi="Calibri" w:cs="Calibri"/>
-          <w:sz w:val="24"/>
-          <w:szCs w:val="24"/>
-        </w:rPr>
-      </w:pPr>
-      <w:r>
-        <w:rPr>
-          <w:rFonts w:ascii="Calibri" w:hAnsi="Calibri" w:cs="Calibri"/>
-          <w:sz w:val="24"/>
-          <w:szCs w:val="24"/>
-        </w:rPr>
-        <w:t>Não consegues repor a password sozinho/a. Pede a um administrador para a repor a partir da página de Colaboradores → Gerir Senhas.</w:t>
+        <w:spacing w:after="160"/>
+        <w:rPr>
+          <w:rFonts w:ascii="Calibri" w:hAnsi="Calibri" w:cs="Calibri"/>
+        </w:rPr>
+      </w:pPr>
+      <w:r>
+        <w:rPr>
+          <w:rFonts w:ascii="Calibri" w:hAnsi="Calibri" w:cs="Calibri"/>
+        </w:rPr>
+        <w:t xml:space="preserve">Não consegues repor a password </w:t>
+      </w:r>
+      <w:proofErr w:type="gramStart"/>
+      <w:r>
+        <w:rPr>
+          <w:rFonts w:ascii="Calibri" w:hAnsi="Calibri" w:cs="Calibri"/>
+        </w:rPr>
+        <w:t>sozinho/a. Pede</w:t>
+      </w:r>
+      <w:proofErr w:type="gramEnd"/>
+      <w:r>
+        <w:rPr>
+          <w:rFonts w:ascii="Calibri" w:hAnsi="Calibri" w:cs="Calibri"/>
+        </w:rPr>
+        <w:t xml:space="preserve"> a um administrador para a repor a partir da página de Colaboradores → Gerir Senhas.</w:t>
       </w:r>
     </w:p>
     <w:p>
       <w:pPr>
         <w:pStyle w:val="Ttulo2"/>
-        <w:spacing w:before="300" w:after="150" w:line="360" w:lineRule="auto"/>
-        <w:rPr>
-          <w:rFonts w:ascii="Calibri" w:hAnsi="Calibri" w:cs="Calibri"/>
-          <w:b/>
-          <w:bCs/>
-          <w:sz w:val="24"/>
-          <w:szCs w:val="24"/>
-        </w:rPr>
-      </w:pPr>
-      <w:r>
-        <w:rPr>
-          <w:rFonts w:ascii="Calibri" w:hAnsi="Calibri" w:cs="Calibri"/>
-          <w:b/>
-          <w:bCs/>
-          <w:sz w:val="24"/>
-          <w:szCs w:val="24"/>
+        <w:spacing w:before="300" w:after="150"/>
+        <w:rPr>
+          <w:rFonts w:ascii="Calibri" w:hAnsi="Calibri" w:cs="Calibri"/>
+        </w:rPr>
+      </w:pPr>
+      <w:r>
+        <w:rPr>
+          <w:rFonts w:ascii="Calibri" w:hAnsi="Calibri" w:cs="Calibri"/>
         </w:rPr>
         <w:t>Não vejo um dos menus (por exemplo, Propostas ou Relatórios).</w:t>
       </w:r>
     </w:p>
     <w:p>
       <w:pPr>
-        <w:spacing w:after="160" w:line="360" w:lineRule="auto"/>
-        <w:rPr>
-          <w:rFonts w:ascii="Calibri" w:hAnsi="Calibri" w:cs="Calibri"/>
-          <w:sz w:val="24"/>
-          <w:szCs w:val="24"/>
-        </w:rPr>
-      </w:pPr>
-      <w:r>
-        <w:rPr>
-          <w:rFonts w:ascii="Calibri" w:hAnsi="Calibri" w:cs="Calibri"/>
-          <w:sz w:val="24"/>
-          <w:szCs w:val="24"/>
+        <w:spacing w:after="160"/>
+        <w:rPr>
+          <w:rFonts w:ascii="Calibri" w:hAnsi="Calibri" w:cs="Calibri"/>
+        </w:rPr>
+      </w:pPr>
+      <w:r>
+        <w:rPr>
+          <w:rFonts w:ascii="Calibri" w:hAnsi="Calibri" w:cs="Calibri"/>
         </w:rPr>
         <w:t>É provável que o teu perfil (Colaborador) não tenha acesso a essa área. Fala com o teu gestor ou administrador se precisares de aceder.</w:t>
       </w:r>
@@ -7270,40 +6540,42 @@
     <w:p>
       <w:pPr>
         <w:pStyle w:val="Ttulo2"/>
-        <w:spacing w:before="300" w:after="150" w:line="360" w:lineRule="auto"/>
-        <w:rPr>
-          <w:rFonts w:ascii="Calibri" w:hAnsi="Calibri" w:cs="Calibri"/>
-          <w:b/>
-          <w:bCs/>
-          <w:sz w:val="24"/>
-          <w:szCs w:val="24"/>
-        </w:rPr>
-      </w:pPr>
-      <w:r>
-        <w:rPr>
-          <w:rFonts w:ascii="Calibri" w:hAnsi="Calibri" w:cs="Calibri"/>
-          <w:b/>
-          <w:bCs/>
-          <w:sz w:val="24"/>
-          <w:szCs w:val="24"/>
-        </w:rPr>
-        <w:t>Lancei horas extra mas o saldo não mudou.</w:t>
-      </w:r>
-    </w:p>
-    <w:p>
-      <w:pPr>
-        <w:spacing w:after="160" w:line="360" w:lineRule="auto"/>
-        <w:rPr>
-          <w:rFonts w:ascii="Calibri" w:hAnsi="Calibri" w:cs="Calibri"/>
-          <w:sz w:val="24"/>
-          <w:szCs w:val="24"/>
-        </w:rPr>
-      </w:pPr>
-      <w:r>
-        <w:rPr>
-          <w:rFonts w:ascii="Calibri" w:hAnsi="Calibri" w:cs="Calibri"/>
-          <w:sz w:val="24"/>
-          <w:szCs w:val="24"/>
+        <w:spacing w:before="300" w:after="150"/>
+        <w:rPr>
+          <w:rFonts w:ascii="Calibri" w:hAnsi="Calibri" w:cs="Calibri"/>
+        </w:rPr>
+      </w:pPr>
+      <w:r>
+        <w:rPr>
+          <w:rFonts w:ascii="Calibri" w:hAnsi="Calibri" w:cs="Calibri"/>
+        </w:rPr>
+        <w:t xml:space="preserve">Lancei horas </w:t>
+      </w:r>
+      <w:proofErr w:type="gramStart"/>
+      <w:r>
+        <w:rPr>
+          <w:rFonts w:ascii="Calibri" w:hAnsi="Calibri" w:cs="Calibri"/>
+        </w:rPr>
+        <w:t>extra</w:t>
+      </w:r>
+      <w:proofErr w:type="gramEnd"/>
+      <w:r>
+        <w:rPr>
+          <w:rFonts w:ascii="Calibri" w:hAnsi="Calibri" w:cs="Calibri"/>
+        </w:rPr>
+        <w:t xml:space="preserve"> mas o saldo não mudou.</w:t>
+      </w:r>
+    </w:p>
+    <w:p>
+      <w:pPr>
+        <w:spacing w:after="160"/>
+        <w:rPr>
+          <w:rFonts w:ascii="Calibri" w:hAnsi="Calibri" w:cs="Calibri"/>
+        </w:rPr>
+      </w:pPr>
+      <w:r>
+        <w:rPr>
+          <w:rFonts w:ascii="Calibri" w:hAnsi="Calibri" w:cs="Calibri"/>
         </w:rPr>
         <w:t>Os lançamentos só contam para o saldo depois de aprovados por um administrador. Consulta o histórico no teu Banco de Horas — se ainda estiver "Pendente", aguarda a decisão; se foi "Rejeitado", vais ver o motivo indicado.</w:t>
       </w:r>
@@ -7311,22 +6583,14 @@
     <w:p>
       <w:pPr>
         <w:pStyle w:val="Ttulo2"/>
-        <w:spacing w:before="300" w:after="150" w:line="360" w:lineRule="auto"/>
-        <w:rPr>
-          <w:rFonts w:ascii="Calibri" w:hAnsi="Calibri" w:cs="Calibri"/>
-          <w:b/>
-          <w:bCs/>
-          <w:sz w:val="24"/>
-          <w:szCs w:val="24"/>
-        </w:rPr>
-      </w:pPr>
-      <w:r>
-        <w:rPr>
-          <w:rFonts w:ascii="Calibri" w:hAnsi="Calibri" w:cs="Calibri"/>
-          <w:b/>
-          <w:bCs/>
-          <w:sz w:val="24"/>
-          <w:szCs w:val="24"/>
+        <w:spacing w:before="300" w:after="150"/>
+        <w:rPr>
+          <w:rFonts w:ascii="Calibri" w:hAnsi="Calibri" w:cs="Calibri"/>
+        </w:rPr>
+      </w:pPr>
+      <w:r>
+        <w:rPr>
+          <w:rFonts w:ascii="Calibri" w:hAnsi="Calibri" w:cs="Calibri"/>
         </w:rPr>
         <w:t xml:space="preserve">Não consigo mover uma tarefa para "Concluído" no </w:t>
       </w:r>
@@ -7334,10 +6598,6 @@
       <w:r>
         <w:rPr>
           <w:rFonts w:ascii="Calibri" w:hAnsi="Calibri" w:cs="Calibri"/>
-          <w:b/>
-          <w:bCs/>
-          <w:sz w:val="24"/>
-          <w:szCs w:val="24"/>
         </w:rPr>
         <w:t>Kanban</w:t>
       </w:r>
@@ -7345,28 +6605,20 @@
       <w:r>
         <w:rPr>
           <w:rFonts w:ascii="Calibri" w:hAnsi="Calibri" w:cs="Calibri"/>
-          <w:b/>
-          <w:bCs/>
-          <w:sz w:val="24"/>
-          <w:szCs w:val="24"/>
         </w:rPr>
         <w:t>.</w:t>
       </w:r>
     </w:p>
     <w:p>
       <w:pPr>
-        <w:spacing w:after="160" w:line="360" w:lineRule="auto"/>
-        <w:rPr>
-          <w:rFonts w:ascii="Calibri" w:hAnsi="Calibri" w:cs="Calibri"/>
-          <w:sz w:val="24"/>
-          <w:szCs w:val="24"/>
-        </w:rPr>
-      </w:pPr>
-      <w:r>
-        <w:rPr>
-          <w:rFonts w:ascii="Calibri" w:hAnsi="Calibri" w:cs="Calibri"/>
-          <w:sz w:val="24"/>
-          <w:szCs w:val="24"/>
+        <w:spacing w:after="160"/>
+        <w:rPr>
+          <w:rFonts w:ascii="Calibri" w:hAnsi="Calibri" w:cs="Calibri"/>
+        </w:rPr>
+      </w:pPr>
+      <w:r>
+        <w:rPr>
+          <w:rFonts w:ascii="Calibri" w:hAnsi="Calibri" w:cs="Calibri"/>
         </w:rPr>
         <w:t>Só Gestores e Administradores podem concluir tarefas. Pede a alguém com esse perfil para o fazer, depois de confirmares que o trabalho está terminado.</w:t>
       </w:r>
@@ -7374,40 +6626,28 @@
     <w:p>
       <w:pPr>
         <w:pStyle w:val="Ttulo2"/>
-        <w:spacing w:before="300" w:after="150" w:line="360" w:lineRule="auto"/>
-        <w:rPr>
-          <w:rFonts w:ascii="Calibri" w:hAnsi="Calibri" w:cs="Calibri"/>
-          <w:b/>
-          <w:bCs/>
-          <w:sz w:val="24"/>
-          <w:szCs w:val="24"/>
-        </w:rPr>
-      </w:pPr>
-      <w:r>
-        <w:rPr>
-          <w:rFonts w:ascii="Calibri" w:hAnsi="Calibri" w:cs="Calibri"/>
-          <w:b/>
-          <w:bCs/>
-          <w:sz w:val="24"/>
-          <w:szCs w:val="24"/>
+        <w:spacing w:before="300" w:after="150"/>
+        <w:rPr>
+          <w:rFonts w:ascii="Calibri" w:hAnsi="Calibri" w:cs="Calibri"/>
+        </w:rPr>
+      </w:pPr>
+      <w:r>
+        <w:rPr>
+          <w:rFonts w:ascii="Calibri" w:hAnsi="Calibri" w:cs="Calibri"/>
         </w:rPr>
         <w:t>Tenho dúvidas que não estão neste manual.</w:t>
       </w:r>
     </w:p>
     <w:p>
       <w:pPr>
-        <w:spacing w:after="160" w:line="360" w:lineRule="auto"/>
-        <w:rPr>
-          <w:rFonts w:ascii="Calibri" w:hAnsi="Calibri" w:cs="Calibri"/>
-          <w:sz w:val="24"/>
-          <w:szCs w:val="24"/>
-        </w:rPr>
-      </w:pPr>
-      <w:r>
-        <w:rPr>
-          <w:rFonts w:ascii="Calibri" w:hAnsi="Calibri" w:cs="Calibri"/>
-          <w:sz w:val="24"/>
-          <w:szCs w:val="24"/>
+        <w:spacing w:after="160"/>
+        <w:rPr>
+          <w:rFonts w:ascii="Calibri" w:hAnsi="Calibri" w:cs="Calibri"/>
+        </w:rPr>
+      </w:pPr>
+      <w:r>
+        <w:rPr>
+          <w:rFonts w:ascii="Calibri" w:hAnsi="Calibri" w:cs="Calibri"/>
         </w:rPr>
         <w:t>Contacta o administrador da aplicação — este manual pode ser atualizado com novas perguntas e funcionalidades ao longo do tempo.</w:t>
       </w:r>
@@ -7425,118 +6665,118 @@
 <file path=word/numbering.xml><?xml version="1.0" encoding="utf-8"?>
 <w:numbering xmlns:wpc="http://schemas.microsoft.com/office/word/2010/wordprocessingCanvas" xmlns:cx="http://schemas.microsoft.com/office/drawing/2014/chartex" xmlns:cx1="http://schemas.microsoft.com/office/drawing/2015/9/8/chartex" xmlns:cx2="http://schemas.microsoft.com/office/drawing/2015/10/21/chartex" xmlns:cx3="http://schemas.microsoft.com/office/drawing/2016/5/9/chartex" xmlns:cx4="http://schemas.microsoft.com/office/drawing/2016/5/10/chartex" xmlns:cx5="http://schemas.microsoft.com/office/drawing/2016/5/11/chartex" xmlns:cx6="http://schemas.microsoft.com/office/drawing/2016/5/12/chartex" xmlns:cx7="http://schemas.microsoft.com/office/drawing/2016/5/13/chartex" xmlns:cx8="http://schemas.microsoft.com/office/drawing/2016/5/14/chartex" xmlns:mc="http://schemas.openxmlformats.org/markup-compatibility/2006" xmlns:aink="http://schemas.microsoft.com/office/drawing/2016/ink" xmlns:am3d="http://schemas.microsoft.com/office/drawing/2017/model3d" xmlns:o="urn:schemas-microsoft-com:office:office" xmlns:oel="http://schemas.microsoft.com/office/2019/extlst" xmlns:r="http://schemas.openxmlformats.org/officeDocument/2006/relationships" xmlns:m="http://schemas.openxmlformats.org/officeDocument/2006/math" xmlns:v="urn:schemas-microsoft-com:vml" xmlns:wp14="http://schemas.microsoft.com/office/word/2010/wordprocessingDrawing" xmlns:wp="http://schemas.openxmlformats.org/drawingml/2006/wordprocessingDrawing" xmlns:w10="urn:schemas-microsoft-com:office:word" xmlns:w="http://schemas.openxmlformats.org/wordprocessingml/2006/main" xmlns:w14="http://schemas.microsoft.com/office/word/2010/wordml" xmlns:w15="http://schemas.microsoft.com/office/word/2012/wordml" xmlns:w16cex="http://schemas.microsoft.com/office/word/2018/wordml/cex" xmlns:w16cid="http://schemas.microsoft.com/office/word/2016/wordml/cid" xmlns:w16="http://schemas.microsoft.com/office/word/2018/wordml" xmlns:w16sdtdh="http://schemas.microsoft.com/office/word/2020/wordml/sdtdatahash" xmlns:w16se="http://schemas.microsoft.com/office/word/2015/wordml/symex" xmlns:wpg="http://schemas.microsoft.com/office/word/2010/wordprocessingGroup" xmlns:wpi="http://schemas.microsoft.com/office/word/2010/wordprocessingInk" xmlns:wne="http://schemas.microsoft.com/office/word/2006/wordml" xmlns:wps="http://schemas.microsoft.com/office/word/2010/wordprocessingShape" mc:Ignorable="w14 w15 w16se w16cid w16 w16cex w16sdtdh wp14">
   <w:abstractNum w:abstractNumId="0" w15:restartNumberingAfterBreak="0">
-    <w:nsid w:val="05AE0A1E"/>
+    <w:nsid w:val="0C2F0950"/>
     <w:multiLevelType w:val="hybridMultilevel"/>
-    <w:tmpl w:val="9568328A"/>
-    <w:lvl w:ilvl="0" w:tplc="61963B58">
+    <w:tmpl w:val="DDD6DC0C"/>
+    <w:lvl w:ilvl="0" w:tplc="5E6CAB10">
       <w:start w:val="1"/>
-      <w:numFmt w:val="decimal"/>
-      <w:lvlText w:val="%1."/>
+      <w:numFmt w:val="bullet"/>
+      <w:lvlText w:val="•"/>
       <w:lvlJc w:val="left"/>
       <w:pPr>
         <w:ind w:left="420" w:hanging="260"/>
       </w:pPr>
     </w:lvl>
-    <w:lvl w:ilvl="1" w:tplc="290E639C">
+    <w:lvl w:ilvl="1" w:tplc="00C4BD8A">
       <w:numFmt w:val="decimal"/>
       <w:lvlText w:val=""/>
       <w:lvlJc w:val="left"/>
     </w:lvl>
-    <w:lvl w:ilvl="2" w:tplc="C51C5F08">
+    <w:lvl w:ilvl="2" w:tplc="D6C4CCBA">
       <w:numFmt w:val="decimal"/>
       <w:lvlText w:val=""/>
       <w:lvlJc w:val="left"/>
     </w:lvl>
-    <w:lvl w:ilvl="3" w:tplc="105E2C0C">
+    <w:lvl w:ilvl="3" w:tplc="7DFA4DBA">
       <w:numFmt w:val="decimal"/>
       <w:lvlText w:val=""/>
       <w:lvlJc w:val="left"/>
     </w:lvl>
-    <w:lvl w:ilvl="4" w:tplc="2C82EFA4">
+    <w:lvl w:ilvl="4" w:tplc="268C3212">
       <w:numFmt w:val="decimal"/>
       <w:lvlText w:val=""/>
       <w:lvlJc w:val="left"/>
     </w:lvl>
-    <w:lvl w:ilvl="5" w:tplc="E7D4668A">
+    <w:lvl w:ilvl="5" w:tplc="2B4C7014">
       <w:numFmt w:val="decimal"/>
       <w:lvlText w:val=""/>
       <w:lvlJc w:val="left"/>
     </w:lvl>
-    <w:lvl w:ilvl="6" w:tplc="3EFEF0D6">
+    <w:lvl w:ilvl="6" w:tplc="4EEE8212">
       <w:numFmt w:val="decimal"/>
       <w:lvlText w:val=""/>
       <w:lvlJc w:val="left"/>
     </w:lvl>
-    <w:lvl w:ilvl="7" w:tplc="08BA37DC">
+    <w:lvl w:ilvl="7" w:tplc="83B8C462">
       <w:numFmt w:val="decimal"/>
       <w:lvlText w:val=""/>
       <w:lvlJc w:val="left"/>
     </w:lvl>
-    <w:lvl w:ilvl="8" w:tplc="4D286DD4">
+    <w:lvl w:ilvl="8" w:tplc="5DA4E448">
       <w:numFmt w:val="decimal"/>
       <w:lvlText w:val=""/>
       <w:lvlJc w:val="left"/>
     </w:lvl>
   </w:abstractNum>
   <w:abstractNum w:abstractNumId="1" w15:restartNumberingAfterBreak="0">
-    <w:nsid w:val="14855F62"/>
+    <w:nsid w:val="22E71F2B"/>
     <w:multiLevelType w:val="hybridMultilevel"/>
-    <w:tmpl w:val="ECDA22A0"/>
-    <w:lvl w:ilvl="0" w:tplc="B4603C90">
+    <w:tmpl w:val="D01A3076"/>
+    <w:lvl w:ilvl="0" w:tplc="9330234C">
       <w:start w:val="1"/>
-      <w:numFmt w:val="bullet"/>
-      <w:lvlText w:val="•"/>
+      <w:numFmt w:val="decimal"/>
+      <w:lvlText w:val="%1."/>
       <w:lvlJc w:val="left"/>
       <w:pPr>
         <w:ind w:left="420" w:hanging="260"/>
       </w:pPr>
     </w:lvl>
-    <w:lvl w:ilvl="1" w:tplc="DE586B7E">
+    <w:lvl w:ilvl="1" w:tplc="8A961E5E">
       <w:numFmt w:val="decimal"/>
       <w:lvlText w:val=""/>
       <w:lvlJc w:val="left"/>
     </w:lvl>
-    <w:lvl w:ilvl="2" w:tplc="1B804F00">
+    <w:lvl w:ilvl="2" w:tplc="4DDE8BC2">
       <w:numFmt w:val="decimal"/>
       <w:lvlText w:val=""/>
       <w:lvlJc w:val="left"/>
     </w:lvl>
-    <w:lvl w:ilvl="3" w:tplc="11CC08EA">
+    <w:lvl w:ilvl="3" w:tplc="1876B4BA">
       <w:numFmt w:val="decimal"/>
       <w:lvlText w:val=""/>
       <w:lvlJc w:val="left"/>
     </w:lvl>
-    <w:lvl w:ilvl="4" w:tplc="3F38B07A">
+    <w:lvl w:ilvl="4" w:tplc="C4603AB8">
       <w:numFmt w:val="decimal"/>
       <w:lvlText w:val=""/>
       <w:lvlJc w:val="left"/>
     </w:lvl>
-    <w:lvl w:ilvl="5" w:tplc="B842353C">
+    <w:lvl w:ilvl="5" w:tplc="2BA4A18C">
       <w:numFmt w:val="decimal"/>
       <w:lvlText w:val=""/>
       <w:lvlJc w:val="left"/>
     </w:lvl>
-    <w:lvl w:ilvl="6" w:tplc="BF56D524">
+    <w:lvl w:ilvl="6" w:tplc="06683B58">
       <w:numFmt w:val="decimal"/>
       <w:lvlText w:val=""/>
       <w:lvlJc w:val="left"/>
     </w:lvl>
-    <w:lvl w:ilvl="7" w:tplc="625AAEBA">
+    <w:lvl w:ilvl="7" w:tplc="FD228B98">
       <w:numFmt w:val="decimal"/>
       <w:lvlText w:val=""/>
       <w:lvlJc w:val="left"/>
     </w:lvl>
-    <w:lvl w:ilvl="8" w:tplc="C5E2E944">
+    <w:lvl w:ilvl="8" w:tplc="CB66C396">
       <w:numFmt w:val="decimal"/>
       <w:lvlText w:val=""/>
       <w:lvlJc w:val="left"/>
     </w:lvl>
   </w:abstractNum>
   <w:abstractNum w:abstractNumId="2" w15:restartNumberingAfterBreak="0">
-    <w:nsid w:val="3B5A36A3"/>
+    <w:nsid w:val="37335E7D"/>
     <w:multiLevelType w:val="hybridMultilevel"/>
-    <w:tmpl w:val="AC04BF90"/>
-    <w:lvl w:ilvl="0" w:tplc="8E56DF86">
+    <w:tmpl w:val="7A14DE3C"/>
+    <w:lvl w:ilvl="0" w:tplc="56E03BE8">
       <w:start w:val="1"/>
       <w:numFmt w:val="bullet"/>
       <w:lvlText w:val="●"/>
@@ -7545,7 +6785,7 @@
         <w:ind w:left="720" w:hanging="360"/>
       </w:pPr>
     </w:lvl>
-    <w:lvl w:ilvl="1" w:tplc="9720296C">
+    <w:lvl w:ilvl="1" w:tplc="90FECD06">
       <w:start w:val="1"/>
       <w:numFmt w:val="bullet"/>
       <w:lvlText w:val="○"/>
@@ -7554,7 +6794,7 @@
         <w:ind w:left="1440" w:hanging="360"/>
       </w:pPr>
     </w:lvl>
-    <w:lvl w:ilvl="2" w:tplc="A022E82C">
+    <w:lvl w:ilvl="2" w:tplc="F244E526">
       <w:start w:val="1"/>
       <w:numFmt w:val="bullet"/>
       <w:lvlText w:val="■"/>
@@ -7563,7 +6803,7 @@
         <w:ind w:left="2160" w:hanging="360"/>
       </w:pPr>
     </w:lvl>
-    <w:lvl w:ilvl="3" w:tplc="924ACECA">
+    <w:lvl w:ilvl="3" w:tplc="A72CAFD6">
       <w:start w:val="1"/>
       <w:numFmt w:val="bullet"/>
       <w:lvlText w:val="●"/>
@@ -7572,7 +6812,7 @@
         <w:ind w:left="2880" w:hanging="360"/>
       </w:pPr>
     </w:lvl>
-    <w:lvl w:ilvl="4" w:tplc="BE5A2DD6">
+    <w:lvl w:ilvl="4" w:tplc="2814EB68">
       <w:start w:val="1"/>
       <w:numFmt w:val="bullet"/>
       <w:lvlText w:val="○"/>
@@ -7581,7 +6821,7 @@
         <w:ind w:left="3600" w:hanging="360"/>
       </w:pPr>
     </w:lvl>
-    <w:lvl w:ilvl="5" w:tplc="BC7A1F38">
+    <w:lvl w:ilvl="5" w:tplc="9EE8AA36">
       <w:start w:val="1"/>
       <w:numFmt w:val="bullet"/>
       <w:lvlText w:val="■"/>
@@ -7590,7 +6830,7 @@
         <w:ind w:left="4320" w:hanging="360"/>
       </w:pPr>
     </w:lvl>
-    <w:lvl w:ilvl="6" w:tplc="15D26D6C">
+    <w:lvl w:ilvl="6" w:tplc="61D826B2">
       <w:start w:val="1"/>
       <w:numFmt w:val="bullet"/>
       <w:lvlText w:val="●"/>
@@ -7599,7 +6839,7 @@
         <w:ind w:left="5040" w:hanging="360"/>
       </w:pPr>
     </w:lvl>
-    <w:lvl w:ilvl="7" w:tplc="3A2E431C">
+    <w:lvl w:ilvl="7" w:tplc="E3667E9E">
       <w:start w:val="1"/>
       <w:numFmt w:val="bullet"/>
       <w:lvlText w:val="●"/>
@@ -7608,7 +6848,7 @@
         <w:ind w:left="5760" w:hanging="360"/>
       </w:pPr>
     </w:lvl>
-    <w:lvl w:ilvl="8" w:tplc="DB0C0456">
+    <w:lvl w:ilvl="8" w:tplc="E272F51C">
       <w:start w:val="1"/>
       <w:numFmt w:val="bullet"/>
       <w:lvlText w:val="●"/>
@@ -7618,20 +6858,20 @@
       </w:pPr>
     </w:lvl>
   </w:abstractNum>
-  <w:num w:numId="1" w16cid:durableId="348601274">
+  <w:num w:numId="1" w16cid:durableId="1600791327">
     <w:abstractNumId w:val="2"/>
     <w:lvlOverride w:ilvl="0">
       <w:startOverride w:val="1"/>
     </w:lvlOverride>
   </w:num>
-  <w:num w:numId="2" w16cid:durableId="1094400940">
-    <w:abstractNumId w:val="1"/>
+  <w:num w:numId="2" w16cid:durableId="1105540660">
+    <w:abstractNumId w:val="0"/>
     <w:lvlOverride w:ilvl="0">
       <w:startOverride w:val="1"/>
     </w:lvlOverride>
   </w:num>
-  <w:num w:numId="3" w16cid:durableId="196629580">
-    <w:abstractNumId w:val="0"/>
+  <w:num w:numId="3" w16cid:durableId="1895852389">
+    <w:abstractNumId w:val="1"/>
     <w:lvlOverride w:ilvl="0">
       <w:startOverride w:val="1"/>
     </w:lvlOverride>
